--- a/Recommendation for ThemeForest.docx
+++ b/Recommendation for ThemeForest.docx
@@ -25771,6 +25771,7136 @@
         <w:t> most critically — buyers expect to see all components demonstrated before purchasing on ThemeForest.</w:t>
       </w:r>
     </w:p>
+    <w:p>
+      <w:pPr>
+        <w:shd w:val="clear" w:color="auto" w:fill="FFFFFF"/>
+        <w:spacing w:before="100" w:beforeAutospacing="1" w:after="192" w:line="384" w:lineRule="atLeast"/>
+        <w:outlineLvl w:val="1"/>
+        <w:rPr>
+          <w:rFonts w:ascii="Segoe UI" w:eastAsia="Times New Roman" w:hAnsi="Segoe UI" w:cs="Segoe UI"/>
+          <w:b/>
+          <w:bCs/>
+          <w:color w:val="0F1115"/>
+          <w:sz w:val="26"/>
+          <w:szCs w:val="26"/>
+        </w:rPr>
+      </w:pPr>
+      <w:r>
+        <w:rPr>
+          <w:rFonts w:ascii="Segoe UI" w:eastAsia="Times New Roman" w:hAnsi="Segoe UI" w:cs="Segoe UI"/>
+          <w:b/>
+          <w:bCs/>
+          <w:color w:val="0F1115"/>
+          <w:sz w:val="26"/>
+          <w:szCs w:val="26"/>
+        </w:rPr>
+        <w:t>You're Almost There! Smart Focus Strategy for a First-Time Creator</w:t>
+      </w:r>
+    </w:p>
+    <w:p>
+      <w:pPr>
+        <w:shd w:val="clear" w:color="auto" w:fill="FFFFFF"/>
+        <w:spacing w:before="192" w:after="192" w:line="336" w:lineRule="atLeast"/>
+        <w:rPr>
+          <w:rFonts w:ascii="Segoe UI" w:eastAsia="Times New Roman" w:hAnsi="Segoe UI" w:cs="Segoe UI"/>
+          <w:color w:val="0F1115"/>
+          <w:sz w:val="19"/>
+          <w:szCs w:val="19"/>
+        </w:rPr>
+      </w:pPr>
+      <w:r>
+        <w:rPr>
+          <w:rFonts w:ascii="Segoe UI" w:eastAsia="Times New Roman" w:hAnsi="Segoe UI" w:cs="Segoe UI"/>
+          <w:color w:val="0F1115"/>
+          <w:sz w:val="19"/>
+          <w:szCs w:val="19"/>
+        </w:rPr>
+        <w:t>First, </w:t>
+      </w:r>
+      <w:r>
+        <w:rPr>
+          <w:rFonts w:ascii="Segoe UI" w:eastAsia="Times New Roman" w:hAnsi="Segoe UI" w:cs="Segoe UI"/>
+          <w:b/>
+          <w:bCs/>
+          <w:color w:val="0F1115"/>
+          <w:sz w:val="19"/>
+        </w:rPr>
+        <w:t>congratulations!</w:t>
+      </w:r>
+      <w:r>
+        <w:rPr>
+          <w:rFonts w:ascii="Segoe UI" w:eastAsia="Times New Roman" w:hAnsi="Segoe UI" w:cs="Segoe UI"/>
+          <w:color w:val="0F1115"/>
+          <w:sz w:val="19"/>
+          <w:szCs w:val="19"/>
+        </w:rPr>
+        <w:t> Creating 100+ pages as a new designer with no product experience is genuinely impressive. Most people never finish. You're already ahead of 90% of beginners.</w:t>
+      </w:r>
+    </w:p>
+    <w:p>
+      <w:pPr>
+        <w:shd w:val="clear" w:color="auto" w:fill="FFFFFF"/>
+        <w:spacing w:before="384" w:after="384" w:line="336" w:lineRule="atLeast"/>
+        <w:rPr>
+          <w:rFonts w:ascii="Segoe UI" w:eastAsia="Times New Roman" w:hAnsi="Segoe UI" w:cs="Segoe UI"/>
+          <w:color w:val="0F1115"/>
+          <w:sz w:val="19"/>
+          <w:szCs w:val="19"/>
+        </w:rPr>
+      </w:pPr>
+      <w:r>
+        <w:rPr>
+          <w:rFonts w:ascii="Segoe UI" w:eastAsia="Times New Roman" w:hAnsi="Segoe UI" w:cs="Segoe UI"/>
+          <w:color w:val="0F1115"/>
+          <w:sz w:val="19"/>
+          <w:szCs w:val="19"/>
+        </w:rPr>
+        <w:pict>
+          <v:rect id="_x0000_i1044" style="width:0;height:.6pt" o:hralign="center" o:hrstd="t" o:hr="t" fillcolor="#a0a0a0" stroked="f"/>
+        </w:pict>
+      </w:r>
+    </w:p>
+    <w:p>
+      <w:pPr>
+        <w:shd w:val="clear" w:color="auto" w:fill="FFFFFF"/>
+        <w:spacing w:before="384" w:after="192" w:line="384" w:lineRule="atLeast"/>
+        <w:outlineLvl w:val="1"/>
+        <w:rPr>
+          <w:rFonts w:ascii="Segoe UI" w:eastAsia="Times New Roman" w:hAnsi="Segoe UI" w:cs="Segoe UI"/>
+          <w:b/>
+          <w:bCs/>
+          <w:color w:val="0F1115"/>
+          <w:sz w:val="26"/>
+          <w:szCs w:val="26"/>
+        </w:rPr>
+      </w:pPr>
+      <w:r>
+        <w:rPr>
+          <w:rFonts w:ascii="Segoe UI" w:eastAsia="Times New Roman" w:hAnsi="Segoe UI" w:cs="Segoe UI"/>
+          <w:b/>
+          <w:bCs/>
+          <w:color w:val="0F1115"/>
+          <w:sz w:val="26"/>
+          <w:szCs w:val="26"/>
+        </w:rPr>
+        <w:t>🚨 The Hard Truth (Be Honest With Yourself)</w:t>
+      </w:r>
+    </w:p>
+    <w:p>
+      <w:pPr>
+        <w:shd w:val="clear" w:color="auto" w:fill="FFFFFF"/>
+        <w:spacing w:before="192" w:after="192" w:line="336" w:lineRule="atLeast"/>
+        <w:rPr>
+          <w:rFonts w:ascii="Segoe UI" w:eastAsia="Times New Roman" w:hAnsi="Segoe UI" w:cs="Segoe UI"/>
+          <w:color w:val="0F1115"/>
+          <w:sz w:val="19"/>
+          <w:szCs w:val="19"/>
+        </w:rPr>
+      </w:pPr>
+      <w:r>
+        <w:rPr>
+          <w:rFonts w:ascii="Segoe UI" w:eastAsia="Times New Roman" w:hAnsi="Segoe UI" w:cs="Segoe UI"/>
+          <w:color w:val="0F1115"/>
+          <w:sz w:val="19"/>
+          <w:szCs w:val="19"/>
+        </w:rPr>
+        <w:lastRenderedPageBreak/>
+        <w:t>Ask yourself these questions honestly:</w:t>
+      </w:r>
+    </w:p>
+    <w:tbl>
+      <w:tblPr>
+        <w:tblW w:w="9024" w:type="dxa"/>
+        <w:tblCellMar>
+          <w:top w:w="15" w:type="dxa"/>
+          <w:left w:w="15" w:type="dxa"/>
+          <w:bottom w:w="15" w:type="dxa"/>
+          <w:right w:w="15" w:type="dxa"/>
+        </w:tblCellMar>
+        <w:tblLook w:val="04A0"/>
+      </w:tblPr>
+      <w:tblGrid>
+        <w:gridCol w:w="6472"/>
+        <w:gridCol w:w="1000"/>
+        <w:gridCol w:w="1552"/>
+      </w:tblGrid>
+      <w:tr>
+        <w:trPr>
+          <w:tblHeader/>
+        </w:trPr>
+        <w:tc>
+          <w:tcPr>
+            <w:tcW w:w="0" w:type="auto"/>
+            <w:tcBorders>
+              <w:top w:val="nil"/>
+            </w:tcBorders>
+            <w:tcMar>
+              <w:top w:w="120" w:type="dxa"/>
+              <w:left w:w="0" w:type="dxa"/>
+              <w:bottom w:w="120" w:type="dxa"/>
+              <w:right w:w="192" w:type="dxa"/>
+            </w:tcMar>
+            <w:vAlign w:val="center"/>
+            <w:hideMark/>
+          </w:tcPr>
+          <w:p>
+            <w:pPr>
+              <w:spacing w:after="0" w:line="300" w:lineRule="atLeast"/>
+              <w:rPr>
+                <w:rFonts w:ascii="Segoe UI" w:eastAsia="Times New Roman" w:hAnsi="Segoe UI" w:cs="Segoe UI"/>
+                <w:sz w:val="18"/>
+                <w:szCs w:val="18"/>
+              </w:rPr>
+            </w:pPr>
+            <w:r>
+              <w:rPr>
+                <w:rFonts w:ascii="Segoe UI" w:eastAsia="Times New Roman" w:hAnsi="Segoe UI" w:cs="Segoe UI"/>
+                <w:sz w:val="18"/>
+                <w:szCs w:val="18"/>
+              </w:rPr>
+              <w:t>Question</w:t>
+            </w:r>
+          </w:p>
+        </w:tc>
+        <w:tc>
+          <w:tcPr>
+            <w:tcW w:w="0" w:type="auto"/>
+            <w:tcBorders>
+              <w:top w:val="nil"/>
+            </w:tcBorders>
+            <w:tcMar>
+              <w:top w:w="120" w:type="dxa"/>
+              <w:left w:w="192" w:type="dxa"/>
+              <w:bottom w:w="120" w:type="dxa"/>
+              <w:right w:w="192" w:type="dxa"/>
+            </w:tcMar>
+            <w:vAlign w:val="center"/>
+            <w:hideMark/>
+          </w:tcPr>
+          <w:p>
+            <w:pPr>
+              <w:spacing w:after="0" w:line="300" w:lineRule="atLeast"/>
+              <w:rPr>
+                <w:rFonts w:ascii="Segoe UI" w:eastAsia="Times New Roman" w:hAnsi="Segoe UI" w:cs="Segoe UI"/>
+                <w:sz w:val="18"/>
+                <w:szCs w:val="18"/>
+              </w:rPr>
+            </w:pPr>
+            <w:r>
+              <w:rPr>
+                <w:rFonts w:ascii="Segoe UI" w:eastAsia="Times New Roman" w:hAnsi="Segoe UI" w:cs="Segoe UI"/>
+                <w:sz w:val="18"/>
+                <w:szCs w:val="18"/>
+              </w:rPr>
+              <w:t>If YES</w:t>
+            </w:r>
+          </w:p>
+        </w:tc>
+        <w:tc>
+          <w:tcPr>
+            <w:tcW w:w="0" w:type="auto"/>
+            <w:tcBorders>
+              <w:top w:val="nil"/>
+            </w:tcBorders>
+            <w:tcMar>
+              <w:top w:w="120" w:type="dxa"/>
+              <w:left w:w="0" w:type="dxa"/>
+              <w:bottom w:w="120" w:type="dxa"/>
+            </w:tcMar>
+            <w:vAlign w:val="center"/>
+            <w:hideMark/>
+          </w:tcPr>
+          <w:p>
+            <w:pPr>
+              <w:spacing w:after="0" w:line="300" w:lineRule="atLeast"/>
+              <w:rPr>
+                <w:rFonts w:ascii="Segoe UI" w:eastAsia="Times New Roman" w:hAnsi="Segoe UI" w:cs="Segoe UI"/>
+                <w:sz w:val="18"/>
+                <w:szCs w:val="18"/>
+              </w:rPr>
+            </w:pPr>
+            <w:r>
+              <w:rPr>
+                <w:rFonts w:ascii="Segoe UI" w:eastAsia="Times New Roman" w:hAnsi="Segoe UI" w:cs="Segoe UI"/>
+                <w:sz w:val="18"/>
+                <w:szCs w:val="18"/>
+              </w:rPr>
+              <w:t>If NO</w:t>
+            </w:r>
+          </w:p>
+        </w:tc>
+      </w:tr>
+      <w:tr>
+        <w:tc>
+          <w:tcPr>
+            <w:tcW w:w="0" w:type="auto"/>
+            <w:tcMar>
+              <w:top w:w="120" w:type="dxa"/>
+              <w:left w:w="0" w:type="dxa"/>
+              <w:bottom w:w="120" w:type="dxa"/>
+              <w:right w:w="192" w:type="dxa"/>
+            </w:tcMar>
+            <w:vAlign w:val="center"/>
+            <w:hideMark/>
+          </w:tcPr>
+          <w:p>
+            <w:pPr>
+              <w:spacing w:after="0" w:line="300" w:lineRule="atLeast"/>
+              <w:rPr>
+                <w:rFonts w:ascii="Segoe UI" w:eastAsia="Times New Roman" w:hAnsi="Segoe UI" w:cs="Segoe UI"/>
+                <w:sz w:val="18"/>
+                <w:szCs w:val="18"/>
+              </w:rPr>
+            </w:pPr>
+            <w:r>
+              <w:rPr>
+                <w:rFonts w:ascii="Segoe UI" w:eastAsia="Times New Roman" w:hAnsi="Segoe UI" w:cs="Segoe UI"/>
+                <w:sz w:val="18"/>
+                <w:szCs w:val="18"/>
+              </w:rPr>
+              <w:t>Are your 100+ pages fully responsive on mobile?</w:t>
+            </w:r>
+          </w:p>
+        </w:tc>
+        <w:tc>
+          <w:tcPr>
+            <w:tcW w:w="0" w:type="auto"/>
+            <w:tcMar>
+              <w:top w:w="120" w:type="dxa"/>
+              <w:left w:w="192" w:type="dxa"/>
+              <w:bottom w:w="120" w:type="dxa"/>
+              <w:right w:w="192" w:type="dxa"/>
+            </w:tcMar>
+            <w:vAlign w:val="center"/>
+            <w:hideMark/>
+          </w:tcPr>
+          <w:p>
+            <w:pPr>
+              <w:spacing w:after="0" w:line="300" w:lineRule="atLeast"/>
+              <w:rPr>
+                <w:rFonts w:ascii="Segoe UI" w:eastAsia="Times New Roman" w:hAnsi="Segoe UI" w:cs="Segoe UI"/>
+                <w:sz w:val="18"/>
+                <w:szCs w:val="18"/>
+              </w:rPr>
+            </w:pPr>
+            <w:r>
+              <w:rPr>
+                <w:rFonts w:ascii="Segoe UI" w:eastAsia="Times New Roman" w:hAnsi="Segoe UI" w:cs="Segoe UI"/>
+                <w:sz w:val="18"/>
+                <w:szCs w:val="18"/>
+              </w:rPr>
+              <w:t>✅ Good</w:t>
+            </w:r>
+          </w:p>
+        </w:tc>
+        <w:tc>
+          <w:tcPr>
+            <w:tcW w:w="0" w:type="auto"/>
+            <w:tcMar>
+              <w:top w:w="120" w:type="dxa"/>
+              <w:left w:w="192" w:type="dxa"/>
+              <w:bottom w:w="120" w:type="dxa"/>
+              <w:right w:w="0" w:type="dxa"/>
+            </w:tcMar>
+            <w:vAlign w:val="center"/>
+            <w:hideMark/>
+          </w:tcPr>
+          <w:p>
+            <w:pPr>
+              <w:spacing w:after="0" w:line="300" w:lineRule="atLeast"/>
+              <w:rPr>
+                <w:rFonts w:ascii="Segoe UI" w:eastAsia="Times New Roman" w:hAnsi="Segoe UI" w:cs="Segoe UI"/>
+                <w:sz w:val="18"/>
+                <w:szCs w:val="18"/>
+              </w:rPr>
+            </w:pPr>
+            <w:r>
+              <w:rPr>
+                <w:rFonts w:ascii="Segoe UI" w:eastAsia="Times New Roman" w:hAnsi="Segoe UI" w:cs="Segoe UI"/>
+                <w:sz w:val="18"/>
+                <w:szCs w:val="18"/>
+              </w:rPr>
+              <w:t>⚠️ </w:t>
+            </w:r>
+            <w:r>
+              <w:rPr>
+                <w:rFonts w:ascii="Segoe UI" w:eastAsia="Times New Roman" w:hAnsi="Segoe UI" w:cs="Segoe UI"/>
+                <w:b/>
+                <w:bCs/>
+                <w:sz w:val="18"/>
+              </w:rPr>
+              <w:t>Priority #1</w:t>
+            </w:r>
+          </w:p>
+        </w:tc>
+      </w:tr>
+      <w:tr>
+        <w:tc>
+          <w:tcPr>
+            <w:tcW w:w="0" w:type="auto"/>
+            <w:tcMar>
+              <w:top w:w="120" w:type="dxa"/>
+              <w:left w:w="0" w:type="dxa"/>
+              <w:bottom w:w="120" w:type="dxa"/>
+              <w:right w:w="192" w:type="dxa"/>
+            </w:tcMar>
+            <w:vAlign w:val="center"/>
+            <w:hideMark/>
+          </w:tcPr>
+          <w:p>
+            <w:pPr>
+              <w:spacing w:after="0" w:line="300" w:lineRule="atLeast"/>
+              <w:rPr>
+                <w:rFonts w:ascii="Segoe UI" w:eastAsia="Times New Roman" w:hAnsi="Segoe UI" w:cs="Segoe UI"/>
+                <w:sz w:val="18"/>
+                <w:szCs w:val="18"/>
+              </w:rPr>
+            </w:pPr>
+            <w:r>
+              <w:rPr>
+                <w:rFonts w:ascii="Segoe UI" w:eastAsia="Times New Roman" w:hAnsi="Segoe UI" w:cs="Segoe UI"/>
+                <w:sz w:val="18"/>
+                <w:szCs w:val="18"/>
+              </w:rPr>
+              <w:t>Do you have a complete UI components showcase (buttons, cards, modals, forms)?</w:t>
+            </w:r>
+          </w:p>
+        </w:tc>
+        <w:tc>
+          <w:tcPr>
+            <w:tcW w:w="0" w:type="auto"/>
+            <w:tcMar>
+              <w:top w:w="120" w:type="dxa"/>
+              <w:left w:w="192" w:type="dxa"/>
+              <w:bottom w:w="120" w:type="dxa"/>
+              <w:right w:w="192" w:type="dxa"/>
+            </w:tcMar>
+            <w:vAlign w:val="center"/>
+            <w:hideMark/>
+          </w:tcPr>
+          <w:p>
+            <w:pPr>
+              <w:spacing w:after="0" w:line="300" w:lineRule="atLeast"/>
+              <w:rPr>
+                <w:rFonts w:ascii="Segoe UI" w:eastAsia="Times New Roman" w:hAnsi="Segoe UI" w:cs="Segoe UI"/>
+                <w:sz w:val="18"/>
+                <w:szCs w:val="18"/>
+              </w:rPr>
+            </w:pPr>
+            <w:r>
+              <w:rPr>
+                <w:rFonts w:ascii="Segoe UI" w:eastAsia="Times New Roman" w:hAnsi="Segoe UI" w:cs="Segoe UI"/>
+                <w:sz w:val="18"/>
+                <w:szCs w:val="18"/>
+              </w:rPr>
+              <w:t>✅ Good</w:t>
+            </w:r>
+          </w:p>
+        </w:tc>
+        <w:tc>
+          <w:tcPr>
+            <w:tcW w:w="0" w:type="auto"/>
+            <w:tcMar>
+              <w:top w:w="120" w:type="dxa"/>
+              <w:left w:w="192" w:type="dxa"/>
+              <w:bottom w:w="120" w:type="dxa"/>
+              <w:right w:w="0" w:type="dxa"/>
+            </w:tcMar>
+            <w:vAlign w:val="center"/>
+            <w:hideMark/>
+          </w:tcPr>
+          <w:p>
+            <w:pPr>
+              <w:spacing w:after="0" w:line="300" w:lineRule="atLeast"/>
+              <w:rPr>
+                <w:rFonts w:ascii="Segoe UI" w:eastAsia="Times New Roman" w:hAnsi="Segoe UI" w:cs="Segoe UI"/>
+                <w:sz w:val="18"/>
+                <w:szCs w:val="18"/>
+              </w:rPr>
+            </w:pPr>
+            <w:r>
+              <w:rPr>
+                <w:rFonts w:ascii="Segoe UI" w:eastAsia="Times New Roman" w:hAnsi="Segoe UI" w:cs="Segoe UI"/>
+                <w:sz w:val="18"/>
+                <w:szCs w:val="18"/>
+              </w:rPr>
+              <w:t>⚠️ </w:t>
+            </w:r>
+            <w:r>
+              <w:rPr>
+                <w:rFonts w:ascii="Segoe UI" w:eastAsia="Times New Roman" w:hAnsi="Segoe UI" w:cs="Segoe UI"/>
+                <w:b/>
+                <w:bCs/>
+                <w:sz w:val="18"/>
+              </w:rPr>
+              <w:t>Critical gap</w:t>
+            </w:r>
+          </w:p>
+        </w:tc>
+      </w:tr>
+      <w:tr>
+        <w:tc>
+          <w:tcPr>
+            <w:tcW w:w="0" w:type="auto"/>
+            <w:tcMar>
+              <w:top w:w="120" w:type="dxa"/>
+              <w:left w:w="0" w:type="dxa"/>
+              <w:bottom w:w="120" w:type="dxa"/>
+              <w:right w:w="192" w:type="dxa"/>
+            </w:tcMar>
+            <w:vAlign w:val="center"/>
+            <w:hideMark/>
+          </w:tcPr>
+          <w:p>
+            <w:pPr>
+              <w:spacing w:after="0" w:line="300" w:lineRule="atLeast"/>
+              <w:rPr>
+                <w:rFonts w:ascii="Segoe UI" w:eastAsia="Times New Roman" w:hAnsi="Segoe UI" w:cs="Segoe UI"/>
+                <w:sz w:val="18"/>
+                <w:szCs w:val="18"/>
+              </w:rPr>
+            </w:pPr>
+            <w:r>
+              <w:rPr>
+                <w:rFonts w:ascii="Segoe UI" w:eastAsia="Times New Roman" w:hAnsi="Segoe UI" w:cs="Segoe UI"/>
+                <w:sz w:val="18"/>
+                <w:szCs w:val="18"/>
+              </w:rPr>
+              <w:t>Is your theme system working perfectly across ALL pages?</w:t>
+            </w:r>
+          </w:p>
+        </w:tc>
+        <w:tc>
+          <w:tcPr>
+            <w:tcW w:w="0" w:type="auto"/>
+            <w:tcMar>
+              <w:top w:w="120" w:type="dxa"/>
+              <w:left w:w="192" w:type="dxa"/>
+              <w:bottom w:w="120" w:type="dxa"/>
+              <w:right w:w="192" w:type="dxa"/>
+            </w:tcMar>
+            <w:vAlign w:val="center"/>
+            <w:hideMark/>
+          </w:tcPr>
+          <w:p>
+            <w:pPr>
+              <w:spacing w:after="0" w:line="300" w:lineRule="atLeast"/>
+              <w:rPr>
+                <w:rFonts w:ascii="Segoe UI" w:eastAsia="Times New Roman" w:hAnsi="Segoe UI" w:cs="Segoe UI"/>
+                <w:sz w:val="18"/>
+                <w:szCs w:val="18"/>
+              </w:rPr>
+            </w:pPr>
+            <w:r>
+              <w:rPr>
+                <w:rFonts w:ascii="Segoe UI" w:eastAsia="Times New Roman" w:hAnsi="Segoe UI" w:cs="Segoe UI"/>
+                <w:sz w:val="18"/>
+                <w:szCs w:val="18"/>
+              </w:rPr>
+              <w:t>✅ Good</w:t>
+            </w:r>
+          </w:p>
+        </w:tc>
+        <w:tc>
+          <w:tcPr>
+            <w:tcW w:w="0" w:type="auto"/>
+            <w:tcMar>
+              <w:top w:w="120" w:type="dxa"/>
+              <w:left w:w="192" w:type="dxa"/>
+              <w:bottom w:w="120" w:type="dxa"/>
+              <w:right w:w="0" w:type="dxa"/>
+            </w:tcMar>
+            <w:vAlign w:val="center"/>
+            <w:hideMark/>
+          </w:tcPr>
+          <w:p>
+            <w:pPr>
+              <w:spacing w:after="0" w:line="300" w:lineRule="atLeast"/>
+              <w:rPr>
+                <w:rFonts w:ascii="Segoe UI" w:eastAsia="Times New Roman" w:hAnsi="Segoe UI" w:cs="Segoe UI"/>
+                <w:sz w:val="18"/>
+                <w:szCs w:val="18"/>
+              </w:rPr>
+            </w:pPr>
+            <w:r>
+              <w:rPr>
+                <w:rFonts w:ascii="Segoe UI" w:eastAsia="Times New Roman" w:hAnsi="Segoe UI" w:cs="Segoe UI"/>
+                <w:sz w:val="18"/>
+                <w:szCs w:val="18"/>
+              </w:rPr>
+              <w:t>⚠️ Fix first</w:t>
+            </w:r>
+          </w:p>
+        </w:tc>
+      </w:tr>
+      <w:tr>
+        <w:tc>
+          <w:tcPr>
+            <w:tcW w:w="0" w:type="auto"/>
+            <w:tcMar>
+              <w:top w:w="120" w:type="dxa"/>
+              <w:left w:w="0" w:type="dxa"/>
+              <w:bottom w:w="120" w:type="dxa"/>
+              <w:right w:w="192" w:type="dxa"/>
+            </w:tcMar>
+            <w:vAlign w:val="center"/>
+            <w:hideMark/>
+          </w:tcPr>
+          <w:p>
+            <w:pPr>
+              <w:spacing w:after="0" w:line="300" w:lineRule="atLeast"/>
+              <w:rPr>
+                <w:rFonts w:ascii="Segoe UI" w:eastAsia="Times New Roman" w:hAnsi="Segoe UI" w:cs="Segoe UI"/>
+                <w:sz w:val="18"/>
+                <w:szCs w:val="18"/>
+              </w:rPr>
+            </w:pPr>
+            <w:r>
+              <w:rPr>
+                <w:rFonts w:ascii="Segoe UI" w:eastAsia="Times New Roman" w:hAnsi="Segoe UI" w:cs="Segoe UI"/>
+                <w:sz w:val="18"/>
+                <w:szCs w:val="18"/>
+              </w:rPr>
+              <w:t>Have you tested on Chrome, Firefox, Safari?</w:t>
+            </w:r>
+          </w:p>
+        </w:tc>
+        <w:tc>
+          <w:tcPr>
+            <w:tcW w:w="0" w:type="auto"/>
+            <w:tcMar>
+              <w:top w:w="120" w:type="dxa"/>
+              <w:left w:w="192" w:type="dxa"/>
+              <w:bottom w:w="120" w:type="dxa"/>
+              <w:right w:w="192" w:type="dxa"/>
+            </w:tcMar>
+            <w:vAlign w:val="center"/>
+            <w:hideMark/>
+          </w:tcPr>
+          <w:p>
+            <w:pPr>
+              <w:spacing w:after="0" w:line="300" w:lineRule="atLeast"/>
+              <w:rPr>
+                <w:rFonts w:ascii="Segoe UI" w:eastAsia="Times New Roman" w:hAnsi="Segoe UI" w:cs="Segoe UI"/>
+                <w:sz w:val="18"/>
+                <w:szCs w:val="18"/>
+              </w:rPr>
+            </w:pPr>
+            <w:r>
+              <w:rPr>
+                <w:rFonts w:ascii="Segoe UI" w:eastAsia="Times New Roman" w:hAnsi="Segoe UI" w:cs="Segoe UI"/>
+                <w:sz w:val="18"/>
+                <w:szCs w:val="18"/>
+              </w:rPr>
+              <w:t>✅ Good</w:t>
+            </w:r>
+          </w:p>
+        </w:tc>
+        <w:tc>
+          <w:tcPr>
+            <w:tcW w:w="0" w:type="auto"/>
+            <w:tcMar>
+              <w:top w:w="120" w:type="dxa"/>
+              <w:left w:w="192" w:type="dxa"/>
+              <w:bottom w:w="120" w:type="dxa"/>
+              <w:right w:w="0" w:type="dxa"/>
+            </w:tcMar>
+            <w:vAlign w:val="center"/>
+            <w:hideMark/>
+          </w:tcPr>
+          <w:p>
+            <w:pPr>
+              <w:spacing w:after="0" w:line="300" w:lineRule="atLeast"/>
+              <w:rPr>
+                <w:rFonts w:ascii="Segoe UI" w:eastAsia="Times New Roman" w:hAnsi="Segoe UI" w:cs="Segoe UI"/>
+                <w:sz w:val="18"/>
+                <w:szCs w:val="18"/>
+              </w:rPr>
+            </w:pPr>
+            <w:r>
+              <w:rPr>
+                <w:rFonts w:ascii="Segoe UI" w:eastAsia="Times New Roman" w:hAnsi="Segoe UI" w:cs="Segoe UI"/>
+                <w:sz w:val="18"/>
+                <w:szCs w:val="18"/>
+              </w:rPr>
+              <w:t>⚠️ Test now</w:t>
+            </w:r>
+          </w:p>
+        </w:tc>
+      </w:tr>
+      <w:tr>
+        <w:tc>
+          <w:tcPr>
+            <w:tcW w:w="0" w:type="auto"/>
+            <w:tcMar>
+              <w:top w:w="120" w:type="dxa"/>
+              <w:left w:w="0" w:type="dxa"/>
+              <w:bottom w:w="120" w:type="dxa"/>
+              <w:right w:w="192" w:type="dxa"/>
+            </w:tcMar>
+            <w:vAlign w:val="center"/>
+            <w:hideMark/>
+          </w:tcPr>
+          <w:p>
+            <w:pPr>
+              <w:spacing w:after="0" w:line="300" w:lineRule="atLeast"/>
+              <w:rPr>
+                <w:rFonts w:ascii="Segoe UI" w:eastAsia="Times New Roman" w:hAnsi="Segoe UI" w:cs="Segoe UI"/>
+                <w:sz w:val="18"/>
+                <w:szCs w:val="18"/>
+              </w:rPr>
+            </w:pPr>
+            <w:r>
+              <w:rPr>
+                <w:rFonts w:ascii="Segoe UI" w:eastAsia="Times New Roman" w:hAnsi="Segoe UI" w:cs="Segoe UI"/>
+                <w:sz w:val="18"/>
+                <w:szCs w:val="18"/>
+              </w:rPr>
+              <w:t>Does your code pass basic validation?</w:t>
+            </w:r>
+          </w:p>
+        </w:tc>
+        <w:tc>
+          <w:tcPr>
+            <w:tcW w:w="0" w:type="auto"/>
+            <w:tcMar>
+              <w:top w:w="120" w:type="dxa"/>
+              <w:left w:w="192" w:type="dxa"/>
+              <w:bottom w:w="120" w:type="dxa"/>
+              <w:right w:w="192" w:type="dxa"/>
+            </w:tcMar>
+            <w:vAlign w:val="center"/>
+            <w:hideMark/>
+          </w:tcPr>
+          <w:p>
+            <w:pPr>
+              <w:spacing w:after="0" w:line="300" w:lineRule="atLeast"/>
+              <w:rPr>
+                <w:rFonts w:ascii="Segoe UI" w:eastAsia="Times New Roman" w:hAnsi="Segoe UI" w:cs="Segoe UI"/>
+                <w:sz w:val="18"/>
+                <w:szCs w:val="18"/>
+              </w:rPr>
+            </w:pPr>
+            <w:r>
+              <w:rPr>
+                <w:rFonts w:ascii="Segoe UI" w:eastAsia="Times New Roman" w:hAnsi="Segoe UI" w:cs="Segoe UI"/>
+                <w:sz w:val="18"/>
+                <w:szCs w:val="18"/>
+              </w:rPr>
+              <w:t>✅ Good</w:t>
+            </w:r>
+          </w:p>
+        </w:tc>
+        <w:tc>
+          <w:tcPr>
+            <w:tcW w:w="0" w:type="auto"/>
+            <w:tcMar>
+              <w:top w:w="120" w:type="dxa"/>
+              <w:left w:w="192" w:type="dxa"/>
+              <w:bottom w:w="120" w:type="dxa"/>
+              <w:right w:w="0" w:type="dxa"/>
+            </w:tcMar>
+            <w:vAlign w:val="center"/>
+            <w:hideMark/>
+          </w:tcPr>
+          <w:p>
+            <w:pPr>
+              <w:spacing w:after="0" w:line="300" w:lineRule="atLeast"/>
+              <w:rPr>
+                <w:rFonts w:ascii="Segoe UI" w:eastAsia="Times New Roman" w:hAnsi="Segoe UI" w:cs="Segoe UI"/>
+                <w:sz w:val="18"/>
+                <w:szCs w:val="18"/>
+              </w:rPr>
+            </w:pPr>
+            <w:r>
+              <w:rPr>
+                <w:rFonts w:ascii="Segoe UI" w:eastAsia="Times New Roman" w:hAnsi="Segoe UI" w:cs="Segoe UI"/>
+                <w:sz w:val="18"/>
+                <w:szCs w:val="18"/>
+              </w:rPr>
+              <w:t>⚠️ Run validator</w:t>
+            </w:r>
+          </w:p>
+        </w:tc>
+      </w:tr>
+    </w:tbl>
+    <w:p>
+      <w:pPr>
+        <w:shd w:val="clear" w:color="auto" w:fill="FFFFFF"/>
+        <w:spacing w:before="384" w:after="384" w:line="336" w:lineRule="atLeast"/>
+        <w:rPr>
+          <w:rFonts w:ascii="Segoe UI" w:eastAsia="Times New Roman" w:hAnsi="Segoe UI" w:cs="Segoe UI"/>
+          <w:color w:val="0F1115"/>
+          <w:sz w:val="19"/>
+          <w:szCs w:val="19"/>
+        </w:rPr>
+      </w:pPr>
+      <w:r>
+        <w:rPr>
+          <w:rFonts w:ascii="Segoe UI" w:eastAsia="Times New Roman" w:hAnsi="Segoe UI" w:cs="Segoe UI"/>
+          <w:color w:val="0F1115"/>
+          <w:sz w:val="19"/>
+          <w:szCs w:val="19"/>
+        </w:rPr>
+        <w:pict>
+          <v:rect id="_x0000_i1045" style="width:0;height:.6pt" o:hralign="center" o:hrstd="t" o:hr="t" fillcolor="#a0a0a0" stroked="f"/>
+        </w:pict>
+      </w:r>
+    </w:p>
+    <w:p>
+      <w:pPr>
+        <w:shd w:val="clear" w:color="auto" w:fill="FFFFFF"/>
+        <w:spacing w:before="384" w:after="192" w:line="384" w:lineRule="atLeast"/>
+        <w:outlineLvl w:val="1"/>
+        <w:rPr>
+          <w:rFonts w:ascii="Segoe UI" w:eastAsia="Times New Roman" w:hAnsi="Segoe UI" w:cs="Segoe UI"/>
+          <w:b/>
+          <w:bCs/>
+          <w:color w:val="0F1115"/>
+          <w:sz w:val="26"/>
+          <w:szCs w:val="26"/>
+        </w:rPr>
+      </w:pPr>
+      <w:r>
+        <w:rPr>
+          <w:rFonts w:ascii="Segoe UI" w:eastAsia="Times New Roman" w:hAnsi="Segoe UI" w:cs="Segoe UI"/>
+          <w:b/>
+          <w:bCs/>
+          <w:color w:val="0F1115"/>
+          <w:sz w:val="26"/>
+          <w:szCs w:val="26"/>
+        </w:rPr>
+        <w:t>📋 What You MUST Focus On Right Now</w:t>
+      </w:r>
+    </w:p>
+    <w:p>
+      <w:pPr>
+        <w:shd w:val="clear" w:color="auto" w:fill="FFFFFF"/>
+        <w:spacing w:before="384" w:after="192" w:line="360" w:lineRule="atLeast"/>
+        <w:outlineLvl w:val="2"/>
+        <w:rPr>
+          <w:rFonts w:ascii="Segoe UI" w:eastAsia="Times New Roman" w:hAnsi="Segoe UI" w:cs="Segoe UI"/>
+          <w:b/>
+          <w:bCs/>
+          <w:color w:val="0F1115"/>
+          <w:sz w:val="24"/>
+          <w:szCs w:val="24"/>
+        </w:rPr>
+      </w:pPr>
+      <w:r>
+        <w:rPr>
+          <w:rFonts w:ascii="Segoe UI" w:eastAsia="Times New Roman" w:hAnsi="Segoe UI" w:cs="Segoe UI"/>
+          <w:b/>
+          <w:bCs/>
+          <w:color w:val="0F1115"/>
+          <w:sz w:val="24"/>
+          <w:szCs w:val="24"/>
+        </w:rPr>
+        <w:t>Priority 1: Polish What You Have (Don't Add More Pages!)</w:t>
+      </w:r>
+    </w:p>
+    <w:p>
+      <w:pPr>
+        <w:shd w:val="clear" w:color="auto" w:fill="FFFFFF"/>
+        <w:spacing w:after="0" w:line="240" w:lineRule="atLeast"/>
+        <w:rPr>
+          <w:rFonts w:ascii="Segoe UI" w:eastAsia="Times New Roman" w:hAnsi="Segoe UI" w:cs="Segoe UI"/>
+          <w:color w:val="0F1115"/>
+          <w:sz w:val="16"/>
+          <w:szCs w:val="16"/>
+        </w:rPr>
+      </w:pPr>
+      <w:r>
+        <w:rPr>
+          <w:rFonts w:ascii="Consolas" w:eastAsia="Times New Roman" w:hAnsi="Consolas" w:cs="Segoe UI"/>
+          <w:color w:val="0F1115"/>
+          <w:sz w:val="14"/>
+        </w:rPr>
+        <w:t>text</w:t>
+      </w:r>
+    </w:p>
+    <w:p>
+      <w:pPr>
+        <w:shd w:val="clear" w:color="auto" w:fill="FFFFFF"/>
+        <w:tabs>
+          <w:tab w:val="left" w:pos="916"/>
+          <w:tab w:val="left" w:pos="1832"/>
+          <w:tab w:val="left" w:pos="2748"/>
+          <w:tab w:val="left" w:pos="3664"/>
+          <w:tab w:val="left" w:pos="4580"/>
+          <w:tab w:val="left" w:pos="5496"/>
+          <w:tab w:val="left" w:pos="6412"/>
+          <w:tab w:val="left" w:pos="7328"/>
+          <w:tab w:val="left" w:pos="8244"/>
+          <w:tab w:val="left" w:pos="9160"/>
+          <w:tab w:val="left" w:pos="10076"/>
+          <w:tab w:val="left" w:pos="10992"/>
+          <w:tab w:val="left" w:pos="11908"/>
+          <w:tab w:val="left" w:pos="12824"/>
+          <w:tab w:val="left" w:pos="13740"/>
+          <w:tab w:val="left" w:pos="14656"/>
+        </w:tabs>
+        <w:wordWrap w:val="0"/>
+        <w:spacing w:after="132" w:line="264" w:lineRule="atLeast"/>
+        <w:rPr>
+          <w:rFonts w:ascii="Consolas" w:eastAsia="Times New Roman" w:hAnsi="Consolas" w:cs="Courier New"/>
+          <w:color w:val="0F1115"/>
+          <w:sz w:val="16"/>
+          <w:szCs w:val="16"/>
+        </w:rPr>
+      </w:pPr>
+      <w:r>
+        <w:rPr>
+          <w:rFonts w:ascii="Consolas" w:eastAsia="Times New Roman" w:hAnsi="Consolas" w:cs="Courier New"/>
+          <w:color w:val="0F1115"/>
+          <w:sz w:val="16"/>
+          <w:szCs w:val="16"/>
+        </w:rPr>
+        <w:t>STOP adding new pages. START polishing existing ones.</w:t>
+      </w:r>
+    </w:p>
+    <w:tbl>
+      <w:tblPr>
+        <w:tblW w:w="9024" w:type="dxa"/>
+        <w:tblCellMar>
+          <w:top w:w="15" w:type="dxa"/>
+          <w:left w:w="15" w:type="dxa"/>
+          <w:bottom w:w="15" w:type="dxa"/>
+          <w:right w:w="15" w:type="dxa"/>
+        </w:tblCellMar>
+        <w:tblLook w:val="04A0"/>
+      </w:tblPr>
+      <w:tblGrid>
+        <w:gridCol w:w="5513"/>
+        <w:gridCol w:w="1741"/>
+        <w:gridCol w:w="1770"/>
+      </w:tblGrid>
+      <w:tr>
+        <w:trPr>
+          <w:tblHeader/>
+        </w:trPr>
+        <w:tc>
+          <w:tcPr>
+            <w:tcW w:w="0" w:type="auto"/>
+            <w:tcBorders>
+              <w:top w:val="nil"/>
+            </w:tcBorders>
+            <w:tcMar>
+              <w:top w:w="120" w:type="dxa"/>
+              <w:left w:w="0" w:type="dxa"/>
+              <w:bottom w:w="120" w:type="dxa"/>
+              <w:right w:w="192" w:type="dxa"/>
+            </w:tcMar>
+            <w:vAlign w:val="center"/>
+            <w:hideMark/>
+          </w:tcPr>
+          <w:p>
+            <w:pPr>
+              <w:spacing w:after="0" w:line="300" w:lineRule="atLeast"/>
+              <w:rPr>
+                <w:rFonts w:ascii="Segoe UI" w:eastAsia="Times New Roman" w:hAnsi="Segoe UI" w:cs="Segoe UI"/>
+                <w:sz w:val="18"/>
+                <w:szCs w:val="18"/>
+              </w:rPr>
+            </w:pPr>
+            <w:r>
+              <w:rPr>
+                <w:rFonts w:ascii="Segoe UI" w:eastAsia="Times New Roman" w:hAnsi="Segoe UI" w:cs="Segoe UI"/>
+                <w:sz w:val="18"/>
+                <w:szCs w:val="18"/>
+              </w:rPr>
+              <w:t>Task</w:t>
+            </w:r>
+          </w:p>
+        </w:tc>
+        <w:tc>
+          <w:tcPr>
+            <w:tcW w:w="0" w:type="auto"/>
+            <w:tcBorders>
+              <w:top w:val="nil"/>
+            </w:tcBorders>
+            <w:tcMar>
+              <w:top w:w="120" w:type="dxa"/>
+              <w:left w:w="192" w:type="dxa"/>
+              <w:bottom w:w="120" w:type="dxa"/>
+              <w:right w:w="192" w:type="dxa"/>
+            </w:tcMar>
+            <w:vAlign w:val="center"/>
+            <w:hideMark/>
+          </w:tcPr>
+          <w:p>
+            <w:pPr>
+              <w:spacing w:after="0" w:line="300" w:lineRule="atLeast"/>
+              <w:rPr>
+                <w:rFonts w:ascii="Segoe UI" w:eastAsia="Times New Roman" w:hAnsi="Segoe UI" w:cs="Segoe UI"/>
+                <w:sz w:val="18"/>
+                <w:szCs w:val="18"/>
+              </w:rPr>
+            </w:pPr>
+            <w:r>
+              <w:rPr>
+                <w:rFonts w:ascii="Segoe UI" w:eastAsia="Times New Roman" w:hAnsi="Segoe UI" w:cs="Segoe UI"/>
+                <w:sz w:val="18"/>
+                <w:szCs w:val="18"/>
+              </w:rPr>
+              <w:t>Time</w:t>
+            </w:r>
+          </w:p>
+        </w:tc>
+        <w:tc>
+          <w:tcPr>
+            <w:tcW w:w="0" w:type="auto"/>
+            <w:tcBorders>
+              <w:top w:val="nil"/>
+            </w:tcBorders>
+            <w:tcMar>
+              <w:top w:w="120" w:type="dxa"/>
+              <w:left w:w="0" w:type="dxa"/>
+              <w:bottom w:w="120" w:type="dxa"/>
+            </w:tcMar>
+            <w:vAlign w:val="center"/>
+            <w:hideMark/>
+          </w:tcPr>
+          <w:p>
+            <w:pPr>
+              <w:spacing w:after="0" w:line="300" w:lineRule="atLeast"/>
+              <w:rPr>
+                <w:rFonts w:ascii="Segoe UI" w:eastAsia="Times New Roman" w:hAnsi="Segoe UI" w:cs="Segoe UI"/>
+                <w:sz w:val="18"/>
+                <w:szCs w:val="18"/>
+              </w:rPr>
+            </w:pPr>
+            <w:r>
+              <w:rPr>
+                <w:rFonts w:ascii="Segoe UI" w:eastAsia="Times New Roman" w:hAnsi="Segoe UI" w:cs="Segoe UI"/>
+                <w:sz w:val="18"/>
+                <w:szCs w:val="18"/>
+              </w:rPr>
+              <w:t>Importance</w:t>
+            </w:r>
+          </w:p>
+        </w:tc>
+      </w:tr>
+      <w:tr>
+        <w:tc>
+          <w:tcPr>
+            <w:tcW w:w="0" w:type="auto"/>
+            <w:tcMar>
+              <w:top w:w="120" w:type="dxa"/>
+              <w:left w:w="0" w:type="dxa"/>
+              <w:bottom w:w="120" w:type="dxa"/>
+              <w:right w:w="192" w:type="dxa"/>
+            </w:tcMar>
+            <w:vAlign w:val="center"/>
+            <w:hideMark/>
+          </w:tcPr>
+          <w:p>
+            <w:pPr>
+              <w:spacing w:after="0" w:line="300" w:lineRule="atLeast"/>
+              <w:rPr>
+                <w:rFonts w:ascii="Segoe UI" w:eastAsia="Times New Roman" w:hAnsi="Segoe UI" w:cs="Segoe UI"/>
+                <w:sz w:val="18"/>
+                <w:szCs w:val="18"/>
+              </w:rPr>
+            </w:pPr>
+            <w:r>
+              <w:rPr>
+                <w:rFonts w:ascii="Segoe UI" w:eastAsia="Times New Roman" w:hAnsi="Segoe UI" w:cs="Segoe UI"/>
+                <w:sz w:val="18"/>
+                <w:szCs w:val="18"/>
+              </w:rPr>
+              <w:t>Mobile responsiveness check</w:t>
+            </w:r>
+          </w:p>
+        </w:tc>
+        <w:tc>
+          <w:tcPr>
+            <w:tcW w:w="0" w:type="auto"/>
+            <w:tcMar>
+              <w:top w:w="120" w:type="dxa"/>
+              <w:left w:w="192" w:type="dxa"/>
+              <w:bottom w:w="120" w:type="dxa"/>
+              <w:right w:w="192" w:type="dxa"/>
+            </w:tcMar>
+            <w:vAlign w:val="center"/>
+            <w:hideMark/>
+          </w:tcPr>
+          <w:p>
+            <w:pPr>
+              <w:spacing w:after="0" w:line="300" w:lineRule="atLeast"/>
+              <w:rPr>
+                <w:rFonts w:ascii="Segoe UI" w:eastAsia="Times New Roman" w:hAnsi="Segoe UI" w:cs="Segoe UI"/>
+                <w:sz w:val="18"/>
+                <w:szCs w:val="18"/>
+              </w:rPr>
+            </w:pPr>
+            <w:r>
+              <w:rPr>
+                <w:rFonts w:ascii="Segoe UI" w:eastAsia="Times New Roman" w:hAnsi="Segoe UI" w:cs="Segoe UI"/>
+                <w:sz w:val="18"/>
+                <w:szCs w:val="18"/>
+              </w:rPr>
+              <w:t>2-3 days</w:t>
+            </w:r>
+          </w:p>
+        </w:tc>
+        <w:tc>
+          <w:tcPr>
+            <w:tcW w:w="0" w:type="auto"/>
+            <w:tcMar>
+              <w:top w:w="120" w:type="dxa"/>
+              <w:left w:w="192" w:type="dxa"/>
+              <w:bottom w:w="120" w:type="dxa"/>
+              <w:right w:w="0" w:type="dxa"/>
+            </w:tcMar>
+            <w:vAlign w:val="center"/>
+            <w:hideMark/>
+          </w:tcPr>
+          <w:p>
+            <w:pPr>
+              <w:spacing w:after="0" w:line="300" w:lineRule="atLeast"/>
+              <w:rPr>
+                <w:rFonts w:ascii="Segoe UI" w:eastAsia="Times New Roman" w:hAnsi="Segoe UI" w:cs="Segoe UI"/>
+                <w:sz w:val="18"/>
+                <w:szCs w:val="18"/>
+              </w:rPr>
+            </w:pPr>
+            <w:r>
+              <w:rPr>
+                <w:rFonts w:ascii="Segoe UI" w:eastAsia="Times New Roman" w:hAnsi="Segoe UI" w:cs="Segoe UI"/>
+                <w:sz w:val="18"/>
+                <w:szCs w:val="18"/>
+              </w:rPr>
+              <w:t>🔴 CRITICAL</w:t>
+            </w:r>
+          </w:p>
+        </w:tc>
+      </w:tr>
+      <w:tr>
+        <w:tc>
+          <w:tcPr>
+            <w:tcW w:w="0" w:type="auto"/>
+            <w:tcMar>
+              <w:top w:w="120" w:type="dxa"/>
+              <w:left w:w="0" w:type="dxa"/>
+              <w:bottom w:w="120" w:type="dxa"/>
+              <w:right w:w="192" w:type="dxa"/>
+            </w:tcMar>
+            <w:vAlign w:val="center"/>
+            <w:hideMark/>
+          </w:tcPr>
+          <w:p>
+            <w:pPr>
+              <w:spacing w:after="0" w:line="300" w:lineRule="atLeast"/>
+              <w:rPr>
+                <w:rFonts w:ascii="Segoe UI" w:eastAsia="Times New Roman" w:hAnsi="Segoe UI" w:cs="Segoe UI"/>
+                <w:sz w:val="18"/>
+                <w:szCs w:val="18"/>
+              </w:rPr>
+            </w:pPr>
+            <w:r>
+              <w:rPr>
+                <w:rFonts w:ascii="Segoe UI" w:eastAsia="Times New Roman" w:hAnsi="Segoe UI" w:cs="Segoe UI"/>
+                <w:sz w:val="18"/>
+                <w:szCs w:val="18"/>
+              </w:rPr>
+              <w:t>Cross-browser testing</w:t>
+            </w:r>
+          </w:p>
+        </w:tc>
+        <w:tc>
+          <w:tcPr>
+            <w:tcW w:w="0" w:type="auto"/>
+            <w:tcMar>
+              <w:top w:w="120" w:type="dxa"/>
+              <w:left w:w="192" w:type="dxa"/>
+              <w:bottom w:w="120" w:type="dxa"/>
+              <w:right w:w="192" w:type="dxa"/>
+            </w:tcMar>
+            <w:vAlign w:val="center"/>
+            <w:hideMark/>
+          </w:tcPr>
+          <w:p>
+            <w:pPr>
+              <w:spacing w:after="0" w:line="300" w:lineRule="atLeast"/>
+              <w:rPr>
+                <w:rFonts w:ascii="Segoe UI" w:eastAsia="Times New Roman" w:hAnsi="Segoe UI" w:cs="Segoe UI"/>
+                <w:sz w:val="18"/>
+                <w:szCs w:val="18"/>
+              </w:rPr>
+            </w:pPr>
+            <w:r>
+              <w:rPr>
+                <w:rFonts w:ascii="Segoe UI" w:eastAsia="Times New Roman" w:hAnsi="Segoe UI" w:cs="Segoe UI"/>
+                <w:sz w:val="18"/>
+                <w:szCs w:val="18"/>
+              </w:rPr>
+              <w:t>1-2 days</w:t>
+            </w:r>
+          </w:p>
+        </w:tc>
+        <w:tc>
+          <w:tcPr>
+            <w:tcW w:w="0" w:type="auto"/>
+            <w:tcMar>
+              <w:top w:w="120" w:type="dxa"/>
+              <w:left w:w="192" w:type="dxa"/>
+              <w:bottom w:w="120" w:type="dxa"/>
+              <w:right w:w="0" w:type="dxa"/>
+            </w:tcMar>
+            <w:vAlign w:val="center"/>
+            <w:hideMark/>
+          </w:tcPr>
+          <w:p>
+            <w:pPr>
+              <w:spacing w:after="0" w:line="300" w:lineRule="atLeast"/>
+              <w:rPr>
+                <w:rFonts w:ascii="Segoe UI" w:eastAsia="Times New Roman" w:hAnsi="Segoe UI" w:cs="Segoe UI"/>
+                <w:sz w:val="18"/>
+                <w:szCs w:val="18"/>
+              </w:rPr>
+            </w:pPr>
+            <w:r>
+              <w:rPr>
+                <w:rFonts w:ascii="Segoe UI" w:eastAsia="Times New Roman" w:hAnsi="Segoe UI" w:cs="Segoe UI"/>
+                <w:sz w:val="18"/>
+                <w:szCs w:val="18"/>
+              </w:rPr>
+              <w:t>🔴 CRITICAL</w:t>
+            </w:r>
+          </w:p>
+        </w:tc>
+      </w:tr>
+      <w:tr>
+        <w:tc>
+          <w:tcPr>
+            <w:tcW w:w="0" w:type="auto"/>
+            <w:tcMar>
+              <w:top w:w="120" w:type="dxa"/>
+              <w:left w:w="0" w:type="dxa"/>
+              <w:bottom w:w="120" w:type="dxa"/>
+              <w:right w:w="192" w:type="dxa"/>
+            </w:tcMar>
+            <w:vAlign w:val="center"/>
+            <w:hideMark/>
+          </w:tcPr>
+          <w:p>
+            <w:pPr>
+              <w:spacing w:after="0" w:line="300" w:lineRule="atLeast"/>
+              <w:rPr>
+                <w:rFonts w:ascii="Segoe UI" w:eastAsia="Times New Roman" w:hAnsi="Segoe UI" w:cs="Segoe UI"/>
+                <w:sz w:val="18"/>
+                <w:szCs w:val="18"/>
+              </w:rPr>
+            </w:pPr>
+            <w:r>
+              <w:rPr>
+                <w:rFonts w:ascii="Segoe UI" w:eastAsia="Times New Roman" w:hAnsi="Segoe UI" w:cs="Segoe UI"/>
+                <w:sz w:val="18"/>
+                <w:szCs w:val="18"/>
+              </w:rPr>
+              <w:t>Fix broken links/navigation</w:t>
+            </w:r>
+          </w:p>
+        </w:tc>
+        <w:tc>
+          <w:tcPr>
+            <w:tcW w:w="0" w:type="auto"/>
+            <w:tcMar>
+              <w:top w:w="120" w:type="dxa"/>
+              <w:left w:w="192" w:type="dxa"/>
+              <w:bottom w:w="120" w:type="dxa"/>
+              <w:right w:w="192" w:type="dxa"/>
+            </w:tcMar>
+            <w:vAlign w:val="center"/>
+            <w:hideMark/>
+          </w:tcPr>
+          <w:p>
+            <w:pPr>
+              <w:spacing w:after="0" w:line="300" w:lineRule="atLeast"/>
+              <w:rPr>
+                <w:rFonts w:ascii="Segoe UI" w:eastAsia="Times New Roman" w:hAnsi="Segoe UI" w:cs="Segoe UI"/>
+                <w:sz w:val="18"/>
+                <w:szCs w:val="18"/>
+              </w:rPr>
+            </w:pPr>
+            <w:r>
+              <w:rPr>
+                <w:rFonts w:ascii="Segoe UI" w:eastAsia="Times New Roman" w:hAnsi="Segoe UI" w:cs="Segoe UI"/>
+                <w:sz w:val="18"/>
+                <w:szCs w:val="18"/>
+              </w:rPr>
+              <w:t>1 day</w:t>
+            </w:r>
+          </w:p>
+        </w:tc>
+        <w:tc>
+          <w:tcPr>
+            <w:tcW w:w="0" w:type="auto"/>
+            <w:tcMar>
+              <w:top w:w="120" w:type="dxa"/>
+              <w:left w:w="192" w:type="dxa"/>
+              <w:bottom w:w="120" w:type="dxa"/>
+              <w:right w:w="0" w:type="dxa"/>
+            </w:tcMar>
+            <w:vAlign w:val="center"/>
+            <w:hideMark/>
+          </w:tcPr>
+          <w:p>
+            <w:pPr>
+              <w:spacing w:after="0" w:line="300" w:lineRule="atLeast"/>
+              <w:rPr>
+                <w:rFonts w:ascii="Segoe UI" w:eastAsia="Times New Roman" w:hAnsi="Segoe UI" w:cs="Segoe UI"/>
+                <w:sz w:val="18"/>
+                <w:szCs w:val="18"/>
+              </w:rPr>
+            </w:pPr>
+            <w:r>
+              <w:rPr>
+                <w:rFonts w:ascii="Segoe UI" w:eastAsia="Times New Roman" w:hAnsi="Segoe UI" w:cs="Segoe UI"/>
+                <w:sz w:val="18"/>
+                <w:szCs w:val="18"/>
+              </w:rPr>
+              <w:t>🔴 CRITICAL</w:t>
+            </w:r>
+          </w:p>
+        </w:tc>
+      </w:tr>
+      <w:tr>
+        <w:tc>
+          <w:tcPr>
+            <w:tcW w:w="0" w:type="auto"/>
+            <w:tcMar>
+              <w:top w:w="120" w:type="dxa"/>
+              <w:left w:w="0" w:type="dxa"/>
+              <w:bottom w:w="120" w:type="dxa"/>
+              <w:right w:w="192" w:type="dxa"/>
+            </w:tcMar>
+            <w:vAlign w:val="center"/>
+            <w:hideMark/>
+          </w:tcPr>
+          <w:p>
+            <w:pPr>
+              <w:spacing w:after="0" w:line="300" w:lineRule="atLeast"/>
+              <w:rPr>
+                <w:rFonts w:ascii="Segoe UI" w:eastAsia="Times New Roman" w:hAnsi="Segoe UI" w:cs="Segoe UI"/>
+                <w:sz w:val="18"/>
+                <w:szCs w:val="18"/>
+              </w:rPr>
+            </w:pPr>
+            <w:r>
+              <w:rPr>
+                <w:rFonts w:ascii="Segoe UI" w:eastAsia="Times New Roman" w:hAnsi="Segoe UI" w:cs="Segoe UI"/>
+                <w:sz w:val="18"/>
+                <w:szCs w:val="18"/>
+              </w:rPr>
+              <w:t>Theme consistency across all pages</w:t>
+            </w:r>
+          </w:p>
+        </w:tc>
+        <w:tc>
+          <w:tcPr>
+            <w:tcW w:w="0" w:type="auto"/>
+            <w:tcMar>
+              <w:top w:w="120" w:type="dxa"/>
+              <w:left w:w="192" w:type="dxa"/>
+              <w:bottom w:w="120" w:type="dxa"/>
+              <w:right w:w="192" w:type="dxa"/>
+            </w:tcMar>
+            <w:vAlign w:val="center"/>
+            <w:hideMark/>
+          </w:tcPr>
+          <w:p>
+            <w:pPr>
+              <w:spacing w:after="0" w:line="300" w:lineRule="atLeast"/>
+              <w:rPr>
+                <w:rFonts w:ascii="Segoe UI" w:eastAsia="Times New Roman" w:hAnsi="Segoe UI" w:cs="Segoe UI"/>
+                <w:sz w:val="18"/>
+                <w:szCs w:val="18"/>
+              </w:rPr>
+            </w:pPr>
+            <w:r>
+              <w:rPr>
+                <w:rFonts w:ascii="Segoe UI" w:eastAsia="Times New Roman" w:hAnsi="Segoe UI" w:cs="Segoe UI"/>
+                <w:sz w:val="18"/>
+                <w:szCs w:val="18"/>
+              </w:rPr>
+              <w:t>2 days</w:t>
+            </w:r>
+          </w:p>
+        </w:tc>
+        <w:tc>
+          <w:tcPr>
+            <w:tcW w:w="0" w:type="auto"/>
+            <w:tcMar>
+              <w:top w:w="120" w:type="dxa"/>
+              <w:left w:w="192" w:type="dxa"/>
+              <w:bottom w:w="120" w:type="dxa"/>
+              <w:right w:w="0" w:type="dxa"/>
+            </w:tcMar>
+            <w:vAlign w:val="center"/>
+            <w:hideMark/>
+          </w:tcPr>
+          <w:p>
+            <w:pPr>
+              <w:spacing w:after="0" w:line="300" w:lineRule="atLeast"/>
+              <w:rPr>
+                <w:rFonts w:ascii="Segoe UI" w:eastAsia="Times New Roman" w:hAnsi="Segoe UI" w:cs="Segoe UI"/>
+                <w:sz w:val="18"/>
+                <w:szCs w:val="18"/>
+              </w:rPr>
+            </w:pPr>
+            <w:r>
+              <w:rPr>
+                <w:rFonts w:ascii="Segoe UI" w:eastAsia="Times New Roman" w:hAnsi="Segoe UI" w:cs="Segoe UI"/>
+                <w:sz w:val="18"/>
+                <w:szCs w:val="18"/>
+              </w:rPr>
+              <w:t>🟠 HIGH</w:t>
+            </w:r>
+          </w:p>
+        </w:tc>
+      </w:tr>
+      <w:tr>
+        <w:tc>
+          <w:tcPr>
+            <w:tcW w:w="0" w:type="auto"/>
+            <w:tcMar>
+              <w:top w:w="120" w:type="dxa"/>
+              <w:left w:w="0" w:type="dxa"/>
+              <w:bottom w:w="120" w:type="dxa"/>
+              <w:right w:w="192" w:type="dxa"/>
+            </w:tcMar>
+            <w:vAlign w:val="center"/>
+            <w:hideMark/>
+          </w:tcPr>
+          <w:p>
+            <w:pPr>
+              <w:spacing w:after="0" w:line="300" w:lineRule="atLeast"/>
+              <w:rPr>
+                <w:rFonts w:ascii="Segoe UI" w:eastAsia="Times New Roman" w:hAnsi="Segoe UI" w:cs="Segoe UI"/>
+                <w:sz w:val="18"/>
+                <w:szCs w:val="18"/>
+              </w:rPr>
+            </w:pPr>
+            <w:r>
+              <w:rPr>
+                <w:rFonts w:ascii="Segoe UI" w:eastAsia="Times New Roman" w:hAnsi="Segoe UI" w:cs="Segoe UI"/>
+                <w:sz w:val="18"/>
+                <w:szCs w:val="18"/>
+              </w:rPr>
+              <w:t>Add loading states &amp; empty states</w:t>
+            </w:r>
+          </w:p>
+        </w:tc>
+        <w:tc>
+          <w:tcPr>
+            <w:tcW w:w="0" w:type="auto"/>
+            <w:tcMar>
+              <w:top w:w="120" w:type="dxa"/>
+              <w:left w:w="192" w:type="dxa"/>
+              <w:bottom w:w="120" w:type="dxa"/>
+              <w:right w:w="192" w:type="dxa"/>
+            </w:tcMar>
+            <w:vAlign w:val="center"/>
+            <w:hideMark/>
+          </w:tcPr>
+          <w:p>
+            <w:pPr>
+              <w:spacing w:after="0" w:line="300" w:lineRule="atLeast"/>
+              <w:rPr>
+                <w:rFonts w:ascii="Segoe UI" w:eastAsia="Times New Roman" w:hAnsi="Segoe UI" w:cs="Segoe UI"/>
+                <w:sz w:val="18"/>
+                <w:szCs w:val="18"/>
+              </w:rPr>
+            </w:pPr>
+            <w:r>
+              <w:rPr>
+                <w:rFonts w:ascii="Segoe UI" w:eastAsia="Times New Roman" w:hAnsi="Segoe UI" w:cs="Segoe UI"/>
+                <w:sz w:val="18"/>
+                <w:szCs w:val="18"/>
+              </w:rPr>
+              <w:t>2 days</w:t>
+            </w:r>
+          </w:p>
+        </w:tc>
+        <w:tc>
+          <w:tcPr>
+            <w:tcW w:w="0" w:type="auto"/>
+            <w:tcMar>
+              <w:top w:w="120" w:type="dxa"/>
+              <w:left w:w="192" w:type="dxa"/>
+              <w:bottom w:w="120" w:type="dxa"/>
+              <w:right w:w="0" w:type="dxa"/>
+            </w:tcMar>
+            <w:vAlign w:val="center"/>
+            <w:hideMark/>
+          </w:tcPr>
+          <w:p>
+            <w:pPr>
+              <w:spacing w:after="0" w:line="300" w:lineRule="atLeast"/>
+              <w:rPr>
+                <w:rFonts w:ascii="Segoe UI" w:eastAsia="Times New Roman" w:hAnsi="Segoe UI" w:cs="Segoe UI"/>
+                <w:sz w:val="18"/>
+                <w:szCs w:val="18"/>
+              </w:rPr>
+            </w:pPr>
+            <w:r>
+              <w:rPr>
+                <w:rFonts w:ascii="Segoe UI" w:eastAsia="Times New Roman" w:hAnsi="Segoe UI" w:cs="Segoe UI"/>
+                <w:sz w:val="18"/>
+                <w:szCs w:val="18"/>
+              </w:rPr>
+              <w:t>🟠 HIGH</w:t>
+            </w:r>
+          </w:p>
+        </w:tc>
+      </w:tr>
+      <w:tr>
+        <w:tc>
+          <w:tcPr>
+            <w:tcW w:w="0" w:type="auto"/>
+            <w:tcMar>
+              <w:top w:w="120" w:type="dxa"/>
+              <w:left w:w="0" w:type="dxa"/>
+              <w:bottom w:w="120" w:type="dxa"/>
+              <w:right w:w="192" w:type="dxa"/>
+            </w:tcMar>
+            <w:vAlign w:val="center"/>
+            <w:hideMark/>
+          </w:tcPr>
+          <w:p>
+            <w:pPr>
+              <w:spacing w:after="0" w:line="300" w:lineRule="atLeast"/>
+              <w:rPr>
+                <w:rFonts w:ascii="Segoe UI" w:eastAsia="Times New Roman" w:hAnsi="Segoe UI" w:cs="Segoe UI"/>
+                <w:sz w:val="18"/>
+                <w:szCs w:val="18"/>
+              </w:rPr>
+            </w:pPr>
+            <w:r>
+              <w:rPr>
+                <w:rFonts w:ascii="Segoe UI" w:eastAsia="Times New Roman" w:hAnsi="Segoe UI" w:cs="Segoe UI"/>
+                <w:sz w:val="18"/>
+                <w:szCs w:val="18"/>
+              </w:rPr>
+              <w:t>Accessibility (ARIA labels, keyboard nav)</w:t>
+            </w:r>
+          </w:p>
+        </w:tc>
+        <w:tc>
+          <w:tcPr>
+            <w:tcW w:w="0" w:type="auto"/>
+            <w:tcMar>
+              <w:top w:w="120" w:type="dxa"/>
+              <w:left w:w="192" w:type="dxa"/>
+              <w:bottom w:w="120" w:type="dxa"/>
+              <w:right w:w="192" w:type="dxa"/>
+            </w:tcMar>
+            <w:vAlign w:val="center"/>
+            <w:hideMark/>
+          </w:tcPr>
+          <w:p>
+            <w:pPr>
+              <w:spacing w:after="0" w:line="300" w:lineRule="atLeast"/>
+              <w:rPr>
+                <w:rFonts w:ascii="Segoe UI" w:eastAsia="Times New Roman" w:hAnsi="Segoe UI" w:cs="Segoe UI"/>
+                <w:sz w:val="18"/>
+                <w:szCs w:val="18"/>
+              </w:rPr>
+            </w:pPr>
+            <w:r>
+              <w:rPr>
+                <w:rFonts w:ascii="Segoe UI" w:eastAsia="Times New Roman" w:hAnsi="Segoe UI" w:cs="Segoe UI"/>
+                <w:sz w:val="18"/>
+                <w:szCs w:val="18"/>
+              </w:rPr>
+              <w:t>2-3 days</w:t>
+            </w:r>
+          </w:p>
+        </w:tc>
+        <w:tc>
+          <w:tcPr>
+            <w:tcW w:w="0" w:type="auto"/>
+            <w:tcMar>
+              <w:top w:w="120" w:type="dxa"/>
+              <w:left w:w="192" w:type="dxa"/>
+              <w:bottom w:w="120" w:type="dxa"/>
+              <w:right w:w="0" w:type="dxa"/>
+            </w:tcMar>
+            <w:vAlign w:val="center"/>
+            <w:hideMark/>
+          </w:tcPr>
+          <w:p>
+            <w:pPr>
+              <w:spacing w:after="0" w:line="300" w:lineRule="atLeast"/>
+              <w:rPr>
+                <w:rFonts w:ascii="Segoe UI" w:eastAsia="Times New Roman" w:hAnsi="Segoe UI" w:cs="Segoe UI"/>
+                <w:sz w:val="18"/>
+                <w:szCs w:val="18"/>
+              </w:rPr>
+            </w:pPr>
+            <w:r>
+              <w:rPr>
+                <w:rFonts w:ascii="Segoe UI" w:eastAsia="Times New Roman" w:hAnsi="Segoe UI" w:cs="Segoe UI"/>
+                <w:sz w:val="18"/>
+                <w:szCs w:val="18"/>
+              </w:rPr>
+              <w:t>🟡 MEDIUM</w:t>
+            </w:r>
+          </w:p>
+        </w:tc>
+      </w:tr>
+    </w:tbl>
+    <w:p>
+      <w:pPr>
+        <w:shd w:val="clear" w:color="auto" w:fill="FFFFFF"/>
+        <w:spacing w:before="384" w:after="192" w:line="360" w:lineRule="atLeast"/>
+        <w:outlineLvl w:val="2"/>
+        <w:rPr>
+          <w:rFonts w:ascii="Segoe UI" w:eastAsia="Times New Roman" w:hAnsi="Segoe UI" w:cs="Segoe UI"/>
+          <w:b/>
+          <w:bCs/>
+          <w:color w:val="0F1115"/>
+          <w:sz w:val="24"/>
+          <w:szCs w:val="24"/>
+        </w:rPr>
+      </w:pPr>
+      <w:r>
+        <w:rPr>
+          <w:rFonts w:ascii="Segoe UI" w:eastAsia="Times New Roman" w:hAnsi="Segoe UI" w:cs="Segoe UI"/>
+          <w:b/>
+          <w:bCs/>
+          <w:color w:val="0F1115"/>
+          <w:sz w:val="24"/>
+          <w:szCs w:val="24"/>
+        </w:rPr>
+        <w:t>Priority 2: Must-Have Pages You Cannot Skip</w:t>
+      </w:r>
+    </w:p>
+    <w:p>
+      <w:pPr>
+        <w:shd w:val="clear" w:color="auto" w:fill="FFFFFF"/>
+        <w:spacing w:before="192" w:after="192" w:line="336" w:lineRule="atLeast"/>
+        <w:rPr>
+          <w:rFonts w:ascii="Segoe UI" w:eastAsia="Times New Roman" w:hAnsi="Segoe UI" w:cs="Segoe UI"/>
+          <w:color w:val="0F1115"/>
+          <w:sz w:val="19"/>
+          <w:szCs w:val="19"/>
+        </w:rPr>
+      </w:pPr>
+      <w:r>
+        <w:rPr>
+          <w:rFonts w:ascii="Segoe UI" w:eastAsia="Times New Roman" w:hAnsi="Segoe UI" w:cs="Segoe UI"/>
+          <w:color w:val="0F1115"/>
+          <w:sz w:val="19"/>
+          <w:szCs w:val="19"/>
+        </w:rPr>
+        <w:lastRenderedPageBreak/>
+        <w:t>Before submitting to ThemeForest, you MUST have these working:</w:t>
+      </w:r>
+    </w:p>
+    <w:tbl>
+      <w:tblPr>
+        <w:tblW w:w="9024" w:type="dxa"/>
+        <w:tblCellMar>
+          <w:top w:w="15" w:type="dxa"/>
+          <w:left w:w="15" w:type="dxa"/>
+          <w:bottom w:w="15" w:type="dxa"/>
+          <w:right w:w="15" w:type="dxa"/>
+        </w:tblCellMar>
+        <w:tblLook w:val="04A0"/>
+      </w:tblPr>
+      <w:tblGrid>
+        <w:gridCol w:w="1850"/>
+        <w:gridCol w:w="4803"/>
+        <w:gridCol w:w="2371"/>
+      </w:tblGrid>
+      <w:tr>
+        <w:trPr>
+          <w:tblHeader/>
+        </w:trPr>
+        <w:tc>
+          <w:tcPr>
+            <w:tcW w:w="0" w:type="auto"/>
+            <w:tcBorders>
+              <w:top w:val="nil"/>
+            </w:tcBorders>
+            <w:tcMar>
+              <w:top w:w="120" w:type="dxa"/>
+              <w:left w:w="0" w:type="dxa"/>
+              <w:bottom w:w="120" w:type="dxa"/>
+              <w:right w:w="192" w:type="dxa"/>
+            </w:tcMar>
+            <w:vAlign w:val="center"/>
+            <w:hideMark/>
+          </w:tcPr>
+          <w:p>
+            <w:pPr>
+              <w:spacing w:after="0" w:line="300" w:lineRule="atLeast"/>
+              <w:rPr>
+                <w:rFonts w:ascii="Segoe UI" w:eastAsia="Times New Roman" w:hAnsi="Segoe UI" w:cs="Segoe UI"/>
+                <w:sz w:val="18"/>
+                <w:szCs w:val="18"/>
+              </w:rPr>
+            </w:pPr>
+            <w:r>
+              <w:rPr>
+                <w:rFonts w:ascii="Segoe UI" w:eastAsia="Times New Roman" w:hAnsi="Segoe UI" w:cs="Segoe UI"/>
+                <w:sz w:val="18"/>
+                <w:szCs w:val="18"/>
+              </w:rPr>
+              <w:t>Category</w:t>
+            </w:r>
+          </w:p>
+        </w:tc>
+        <w:tc>
+          <w:tcPr>
+            <w:tcW w:w="0" w:type="auto"/>
+            <w:tcBorders>
+              <w:top w:val="nil"/>
+            </w:tcBorders>
+            <w:tcMar>
+              <w:top w:w="120" w:type="dxa"/>
+              <w:left w:w="192" w:type="dxa"/>
+              <w:bottom w:w="120" w:type="dxa"/>
+              <w:right w:w="192" w:type="dxa"/>
+            </w:tcMar>
+            <w:vAlign w:val="center"/>
+            <w:hideMark/>
+          </w:tcPr>
+          <w:p>
+            <w:pPr>
+              <w:spacing w:after="0" w:line="300" w:lineRule="atLeast"/>
+              <w:rPr>
+                <w:rFonts w:ascii="Segoe UI" w:eastAsia="Times New Roman" w:hAnsi="Segoe UI" w:cs="Segoe UI"/>
+                <w:sz w:val="18"/>
+                <w:szCs w:val="18"/>
+              </w:rPr>
+            </w:pPr>
+            <w:r>
+              <w:rPr>
+                <w:rFonts w:ascii="Segoe UI" w:eastAsia="Times New Roman" w:hAnsi="Segoe UI" w:cs="Segoe UI"/>
+                <w:sz w:val="18"/>
+                <w:szCs w:val="18"/>
+              </w:rPr>
+              <w:t>Minimum Pages</w:t>
+            </w:r>
+          </w:p>
+        </w:tc>
+        <w:tc>
+          <w:tcPr>
+            <w:tcW w:w="0" w:type="auto"/>
+            <w:tcBorders>
+              <w:top w:val="nil"/>
+            </w:tcBorders>
+            <w:tcMar>
+              <w:top w:w="120" w:type="dxa"/>
+              <w:left w:w="0" w:type="dxa"/>
+              <w:bottom w:w="120" w:type="dxa"/>
+            </w:tcMar>
+            <w:vAlign w:val="center"/>
+            <w:hideMark/>
+          </w:tcPr>
+          <w:p>
+            <w:pPr>
+              <w:spacing w:after="0" w:line="300" w:lineRule="atLeast"/>
+              <w:rPr>
+                <w:rFonts w:ascii="Segoe UI" w:eastAsia="Times New Roman" w:hAnsi="Segoe UI" w:cs="Segoe UI"/>
+                <w:sz w:val="18"/>
+                <w:szCs w:val="18"/>
+              </w:rPr>
+            </w:pPr>
+            <w:r>
+              <w:rPr>
+                <w:rFonts w:ascii="Segoe UI" w:eastAsia="Times New Roman" w:hAnsi="Segoe UI" w:cs="Segoe UI"/>
+                <w:sz w:val="18"/>
+                <w:szCs w:val="18"/>
+              </w:rPr>
+              <w:t>Your Status</w:t>
+            </w:r>
+          </w:p>
+        </w:tc>
+      </w:tr>
+      <w:tr>
+        <w:tc>
+          <w:tcPr>
+            <w:tcW w:w="0" w:type="auto"/>
+            <w:tcMar>
+              <w:top w:w="120" w:type="dxa"/>
+              <w:left w:w="0" w:type="dxa"/>
+              <w:bottom w:w="120" w:type="dxa"/>
+              <w:right w:w="192" w:type="dxa"/>
+            </w:tcMar>
+            <w:vAlign w:val="center"/>
+            <w:hideMark/>
+          </w:tcPr>
+          <w:p>
+            <w:pPr>
+              <w:spacing w:after="0" w:line="300" w:lineRule="atLeast"/>
+              <w:rPr>
+                <w:rFonts w:ascii="Segoe UI" w:eastAsia="Times New Roman" w:hAnsi="Segoe UI" w:cs="Segoe UI"/>
+                <w:sz w:val="18"/>
+                <w:szCs w:val="18"/>
+              </w:rPr>
+            </w:pPr>
+            <w:r>
+              <w:rPr>
+                <w:rFonts w:ascii="Segoe UI" w:eastAsia="Times New Roman" w:hAnsi="Segoe UI" w:cs="Segoe UI"/>
+                <w:b/>
+                <w:bCs/>
+                <w:sz w:val="18"/>
+              </w:rPr>
+              <w:t>Dashboard</w:t>
+            </w:r>
+          </w:p>
+        </w:tc>
+        <w:tc>
+          <w:tcPr>
+            <w:tcW w:w="0" w:type="auto"/>
+            <w:tcMar>
+              <w:top w:w="120" w:type="dxa"/>
+              <w:left w:w="192" w:type="dxa"/>
+              <w:bottom w:w="120" w:type="dxa"/>
+              <w:right w:w="192" w:type="dxa"/>
+            </w:tcMar>
+            <w:vAlign w:val="center"/>
+            <w:hideMark/>
+          </w:tcPr>
+          <w:p>
+            <w:pPr>
+              <w:spacing w:after="0" w:line="300" w:lineRule="atLeast"/>
+              <w:rPr>
+                <w:rFonts w:ascii="Segoe UI" w:eastAsia="Times New Roman" w:hAnsi="Segoe UI" w:cs="Segoe UI"/>
+                <w:sz w:val="18"/>
+                <w:szCs w:val="18"/>
+              </w:rPr>
+            </w:pPr>
+            <w:r>
+              <w:rPr>
+                <w:rFonts w:ascii="Segoe UI" w:eastAsia="Times New Roman" w:hAnsi="Segoe UI" w:cs="Segoe UI"/>
+                <w:sz w:val="18"/>
+                <w:szCs w:val="18"/>
+              </w:rPr>
+              <w:t>3-5 variants</w:t>
+            </w:r>
+          </w:p>
+        </w:tc>
+        <w:tc>
+          <w:tcPr>
+            <w:tcW w:w="0" w:type="auto"/>
+            <w:tcMar>
+              <w:top w:w="120" w:type="dxa"/>
+              <w:left w:w="192" w:type="dxa"/>
+              <w:bottom w:w="120" w:type="dxa"/>
+              <w:right w:w="0" w:type="dxa"/>
+            </w:tcMar>
+            <w:vAlign w:val="center"/>
+            <w:hideMark/>
+          </w:tcPr>
+          <w:p>
+            <w:pPr>
+              <w:spacing w:after="0" w:line="300" w:lineRule="atLeast"/>
+              <w:rPr>
+                <w:rFonts w:ascii="Segoe UI" w:eastAsia="Times New Roman" w:hAnsi="Segoe UI" w:cs="Segoe UI"/>
+                <w:sz w:val="18"/>
+                <w:szCs w:val="18"/>
+              </w:rPr>
+            </w:pPr>
+            <w:r>
+              <w:rPr>
+                <w:rFonts w:ascii="Segoe UI" w:eastAsia="Times New Roman" w:hAnsi="Segoe UI" w:cs="Segoe UI"/>
+                <w:sz w:val="18"/>
+                <w:szCs w:val="18"/>
+              </w:rPr>
+              <w:t>✅ Likely done</w:t>
+            </w:r>
+          </w:p>
+        </w:tc>
+      </w:tr>
+      <w:tr>
+        <w:tc>
+          <w:tcPr>
+            <w:tcW w:w="0" w:type="auto"/>
+            <w:tcMar>
+              <w:top w:w="120" w:type="dxa"/>
+              <w:left w:w="0" w:type="dxa"/>
+              <w:bottom w:w="120" w:type="dxa"/>
+              <w:right w:w="192" w:type="dxa"/>
+            </w:tcMar>
+            <w:vAlign w:val="center"/>
+            <w:hideMark/>
+          </w:tcPr>
+          <w:p>
+            <w:pPr>
+              <w:spacing w:after="0" w:line="300" w:lineRule="atLeast"/>
+              <w:rPr>
+                <w:rFonts w:ascii="Segoe UI" w:eastAsia="Times New Roman" w:hAnsi="Segoe UI" w:cs="Segoe UI"/>
+                <w:sz w:val="18"/>
+                <w:szCs w:val="18"/>
+              </w:rPr>
+            </w:pPr>
+            <w:r>
+              <w:rPr>
+                <w:rFonts w:ascii="Segoe UI" w:eastAsia="Times New Roman" w:hAnsi="Segoe UI" w:cs="Segoe UI"/>
+                <w:b/>
+                <w:bCs/>
+                <w:sz w:val="18"/>
+              </w:rPr>
+              <w:t>Authentication</w:t>
+            </w:r>
+          </w:p>
+        </w:tc>
+        <w:tc>
+          <w:tcPr>
+            <w:tcW w:w="0" w:type="auto"/>
+            <w:tcMar>
+              <w:top w:w="120" w:type="dxa"/>
+              <w:left w:w="192" w:type="dxa"/>
+              <w:bottom w:w="120" w:type="dxa"/>
+              <w:right w:w="192" w:type="dxa"/>
+            </w:tcMar>
+            <w:vAlign w:val="center"/>
+            <w:hideMark/>
+          </w:tcPr>
+          <w:p>
+            <w:pPr>
+              <w:spacing w:after="0" w:line="300" w:lineRule="atLeast"/>
+              <w:rPr>
+                <w:rFonts w:ascii="Segoe UI" w:eastAsia="Times New Roman" w:hAnsi="Segoe UI" w:cs="Segoe UI"/>
+                <w:sz w:val="18"/>
+                <w:szCs w:val="18"/>
+              </w:rPr>
+            </w:pPr>
+            <w:r>
+              <w:rPr>
+                <w:rFonts w:ascii="Segoe UI" w:eastAsia="Times New Roman" w:hAnsi="Segoe UI" w:cs="Segoe UI"/>
+                <w:sz w:val="18"/>
+                <w:szCs w:val="18"/>
+              </w:rPr>
+              <w:t>Login, Register, Forgot, Reset</w:t>
+            </w:r>
+          </w:p>
+        </w:tc>
+        <w:tc>
+          <w:tcPr>
+            <w:tcW w:w="0" w:type="auto"/>
+            <w:tcMar>
+              <w:top w:w="120" w:type="dxa"/>
+              <w:left w:w="192" w:type="dxa"/>
+              <w:bottom w:w="120" w:type="dxa"/>
+              <w:right w:w="0" w:type="dxa"/>
+            </w:tcMar>
+            <w:vAlign w:val="center"/>
+            <w:hideMark/>
+          </w:tcPr>
+          <w:p>
+            <w:pPr>
+              <w:spacing w:after="0" w:line="300" w:lineRule="atLeast"/>
+              <w:rPr>
+                <w:rFonts w:ascii="Segoe UI" w:eastAsia="Times New Roman" w:hAnsi="Segoe UI" w:cs="Segoe UI"/>
+                <w:sz w:val="18"/>
+                <w:szCs w:val="18"/>
+              </w:rPr>
+            </w:pPr>
+            <w:r>
+              <w:rPr>
+                <w:rFonts w:ascii="Segoe UI" w:eastAsia="Times New Roman" w:hAnsi="Segoe UI" w:cs="Segoe UI"/>
+                <w:sz w:val="18"/>
+                <w:szCs w:val="18"/>
+              </w:rPr>
+              <w:t>✅ Likely done</w:t>
+            </w:r>
+          </w:p>
+        </w:tc>
+      </w:tr>
+      <w:tr>
+        <w:tc>
+          <w:tcPr>
+            <w:tcW w:w="0" w:type="auto"/>
+            <w:tcMar>
+              <w:top w:w="120" w:type="dxa"/>
+              <w:left w:w="0" w:type="dxa"/>
+              <w:bottom w:w="120" w:type="dxa"/>
+              <w:right w:w="192" w:type="dxa"/>
+            </w:tcMar>
+            <w:vAlign w:val="center"/>
+            <w:hideMark/>
+          </w:tcPr>
+          <w:p>
+            <w:pPr>
+              <w:spacing w:after="0" w:line="300" w:lineRule="atLeast"/>
+              <w:rPr>
+                <w:rFonts w:ascii="Segoe UI" w:eastAsia="Times New Roman" w:hAnsi="Segoe UI" w:cs="Segoe UI"/>
+                <w:sz w:val="18"/>
+                <w:szCs w:val="18"/>
+              </w:rPr>
+            </w:pPr>
+            <w:r>
+              <w:rPr>
+                <w:rFonts w:ascii="Segoe UI" w:eastAsia="Times New Roman" w:hAnsi="Segoe UI" w:cs="Segoe UI"/>
+                <w:b/>
+                <w:bCs/>
+                <w:sz w:val="18"/>
+              </w:rPr>
+              <w:t>UI Components</w:t>
+            </w:r>
+          </w:p>
+        </w:tc>
+        <w:tc>
+          <w:tcPr>
+            <w:tcW w:w="0" w:type="auto"/>
+            <w:tcMar>
+              <w:top w:w="120" w:type="dxa"/>
+              <w:left w:w="192" w:type="dxa"/>
+              <w:bottom w:w="120" w:type="dxa"/>
+              <w:right w:w="192" w:type="dxa"/>
+            </w:tcMar>
+            <w:vAlign w:val="center"/>
+            <w:hideMark/>
+          </w:tcPr>
+          <w:p>
+            <w:pPr>
+              <w:spacing w:after="0" w:line="300" w:lineRule="atLeast"/>
+              <w:rPr>
+                <w:rFonts w:ascii="Segoe UI" w:eastAsia="Times New Roman" w:hAnsi="Segoe UI" w:cs="Segoe UI"/>
+                <w:sz w:val="18"/>
+                <w:szCs w:val="18"/>
+              </w:rPr>
+            </w:pPr>
+            <w:r>
+              <w:rPr>
+                <w:rFonts w:ascii="Segoe UI" w:eastAsia="Times New Roman" w:hAnsi="Segoe UI" w:cs="Segoe UI"/>
+                <w:sz w:val="18"/>
+                <w:szCs w:val="18"/>
+              </w:rPr>
+              <w:t>Buttons, Cards, Forms, Tables, Modals, Alerts</w:t>
+            </w:r>
+          </w:p>
+        </w:tc>
+        <w:tc>
+          <w:tcPr>
+            <w:tcW w:w="0" w:type="auto"/>
+            <w:tcMar>
+              <w:top w:w="120" w:type="dxa"/>
+              <w:left w:w="192" w:type="dxa"/>
+              <w:bottom w:w="120" w:type="dxa"/>
+              <w:right w:w="0" w:type="dxa"/>
+            </w:tcMar>
+            <w:vAlign w:val="center"/>
+            <w:hideMark/>
+          </w:tcPr>
+          <w:p>
+            <w:pPr>
+              <w:spacing w:after="0" w:line="300" w:lineRule="atLeast"/>
+              <w:rPr>
+                <w:rFonts w:ascii="Segoe UI" w:eastAsia="Times New Roman" w:hAnsi="Segoe UI" w:cs="Segoe UI"/>
+                <w:sz w:val="18"/>
+                <w:szCs w:val="18"/>
+              </w:rPr>
+            </w:pPr>
+            <w:r>
+              <w:rPr>
+                <w:rFonts w:ascii="Segoe UI" w:eastAsia="Times New Roman" w:hAnsi="Segoe UI" w:cs="Segoe UI"/>
+                <w:sz w:val="18"/>
+                <w:szCs w:val="18"/>
+              </w:rPr>
+              <w:t>❓ Do you have these?</w:t>
+            </w:r>
+          </w:p>
+        </w:tc>
+      </w:tr>
+      <w:tr>
+        <w:tc>
+          <w:tcPr>
+            <w:tcW w:w="0" w:type="auto"/>
+            <w:tcMar>
+              <w:top w:w="120" w:type="dxa"/>
+              <w:left w:w="0" w:type="dxa"/>
+              <w:bottom w:w="120" w:type="dxa"/>
+              <w:right w:w="192" w:type="dxa"/>
+            </w:tcMar>
+            <w:vAlign w:val="center"/>
+            <w:hideMark/>
+          </w:tcPr>
+          <w:p>
+            <w:pPr>
+              <w:spacing w:after="0" w:line="300" w:lineRule="atLeast"/>
+              <w:rPr>
+                <w:rFonts w:ascii="Segoe UI" w:eastAsia="Times New Roman" w:hAnsi="Segoe UI" w:cs="Segoe UI"/>
+                <w:sz w:val="18"/>
+                <w:szCs w:val="18"/>
+              </w:rPr>
+            </w:pPr>
+            <w:r>
+              <w:rPr>
+                <w:rFonts w:ascii="Segoe UI" w:eastAsia="Times New Roman" w:hAnsi="Segoe UI" w:cs="Segoe UI"/>
+                <w:b/>
+                <w:bCs/>
+                <w:sz w:val="18"/>
+              </w:rPr>
+              <w:t>Documentation</w:t>
+            </w:r>
+          </w:p>
+        </w:tc>
+        <w:tc>
+          <w:tcPr>
+            <w:tcW w:w="0" w:type="auto"/>
+            <w:tcMar>
+              <w:top w:w="120" w:type="dxa"/>
+              <w:left w:w="192" w:type="dxa"/>
+              <w:bottom w:w="120" w:type="dxa"/>
+              <w:right w:w="192" w:type="dxa"/>
+            </w:tcMar>
+            <w:vAlign w:val="center"/>
+            <w:hideMark/>
+          </w:tcPr>
+          <w:p>
+            <w:pPr>
+              <w:spacing w:after="0" w:line="300" w:lineRule="atLeast"/>
+              <w:rPr>
+                <w:rFonts w:ascii="Segoe UI" w:eastAsia="Times New Roman" w:hAnsi="Segoe UI" w:cs="Segoe UI"/>
+                <w:sz w:val="18"/>
+                <w:szCs w:val="18"/>
+              </w:rPr>
+            </w:pPr>
+            <w:r>
+              <w:rPr>
+                <w:rFonts w:ascii="Segoe UI" w:eastAsia="Times New Roman" w:hAnsi="Segoe UI" w:cs="Segoe UI"/>
+                <w:sz w:val="18"/>
+                <w:szCs w:val="18"/>
+              </w:rPr>
+              <w:t>Installation, Customization, Changelog</w:t>
+            </w:r>
+          </w:p>
+        </w:tc>
+        <w:tc>
+          <w:tcPr>
+            <w:tcW w:w="0" w:type="auto"/>
+            <w:tcMar>
+              <w:top w:w="120" w:type="dxa"/>
+              <w:left w:w="192" w:type="dxa"/>
+              <w:bottom w:w="120" w:type="dxa"/>
+              <w:right w:w="0" w:type="dxa"/>
+            </w:tcMar>
+            <w:vAlign w:val="center"/>
+            <w:hideMark/>
+          </w:tcPr>
+          <w:p>
+            <w:pPr>
+              <w:spacing w:after="0" w:line="300" w:lineRule="atLeast"/>
+              <w:rPr>
+                <w:rFonts w:ascii="Segoe UI" w:eastAsia="Times New Roman" w:hAnsi="Segoe UI" w:cs="Segoe UI"/>
+                <w:sz w:val="18"/>
+                <w:szCs w:val="18"/>
+              </w:rPr>
+            </w:pPr>
+            <w:r>
+              <w:rPr>
+                <w:rFonts w:ascii="Segoe UI" w:eastAsia="Times New Roman" w:hAnsi="Segoe UI" w:cs="Segoe UI"/>
+                <w:sz w:val="18"/>
+                <w:szCs w:val="18"/>
+              </w:rPr>
+              <w:t>✅ You have 7 docs</w:t>
+            </w:r>
+          </w:p>
+        </w:tc>
+      </w:tr>
+      <w:tr>
+        <w:tc>
+          <w:tcPr>
+            <w:tcW w:w="0" w:type="auto"/>
+            <w:tcMar>
+              <w:top w:w="120" w:type="dxa"/>
+              <w:left w:w="0" w:type="dxa"/>
+              <w:bottom w:w="120" w:type="dxa"/>
+              <w:right w:w="192" w:type="dxa"/>
+            </w:tcMar>
+            <w:vAlign w:val="center"/>
+            <w:hideMark/>
+          </w:tcPr>
+          <w:p>
+            <w:pPr>
+              <w:spacing w:after="0" w:line="300" w:lineRule="atLeast"/>
+              <w:rPr>
+                <w:rFonts w:ascii="Segoe UI" w:eastAsia="Times New Roman" w:hAnsi="Segoe UI" w:cs="Segoe UI"/>
+                <w:sz w:val="18"/>
+                <w:szCs w:val="18"/>
+              </w:rPr>
+            </w:pPr>
+            <w:r>
+              <w:rPr>
+                <w:rFonts w:ascii="Segoe UI" w:eastAsia="Times New Roman" w:hAnsi="Segoe UI" w:cs="Segoe UI"/>
+                <w:b/>
+                <w:bCs/>
+                <w:sz w:val="18"/>
+              </w:rPr>
+              <w:t>Error Pages</w:t>
+            </w:r>
+          </w:p>
+        </w:tc>
+        <w:tc>
+          <w:tcPr>
+            <w:tcW w:w="0" w:type="auto"/>
+            <w:tcMar>
+              <w:top w:w="120" w:type="dxa"/>
+              <w:left w:w="192" w:type="dxa"/>
+              <w:bottom w:w="120" w:type="dxa"/>
+              <w:right w:w="192" w:type="dxa"/>
+            </w:tcMar>
+            <w:vAlign w:val="center"/>
+            <w:hideMark/>
+          </w:tcPr>
+          <w:p>
+            <w:pPr>
+              <w:spacing w:after="0" w:line="300" w:lineRule="atLeast"/>
+              <w:rPr>
+                <w:rFonts w:ascii="Segoe UI" w:eastAsia="Times New Roman" w:hAnsi="Segoe UI" w:cs="Segoe UI"/>
+                <w:sz w:val="18"/>
+                <w:szCs w:val="18"/>
+              </w:rPr>
+            </w:pPr>
+            <w:r>
+              <w:rPr>
+                <w:rFonts w:ascii="Segoe UI" w:eastAsia="Times New Roman" w:hAnsi="Segoe UI" w:cs="Segoe UI"/>
+                <w:sz w:val="18"/>
+                <w:szCs w:val="18"/>
+              </w:rPr>
+              <w:t>404, 500</w:t>
+            </w:r>
+          </w:p>
+        </w:tc>
+        <w:tc>
+          <w:tcPr>
+            <w:tcW w:w="0" w:type="auto"/>
+            <w:tcMar>
+              <w:top w:w="120" w:type="dxa"/>
+              <w:left w:w="192" w:type="dxa"/>
+              <w:bottom w:w="120" w:type="dxa"/>
+              <w:right w:w="0" w:type="dxa"/>
+            </w:tcMar>
+            <w:vAlign w:val="center"/>
+            <w:hideMark/>
+          </w:tcPr>
+          <w:p>
+            <w:pPr>
+              <w:spacing w:after="0" w:line="300" w:lineRule="atLeast"/>
+              <w:rPr>
+                <w:rFonts w:ascii="Segoe UI" w:eastAsia="Times New Roman" w:hAnsi="Segoe UI" w:cs="Segoe UI"/>
+                <w:sz w:val="18"/>
+                <w:szCs w:val="18"/>
+              </w:rPr>
+            </w:pPr>
+            <w:r>
+              <w:rPr>
+                <w:rFonts w:ascii="Segoe UI" w:eastAsia="Times New Roman" w:hAnsi="Segoe UI" w:cs="Segoe UI"/>
+                <w:sz w:val="18"/>
+                <w:szCs w:val="18"/>
+              </w:rPr>
+              <w:t>❓ Do you have these?</w:t>
+            </w:r>
+          </w:p>
+        </w:tc>
+      </w:tr>
+    </w:tbl>
+    <w:p>
+      <w:pPr>
+        <w:shd w:val="clear" w:color="auto" w:fill="FFFFFF"/>
+        <w:spacing w:before="384" w:after="192" w:line="360" w:lineRule="atLeast"/>
+        <w:outlineLvl w:val="2"/>
+        <w:rPr>
+          <w:rFonts w:ascii="Segoe UI" w:eastAsia="Times New Roman" w:hAnsi="Segoe UI" w:cs="Segoe UI"/>
+          <w:b/>
+          <w:bCs/>
+          <w:color w:val="0F1115"/>
+          <w:sz w:val="24"/>
+          <w:szCs w:val="24"/>
+        </w:rPr>
+      </w:pPr>
+      <w:r>
+        <w:rPr>
+          <w:rFonts w:ascii="Segoe UI" w:eastAsia="Times New Roman" w:hAnsi="Segoe UI" w:cs="Segoe UI"/>
+          <w:b/>
+          <w:bCs/>
+          <w:color w:val="0F1115"/>
+          <w:sz w:val="24"/>
+          <w:szCs w:val="24"/>
+        </w:rPr>
+        <w:t>Priority 3: Create a Killer Demo</w:t>
+      </w:r>
+    </w:p>
+    <w:p>
+      <w:pPr>
+        <w:shd w:val="clear" w:color="auto" w:fill="FFFFFF"/>
+        <w:spacing w:before="192" w:after="192" w:line="336" w:lineRule="atLeast"/>
+        <w:rPr>
+          <w:rFonts w:ascii="Segoe UI" w:eastAsia="Times New Roman" w:hAnsi="Segoe UI" w:cs="Segoe UI"/>
+          <w:color w:val="0F1115"/>
+          <w:sz w:val="19"/>
+          <w:szCs w:val="19"/>
+        </w:rPr>
+      </w:pPr>
+      <w:r>
+        <w:rPr>
+          <w:rFonts w:ascii="Segoe UI" w:eastAsia="Times New Roman" w:hAnsi="Segoe UI" w:cs="Segoe UI"/>
+          <w:color w:val="0F1115"/>
+          <w:sz w:val="19"/>
+          <w:szCs w:val="19"/>
+        </w:rPr>
+        <w:t>This is what ThemeForest reviewers actually see first:</w:t>
+      </w:r>
+    </w:p>
+    <w:p>
+      <w:pPr>
+        <w:shd w:val="clear" w:color="auto" w:fill="FFFFFF"/>
+        <w:spacing w:after="0" w:line="240" w:lineRule="atLeast"/>
+        <w:rPr>
+          <w:rFonts w:ascii="Segoe UI" w:eastAsia="Times New Roman" w:hAnsi="Segoe UI" w:cs="Segoe UI"/>
+          <w:color w:val="0F1115"/>
+          <w:sz w:val="16"/>
+          <w:szCs w:val="16"/>
+        </w:rPr>
+      </w:pPr>
+      <w:r>
+        <w:rPr>
+          <w:rFonts w:ascii="Consolas" w:eastAsia="Times New Roman" w:hAnsi="Consolas" w:cs="Segoe UI"/>
+          <w:color w:val="0F1115"/>
+          <w:sz w:val="14"/>
+        </w:rPr>
+        <w:t>html</w:t>
+      </w:r>
+    </w:p>
+    <w:p>
+      <w:pPr>
+        <w:shd w:val="clear" w:color="auto" w:fill="FFFFFF"/>
+        <w:tabs>
+          <w:tab w:val="left" w:pos="916"/>
+          <w:tab w:val="left" w:pos="1832"/>
+          <w:tab w:val="left" w:pos="2748"/>
+          <w:tab w:val="left" w:pos="3664"/>
+          <w:tab w:val="left" w:pos="4580"/>
+          <w:tab w:val="left" w:pos="5496"/>
+          <w:tab w:val="left" w:pos="6412"/>
+          <w:tab w:val="left" w:pos="7328"/>
+          <w:tab w:val="left" w:pos="8244"/>
+          <w:tab w:val="left" w:pos="9160"/>
+          <w:tab w:val="left" w:pos="10076"/>
+          <w:tab w:val="left" w:pos="10992"/>
+          <w:tab w:val="left" w:pos="11908"/>
+          <w:tab w:val="left" w:pos="12824"/>
+          <w:tab w:val="left" w:pos="13740"/>
+          <w:tab w:val="left" w:pos="14656"/>
+        </w:tabs>
+        <w:wordWrap w:val="0"/>
+        <w:spacing w:after="0" w:line="264" w:lineRule="atLeast"/>
+        <w:rPr>
+          <w:rFonts w:ascii="Consolas" w:eastAsia="Times New Roman" w:hAnsi="Consolas" w:cs="Courier New"/>
+          <w:color w:val="0F1115"/>
+          <w:sz w:val="16"/>
+          <w:szCs w:val="16"/>
+        </w:rPr>
+      </w:pPr>
+      <w:r>
+        <w:rPr>
+          <w:rFonts w:ascii="Consolas" w:eastAsia="Times New Roman" w:hAnsi="Consolas" w:cs="Courier New"/>
+          <w:i/>
+          <w:iCs/>
+          <w:color w:val="A0A1A7"/>
+          <w:sz w:val="16"/>
+        </w:rPr>
+        <w:t>&lt;!-- Create a beautiful index.html that showcases EVERYTHING --&gt;</w:t>
+      </w:r>
+    </w:p>
+    <w:p>
+      <w:pPr>
+        <w:shd w:val="clear" w:color="auto" w:fill="FFFFFF"/>
+        <w:tabs>
+          <w:tab w:val="left" w:pos="916"/>
+          <w:tab w:val="left" w:pos="1832"/>
+          <w:tab w:val="left" w:pos="2748"/>
+          <w:tab w:val="left" w:pos="3664"/>
+          <w:tab w:val="left" w:pos="4580"/>
+          <w:tab w:val="left" w:pos="5496"/>
+          <w:tab w:val="left" w:pos="6412"/>
+          <w:tab w:val="left" w:pos="7328"/>
+          <w:tab w:val="left" w:pos="8244"/>
+          <w:tab w:val="left" w:pos="9160"/>
+          <w:tab w:val="left" w:pos="10076"/>
+          <w:tab w:val="left" w:pos="10992"/>
+          <w:tab w:val="left" w:pos="11908"/>
+          <w:tab w:val="left" w:pos="12824"/>
+          <w:tab w:val="left" w:pos="13740"/>
+          <w:tab w:val="left" w:pos="14656"/>
+        </w:tabs>
+        <w:wordWrap w:val="0"/>
+        <w:spacing w:after="0" w:line="264" w:lineRule="atLeast"/>
+        <w:rPr>
+          <w:rFonts w:ascii="Consolas" w:eastAsia="Times New Roman" w:hAnsi="Consolas" w:cs="Courier New"/>
+          <w:color w:val="0F1115"/>
+          <w:sz w:val="16"/>
+          <w:szCs w:val="16"/>
+        </w:rPr>
+      </w:pPr>
+      <w:r>
+        <w:rPr>
+          <w:rFonts w:ascii="Consolas" w:eastAsia="Times New Roman" w:hAnsi="Consolas" w:cs="Courier New"/>
+          <w:color w:val="383A42"/>
+          <w:sz w:val="16"/>
+        </w:rPr>
+        <w:t>&lt;!DOCTYPE html&gt;</w:t>
+      </w:r>
+    </w:p>
+    <w:p>
+      <w:pPr>
+        <w:shd w:val="clear" w:color="auto" w:fill="FFFFFF"/>
+        <w:tabs>
+          <w:tab w:val="left" w:pos="916"/>
+          <w:tab w:val="left" w:pos="1832"/>
+          <w:tab w:val="left" w:pos="2748"/>
+          <w:tab w:val="left" w:pos="3664"/>
+          <w:tab w:val="left" w:pos="4580"/>
+          <w:tab w:val="left" w:pos="5496"/>
+          <w:tab w:val="left" w:pos="6412"/>
+          <w:tab w:val="left" w:pos="7328"/>
+          <w:tab w:val="left" w:pos="8244"/>
+          <w:tab w:val="left" w:pos="9160"/>
+          <w:tab w:val="left" w:pos="10076"/>
+          <w:tab w:val="left" w:pos="10992"/>
+          <w:tab w:val="left" w:pos="11908"/>
+          <w:tab w:val="left" w:pos="12824"/>
+          <w:tab w:val="left" w:pos="13740"/>
+          <w:tab w:val="left" w:pos="14656"/>
+        </w:tabs>
+        <w:wordWrap w:val="0"/>
+        <w:spacing w:after="0" w:line="264" w:lineRule="atLeast"/>
+        <w:rPr>
+          <w:rFonts w:ascii="Consolas" w:eastAsia="Times New Roman" w:hAnsi="Consolas" w:cs="Courier New"/>
+          <w:color w:val="0F1115"/>
+          <w:sz w:val="16"/>
+          <w:szCs w:val="16"/>
+        </w:rPr>
+      </w:pPr>
+      <w:r>
+        <w:rPr>
+          <w:rFonts w:ascii="Consolas" w:eastAsia="Times New Roman" w:hAnsi="Consolas" w:cs="Courier New"/>
+          <w:color w:val="383A42"/>
+          <w:sz w:val="16"/>
+        </w:rPr>
+        <w:t>&lt;</w:t>
+      </w:r>
+      <w:r>
+        <w:rPr>
+          <w:rFonts w:ascii="Consolas" w:eastAsia="Times New Roman" w:hAnsi="Consolas" w:cs="Courier New"/>
+          <w:color w:val="E45649"/>
+          <w:sz w:val="16"/>
+        </w:rPr>
+        <w:t>html</w:t>
+      </w:r>
+      <w:r>
+        <w:rPr>
+          <w:rFonts w:ascii="Consolas" w:eastAsia="Times New Roman" w:hAnsi="Consolas" w:cs="Courier New"/>
+          <w:color w:val="383A42"/>
+          <w:sz w:val="16"/>
+        </w:rPr>
+        <w:t>&gt;</w:t>
+      </w:r>
+    </w:p>
+    <w:p>
+      <w:pPr>
+        <w:shd w:val="clear" w:color="auto" w:fill="FFFFFF"/>
+        <w:tabs>
+          <w:tab w:val="left" w:pos="916"/>
+          <w:tab w:val="left" w:pos="1832"/>
+          <w:tab w:val="left" w:pos="2748"/>
+          <w:tab w:val="left" w:pos="3664"/>
+          <w:tab w:val="left" w:pos="4580"/>
+          <w:tab w:val="left" w:pos="5496"/>
+          <w:tab w:val="left" w:pos="6412"/>
+          <w:tab w:val="left" w:pos="7328"/>
+          <w:tab w:val="left" w:pos="8244"/>
+          <w:tab w:val="left" w:pos="9160"/>
+          <w:tab w:val="left" w:pos="10076"/>
+          <w:tab w:val="left" w:pos="10992"/>
+          <w:tab w:val="left" w:pos="11908"/>
+          <w:tab w:val="left" w:pos="12824"/>
+          <w:tab w:val="left" w:pos="13740"/>
+          <w:tab w:val="left" w:pos="14656"/>
+        </w:tabs>
+        <w:wordWrap w:val="0"/>
+        <w:spacing w:after="0" w:line="264" w:lineRule="atLeast"/>
+        <w:rPr>
+          <w:rFonts w:ascii="Consolas" w:eastAsia="Times New Roman" w:hAnsi="Consolas" w:cs="Courier New"/>
+          <w:color w:val="0F1115"/>
+          <w:sz w:val="16"/>
+          <w:szCs w:val="16"/>
+        </w:rPr>
+      </w:pPr>
+      <w:r>
+        <w:rPr>
+          <w:rFonts w:ascii="Consolas" w:eastAsia="Times New Roman" w:hAnsi="Consolas" w:cs="Courier New"/>
+          <w:color w:val="383A42"/>
+          <w:sz w:val="16"/>
+        </w:rPr>
+        <w:t>&lt;</w:t>
+      </w:r>
+      <w:r>
+        <w:rPr>
+          <w:rFonts w:ascii="Consolas" w:eastAsia="Times New Roman" w:hAnsi="Consolas" w:cs="Courier New"/>
+          <w:color w:val="E45649"/>
+          <w:sz w:val="16"/>
+        </w:rPr>
+        <w:t>head</w:t>
+      </w:r>
+      <w:r>
+        <w:rPr>
+          <w:rFonts w:ascii="Consolas" w:eastAsia="Times New Roman" w:hAnsi="Consolas" w:cs="Courier New"/>
+          <w:color w:val="383A42"/>
+          <w:sz w:val="16"/>
+        </w:rPr>
+        <w:t>&gt;</w:t>
+      </w:r>
+    </w:p>
+    <w:p>
+      <w:pPr>
+        <w:shd w:val="clear" w:color="auto" w:fill="FFFFFF"/>
+        <w:tabs>
+          <w:tab w:val="left" w:pos="916"/>
+          <w:tab w:val="left" w:pos="1832"/>
+          <w:tab w:val="left" w:pos="2748"/>
+          <w:tab w:val="left" w:pos="3664"/>
+          <w:tab w:val="left" w:pos="4580"/>
+          <w:tab w:val="left" w:pos="5496"/>
+          <w:tab w:val="left" w:pos="6412"/>
+          <w:tab w:val="left" w:pos="7328"/>
+          <w:tab w:val="left" w:pos="8244"/>
+          <w:tab w:val="left" w:pos="9160"/>
+          <w:tab w:val="left" w:pos="10076"/>
+          <w:tab w:val="left" w:pos="10992"/>
+          <w:tab w:val="left" w:pos="11908"/>
+          <w:tab w:val="left" w:pos="12824"/>
+          <w:tab w:val="left" w:pos="13740"/>
+          <w:tab w:val="left" w:pos="14656"/>
+        </w:tabs>
+        <w:wordWrap w:val="0"/>
+        <w:spacing w:after="0" w:line="264" w:lineRule="atLeast"/>
+        <w:rPr>
+          <w:rFonts w:ascii="Consolas" w:eastAsia="Times New Roman" w:hAnsi="Consolas" w:cs="Courier New"/>
+          <w:color w:val="0F1115"/>
+          <w:sz w:val="16"/>
+          <w:szCs w:val="16"/>
+        </w:rPr>
+      </w:pPr>
+      <w:r>
+        <w:rPr>
+          <w:rFonts w:ascii="Consolas" w:eastAsia="Times New Roman" w:hAnsi="Consolas" w:cs="Courier New"/>
+          <w:color w:val="0F1115"/>
+          <w:sz w:val="16"/>
+          <w:szCs w:val="16"/>
+        </w:rPr>
+        <w:t xml:space="preserve">    </w:t>
+      </w:r>
+      <w:r>
+        <w:rPr>
+          <w:rFonts w:ascii="Consolas" w:eastAsia="Times New Roman" w:hAnsi="Consolas" w:cs="Courier New"/>
+          <w:color w:val="383A42"/>
+          <w:sz w:val="16"/>
+        </w:rPr>
+        <w:t>&lt;</w:t>
+      </w:r>
+      <w:r>
+        <w:rPr>
+          <w:rFonts w:ascii="Consolas" w:eastAsia="Times New Roman" w:hAnsi="Consolas" w:cs="Courier New"/>
+          <w:color w:val="E45649"/>
+          <w:sz w:val="16"/>
+        </w:rPr>
+        <w:t>title</w:t>
+      </w:r>
+      <w:r>
+        <w:rPr>
+          <w:rFonts w:ascii="Consolas" w:eastAsia="Times New Roman" w:hAnsi="Consolas" w:cs="Courier New"/>
+          <w:color w:val="383A42"/>
+          <w:sz w:val="16"/>
+        </w:rPr>
+        <w:t>&gt;</w:t>
+      </w:r>
+      <w:r>
+        <w:rPr>
+          <w:rFonts w:ascii="Consolas" w:eastAsia="Times New Roman" w:hAnsi="Consolas" w:cs="Courier New"/>
+          <w:color w:val="0F1115"/>
+          <w:sz w:val="16"/>
+          <w:szCs w:val="16"/>
+        </w:rPr>
+        <w:t>Aether Admin - Premium Bootstrap 5 Dashboard</w:t>
+      </w:r>
+      <w:r>
+        <w:rPr>
+          <w:rFonts w:ascii="Consolas" w:eastAsia="Times New Roman" w:hAnsi="Consolas" w:cs="Courier New"/>
+          <w:color w:val="383A42"/>
+          <w:sz w:val="16"/>
+        </w:rPr>
+        <w:t>&lt;/</w:t>
+      </w:r>
+      <w:r>
+        <w:rPr>
+          <w:rFonts w:ascii="Consolas" w:eastAsia="Times New Roman" w:hAnsi="Consolas" w:cs="Courier New"/>
+          <w:color w:val="E45649"/>
+          <w:sz w:val="16"/>
+        </w:rPr>
+        <w:t>title</w:t>
+      </w:r>
+      <w:r>
+        <w:rPr>
+          <w:rFonts w:ascii="Consolas" w:eastAsia="Times New Roman" w:hAnsi="Consolas" w:cs="Courier New"/>
+          <w:color w:val="383A42"/>
+          <w:sz w:val="16"/>
+        </w:rPr>
+        <w:t>&gt;</w:t>
+      </w:r>
+    </w:p>
+    <w:p>
+      <w:pPr>
+        <w:shd w:val="clear" w:color="auto" w:fill="FFFFFF"/>
+        <w:tabs>
+          <w:tab w:val="left" w:pos="916"/>
+          <w:tab w:val="left" w:pos="1832"/>
+          <w:tab w:val="left" w:pos="2748"/>
+          <w:tab w:val="left" w:pos="3664"/>
+          <w:tab w:val="left" w:pos="4580"/>
+          <w:tab w:val="left" w:pos="5496"/>
+          <w:tab w:val="left" w:pos="6412"/>
+          <w:tab w:val="left" w:pos="7328"/>
+          <w:tab w:val="left" w:pos="8244"/>
+          <w:tab w:val="left" w:pos="9160"/>
+          <w:tab w:val="left" w:pos="10076"/>
+          <w:tab w:val="left" w:pos="10992"/>
+          <w:tab w:val="left" w:pos="11908"/>
+          <w:tab w:val="left" w:pos="12824"/>
+          <w:tab w:val="left" w:pos="13740"/>
+          <w:tab w:val="left" w:pos="14656"/>
+        </w:tabs>
+        <w:wordWrap w:val="0"/>
+        <w:spacing w:after="0" w:line="264" w:lineRule="atLeast"/>
+        <w:rPr>
+          <w:rFonts w:ascii="Consolas" w:eastAsia="Times New Roman" w:hAnsi="Consolas" w:cs="Courier New"/>
+          <w:color w:val="0F1115"/>
+          <w:sz w:val="16"/>
+          <w:szCs w:val="16"/>
+        </w:rPr>
+      </w:pPr>
+      <w:r>
+        <w:rPr>
+          <w:rFonts w:ascii="Consolas" w:eastAsia="Times New Roman" w:hAnsi="Consolas" w:cs="Courier New"/>
+          <w:color w:val="383A42"/>
+          <w:sz w:val="16"/>
+        </w:rPr>
+        <w:t>&lt;/</w:t>
+      </w:r>
+      <w:r>
+        <w:rPr>
+          <w:rFonts w:ascii="Consolas" w:eastAsia="Times New Roman" w:hAnsi="Consolas" w:cs="Courier New"/>
+          <w:color w:val="E45649"/>
+          <w:sz w:val="16"/>
+        </w:rPr>
+        <w:t>head</w:t>
+      </w:r>
+      <w:r>
+        <w:rPr>
+          <w:rFonts w:ascii="Consolas" w:eastAsia="Times New Roman" w:hAnsi="Consolas" w:cs="Courier New"/>
+          <w:color w:val="383A42"/>
+          <w:sz w:val="16"/>
+        </w:rPr>
+        <w:t>&gt;</w:t>
+      </w:r>
+    </w:p>
+    <w:p>
+      <w:pPr>
+        <w:shd w:val="clear" w:color="auto" w:fill="FFFFFF"/>
+        <w:tabs>
+          <w:tab w:val="left" w:pos="916"/>
+          <w:tab w:val="left" w:pos="1832"/>
+          <w:tab w:val="left" w:pos="2748"/>
+          <w:tab w:val="left" w:pos="3664"/>
+          <w:tab w:val="left" w:pos="4580"/>
+          <w:tab w:val="left" w:pos="5496"/>
+          <w:tab w:val="left" w:pos="6412"/>
+          <w:tab w:val="left" w:pos="7328"/>
+          <w:tab w:val="left" w:pos="8244"/>
+          <w:tab w:val="left" w:pos="9160"/>
+          <w:tab w:val="left" w:pos="10076"/>
+          <w:tab w:val="left" w:pos="10992"/>
+          <w:tab w:val="left" w:pos="11908"/>
+          <w:tab w:val="left" w:pos="12824"/>
+          <w:tab w:val="left" w:pos="13740"/>
+          <w:tab w:val="left" w:pos="14656"/>
+        </w:tabs>
+        <w:wordWrap w:val="0"/>
+        <w:spacing w:after="0" w:line="264" w:lineRule="atLeast"/>
+        <w:rPr>
+          <w:rFonts w:ascii="Consolas" w:eastAsia="Times New Roman" w:hAnsi="Consolas" w:cs="Courier New"/>
+          <w:color w:val="0F1115"/>
+          <w:sz w:val="16"/>
+          <w:szCs w:val="16"/>
+        </w:rPr>
+      </w:pPr>
+      <w:r>
+        <w:rPr>
+          <w:rFonts w:ascii="Consolas" w:eastAsia="Times New Roman" w:hAnsi="Consolas" w:cs="Courier New"/>
+          <w:color w:val="383A42"/>
+          <w:sz w:val="16"/>
+        </w:rPr>
+        <w:t>&lt;</w:t>
+      </w:r>
+      <w:r>
+        <w:rPr>
+          <w:rFonts w:ascii="Consolas" w:eastAsia="Times New Roman" w:hAnsi="Consolas" w:cs="Courier New"/>
+          <w:color w:val="E45649"/>
+          <w:sz w:val="16"/>
+        </w:rPr>
+        <w:t>body</w:t>
+      </w:r>
+      <w:r>
+        <w:rPr>
+          <w:rFonts w:ascii="Consolas" w:eastAsia="Times New Roman" w:hAnsi="Consolas" w:cs="Courier New"/>
+          <w:color w:val="383A42"/>
+          <w:sz w:val="16"/>
+        </w:rPr>
+        <w:t>&gt;</w:t>
+      </w:r>
+    </w:p>
+    <w:p>
+      <w:pPr>
+        <w:shd w:val="clear" w:color="auto" w:fill="FFFFFF"/>
+        <w:tabs>
+          <w:tab w:val="left" w:pos="916"/>
+          <w:tab w:val="left" w:pos="1832"/>
+          <w:tab w:val="left" w:pos="2748"/>
+          <w:tab w:val="left" w:pos="3664"/>
+          <w:tab w:val="left" w:pos="4580"/>
+          <w:tab w:val="left" w:pos="5496"/>
+          <w:tab w:val="left" w:pos="6412"/>
+          <w:tab w:val="left" w:pos="7328"/>
+          <w:tab w:val="left" w:pos="8244"/>
+          <w:tab w:val="left" w:pos="9160"/>
+          <w:tab w:val="left" w:pos="10076"/>
+          <w:tab w:val="left" w:pos="10992"/>
+          <w:tab w:val="left" w:pos="11908"/>
+          <w:tab w:val="left" w:pos="12824"/>
+          <w:tab w:val="left" w:pos="13740"/>
+          <w:tab w:val="left" w:pos="14656"/>
+        </w:tabs>
+        <w:wordWrap w:val="0"/>
+        <w:spacing w:after="0" w:line="264" w:lineRule="atLeast"/>
+        <w:rPr>
+          <w:rFonts w:ascii="Consolas" w:eastAsia="Times New Roman" w:hAnsi="Consolas" w:cs="Courier New"/>
+          <w:color w:val="0F1115"/>
+          <w:sz w:val="16"/>
+          <w:szCs w:val="16"/>
+        </w:rPr>
+      </w:pPr>
+      <w:r>
+        <w:rPr>
+          <w:rFonts w:ascii="Consolas" w:eastAsia="Times New Roman" w:hAnsi="Consolas" w:cs="Courier New"/>
+          <w:color w:val="0F1115"/>
+          <w:sz w:val="16"/>
+          <w:szCs w:val="16"/>
+        </w:rPr>
+        <w:t xml:space="preserve">    </w:t>
+      </w:r>
+      <w:r>
+        <w:rPr>
+          <w:rFonts w:ascii="Consolas" w:eastAsia="Times New Roman" w:hAnsi="Consolas" w:cs="Courier New"/>
+          <w:i/>
+          <w:iCs/>
+          <w:color w:val="A0A1A7"/>
+          <w:sz w:val="16"/>
+        </w:rPr>
+        <w:t>&lt;!-- Hero section with live preview --&gt;</w:t>
+      </w:r>
+    </w:p>
+    <w:p>
+      <w:pPr>
+        <w:shd w:val="clear" w:color="auto" w:fill="FFFFFF"/>
+        <w:tabs>
+          <w:tab w:val="left" w:pos="916"/>
+          <w:tab w:val="left" w:pos="1832"/>
+          <w:tab w:val="left" w:pos="2748"/>
+          <w:tab w:val="left" w:pos="3664"/>
+          <w:tab w:val="left" w:pos="4580"/>
+          <w:tab w:val="left" w:pos="5496"/>
+          <w:tab w:val="left" w:pos="6412"/>
+          <w:tab w:val="left" w:pos="7328"/>
+          <w:tab w:val="left" w:pos="8244"/>
+          <w:tab w:val="left" w:pos="9160"/>
+          <w:tab w:val="left" w:pos="10076"/>
+          <w:tab w:val="left" w:pos="10992"/>
+          <w:tab w:val="left" w:pos="11908"/>
+          <w:tab w:val="left" w:pos="12824"/>
+          <w:tab w:val="left" w:pos="13740"/>
+          <w:tab w:val="left" w:pos="14656"/>
+        </w:tabs>
+        <w:wordWrap w:val="0"/>
+        <w:spacing w:after="0" w:line="264" w:lineRule="atLeast"/>
+        <w:rPr>
+          <w:rFonts w:ascii="Consolas" w:eastAsia="Times New Roman" w:hAnsi="Consolas" w:cs="Courier New"/>
+          <w:color w:val="0F1115"/>
+          <w:sz w:val="16"/>
+          <w:szCs w:val="16"/>
+        </w:rPr>
+      </w:pPr>
+      <w:r>
+        <w:rPr>
+          <w:rFonts w:ascii="Consolas" w:eastAsia="Times New Roman" w:hAnsi="Consolas" w:cs="Courier New"/>
+          <w:color w:val="0F1115"/>
+          <w:sz w:val="16"/>
+          <w:szCs w:val="16"/>
+        </w:rPr>
+        <w:t xml:space="preserve">    </w:t>
+      </w:r>
+      <w:r>
+        <w:rPr>
+          <w:rFonts w:ascii="Consolas" w:eastAsia="Times New Roman" w:hAnsi="Consolas" w:cs="Courier New"/>
+          <w:i/>
+          <w:iCs/>
+          <w:color w:val="A0A1A7"/>
+          <w:sz w:val="16"/>
+        </w:rPr>
+        <w:t>&lt;!-- Feature grid showing all capabilities --&gt;</w:t>
+      </w:r>
+    </w:p>
+    <w:p>
+      <w:pPr>
+        <w:shd w:val="clear" w:color="auto" w:fill="FFFFFF"/>
+        <w:tabs>
+          <w:tab w:val="left" w:pos="916"/>
+          <w:tab w:val="left" w:pos="1832"/>
+          <w:tab w:val="left" w:pos="2748"/>
+          <w:tab w:val="left" w:pos="3664"/>
+          <w:tab w:val="left" w:pos="4580"/>
+          <w:tab w:val="left" w:pos="5496"/>
+          <w:tab w:val="left" w:pos="6412"/>
+          <w:tab w:val="left" w:pos="7328"/>
+          <w:tab w:val="left" w:pos="8244"/>
+          <w:tab w:val="left" w:pos="9160"/>
+          <w:tab w:val="left" w:pos="10076"/>
+          <w:tab w:val="left" w:pos="10992"/>
+          <w:tab w:val="left" w:pos="11908"/>
+          <w:tab w:val="left" w:pos="12824"/>
+          <w:tab w:val="left" w:pos="13740"/>
+          <w:tab w:val="left" w:pos="14656"/>
+        </w:tabs>
+        <w:wordWrap w:val="0"/>
+        <w:spacing w:after="0" w:line="264" w:lineRule="atLeast"/>
+        <w:rPr>
+          <w:rFonts w:ascii="Consolas" w:eastAsia="Times New Roman" w:hAnsi="Consolas" w:cs="Courier New"/>
+          <w:color w:val="0F1115"/>
+          <w:sz w:val="16"/>
+          <w:szCs w:val="16"/>
+        </w:rPr>
+      </w:pPr>
+      <w:r>
+        <w:rPr>
+          <w:rFonts w:ascii="Consolas" w:eastAsia="Times New Roman" w:hAnsi="Consolas" w:cs="Courier New"/>
+          <w:color w:val="0F1115"/>
+          <w:sz w:val="16"/>
+          <w:szCs w:val="16"/>
+        </w:rPr>
+        <w:t xml:space="preserve">    </w:t>
+      </w:r>
+      <w:r>
+        <w:rPr>
+          <w:rFonts w:ascii="Consolas" w:eastAsia="Times New Roman" w:hAnsi="Consolas" w:cs="Courier New"/>
+          <w:i/>
+          <w:iCs/>
+          <w:color w:val="A0A1A7"/>
+          <w:sz w:val="16"/>
+        </w:rPr>
+        <w:t>&lt;!-- 30+ theme color switcher demo --&gt;</w:t>
+      </w:r>
+    </w:p>
+    <w:p>
+      <w:pPr>
+        <w:shd w:val="clear" w:color="auto" w:fill="FFFFFF"/>
+        <w:tabs>
+          <w:tab w:val="left" w:pos="916"/>
+          <w:tab w:val="left" w:pos="1832"/>
+          <w:tab w:val="left" w:pos="2748"/>
+          <w:tab w:val="left" w:pos="3664"/>
+          <w:tab w:val="left" w:pos="4580"/>
+          <w:tab w:val="left" w:pos="5496"/>
+          <w:tab w:val="left" w:pos="6412"/>
+          <w:tab w:val="left" w:pos="7328"/>
+          <w:tab w:val="left" w:pos="8244"/>
+          <w:tab w:val="left" w:pos="9160"/>
+          <w:tab w:val="left" w:pos="10076"/>
+          <w:tab w:val="left" w:pos="10992"/>
+          <w:tab w:val="left" w:pos="11908"/>
+          <w:tab w:val="left" w:pos="12824"/>
+          <w:tab w:val="left" w:pos="13740"/>
+          <w:tab w:val="left" w:pos="14656"/>
+        </w:tabs>
+        <w:wordWrap w:val="0"/>
+        <w:spacing w:after="0" w:line="264" w:lineRule="atLeast"/>
+        <w:rPr>
+          <w:rFonts w:ascii="Consolas" w:eastAsia="Times New Roman" w:hAnsi="Consolas" w:cs="Courier New"/>
+          <w:color w:val="0F1115"/>
+          <w:sz w:val="16"/>
+          <w:szCs w:val="16"/>
+        </w:rPr>
+      </w:pPr>
+      <w:r>
+        <w:rPr>
+          <w:rFonts w:ascii="Consolas" w:eastAsia="Times New Roman" w:hAnsi="Consolas" w:cs="Courier New"/>
+          <w:color w:val="0F1115"/>
+          <w:sz w:val="16"/>
+          <w:szCs w:val="16"/>
+        </w:rPr>
+        <w:t xml:space="preserve">    </w:t>
+      </w:r>
+      <w:r>
+        <w:rPr>
+          <w:rFonts w:ascii="Consolas" w:eastAsia="Times New Roman" w:hAnsi="Consolas" w:cs="Courier New"/>
+          <w:i/>
+          <w:iCs/>
+          <w:color w:val="A0A1A7"/>
+          <w:sz w:val="16"/>
+        </w:rPr>
+        <w:t>&lt;!-- Component gallery with links to each page --&gt;</w:t>
+      </w:r>
+    </w:p>
+    <w:p>
+      <w:pPr>
+        <w:shd w:val="clear" w:color="auto" w:fill="FFFFFF"/>
+        <w:tabs>
+          <w:tab w:val="left" w:pos="916"/>
+          <w:tab w:val="left" w:pos="1832"/>
+          <w:tab w:val="left" w:pos="2748"/>
+          <w:tab w:val="left" w:pos="3664"/>
+          <w:tab w:val="left" w:pos="4580"/>
+          <w:tab w:val="left" w:pos="5496"/>
+          <w:tab w:val="left" w:pos="6412"/>
+          <w:tab w:val="left" w:pos="7328"/>
+          <w:tab w:val="left" w:pos="8244"/>
+          <w:tab w:val="left" w:pos="9160"/>
+          <w:tab w:val="left" w:pos="10076"/>
+          <w:tab w:val="left" w:pos="10992"/>
+          <w:tab w:val="left" w:pos="11908"/>
+          <w:tab w:val="left" w:pos="12824"/>
+          <w:tab w:val="left" w:pos="13740"/>
+          <w:tab w:val="left" w:pos="14656"/>
+        </w:tabs>
+        <w:wordWrap w:val="0"/>
+        <w:spacing w:after="0" w:line="264" w:lineRule="atLeast"/>
+        <w:rPr>
+          <w:rFonts w:ascii="Consolas" w:eastAsia="Times New Roman" w:hAnsi="Consolas" w:cs="Courier New"/>
+          <w:color w:val="0F1115"/>
+          <w:sz w:val="16"/>
+          <w:szCs w:val="16"/>
+        </w:rPr>
+      </w:pPr>
+      <w:r>
+        <w:rPr>
+          <w:rFonts w:ascii="Consolas" w:eastAsia="Times New Roman" w:hAnsi="Consolas" w:cs="Courier New"/>
+          <w:color w:val="0F1115"/>
+          <w:sz w:val="16"/>
+          <w:szCs w:val="16"/>
+        </w:rPr>
+        <w:t xml:space="preserve">    </w:t>
+      </w:r>
+      <w:r>
+        <w:rPr>
+          <w:rFonts w:ascii="Consolas" w:eastAsia="Times New Roman" w:hAnsi="Consolas" w:cs="Courier New"/>
+          <w:i/>
+          <w:iCs/>
+          <w:color w:val="A0A1A7"/>
+          <w:sz w:val="16"/>
+        </w:rPr>
+        <w:t>&lt;!-- Testimonials, pricing, call to action --&gt;</w:t>
+      </w:r>
+    </w:p>
+    <w:p>
+      <w:pPr>
+        <w:shd w:val="clear" w:color="auto" w:fill="FFFFFF"/>
+        <w:tabs>
+          <w:tab w:val="left" w:pos="916"/>
+          <w:tab w:val="left" w:pos="1832"/>
+          <w:tab w:val="left" w:pos="2748"/>
+          <w:tab w:val="left" w:pos="3664"/>
+          <w:tab w:val="left" w:pos="4580"/>
+          <w:tab w:val="left" w:pos="5496"/>
+          <w:tab w:val="left" w:pos="6412"/>
+          <w:tab w:val="left" w:pos="7328"/>
+          <w:tab w:val="left" w:pos="8244"/>
+          <w:tab w:val="left" w:pos="9160"/>
+          <w:tab w:val="left" w:pos="10076"/>
+          <w:tab w:val="left" w:pos="10992"/>
+          <w:tab w:val="left" w:pos="11908"/>
+          <w:tab w:val="left" w:pos="12824"/>
+          <w:tab w:val="left" w:pos="13740"/>
+          <w:tab w:val="left" w:pos="14656"/>
+        </w:tabs>
+        <w:wordWrap w:val="0"/>
+        <w:spacing w:after="0" w:line="264" w:lineRule="atLeast"/>
+        <w:rPr>
+          <w:rFonts w:ascii="Consolas" w:eastAsia="Times New Roman" w:hAnsi="Consolas" w:cs="Courier New"/>
+          <w:color w:val="0F1115"/>
+          <w:sz w:val="16"/>
+          <w:szCs w:val="16"/>
+        </w:rPr>
+      </w:pPr>
+      <w:r>
+        <w:rPr>
+          <w:rFonts w:ascii="Consolas" w:eastAsia="Times New Roman" w:hAnsi="Consolas" w:cs="Courier New"/>
+          <w:color w:val="383A42"/>
+          <w:sz w:val="16"/>
+        </w:rPr>
+        <w:t>&lt;/</w:t>
+      </w:r>
+      <w:r>
+        <w:rPr>
+          <w:rFonts w:ascii="Consolas" w:eastAsia="Times New Roman" w:hAnsi="Consolas" w:cs="Courier New"/>
+          <w:color w:val="E45649"/>
+          <w:sz w:val="16"/>
+        </w:rPr>
+        <w:t>body</w:t>
+      </w:r>
+      <w:r>
+        <w:rPr>
+          <w:rFonts w:ascii="Consolas" w:eastAsia="Times New Roman" w:hAnsi="Consolas" w:cs="Courier New"/>
+          <w:color w:val="383A42"/>
+          <w:sz w:val="16"/>
+        </w:rPr>
+        <w:t>&gt;</w:t>
+      </w:r>
+    </w:p>
+    <w:p>
+      <w:pPr>
+        <w:shd w:val="clear" w:color="auto" w:fill="FFFFFF"/>
+        <w:tabs>
+          <w:tab w:val="left" w:pos="916"/>
+          <w:tab w:val="left" w:pos="1832"/>
+          <w:tab w:val="left" w:pos="2748"/>
+          <w:tab w:val="left" w:pos="3664"/>
+          <w:tab w:val="left" w:pos="4580"/>
+          <w:tab w:val="left" w:pos="5496"/>
+          <w:tab w:val="left" w:pos="6412"/>
+          <w:tab w:val="left" w:pos="7328"/>
+          <w:tab w:val="left" w:pos="8244"/>
+          <w:tab w:val="left" w:pos="9160"/>
+          <w:tab w:val="left" w:pos="10076"/>
+          <w:tab w:val="left" w:pos="10992"/>
+          <w:tab w:val="left" w:pos="11908"/>
+          <w:tab w:val="left" w:pos="12824"/>
+          <w:tab w:val="left" w:pos="13740"/>
+          <w:tab w:val="left" w:pos="14656"/>
+        </w:tabs>
+        <w:wordWrap w:val="0"/>
+        <w:spacing w:after="132" w:line="264" w:lineRule="atLeast"/>
+        <w:rPr>
+          <w:rFonts w:ascii="Consolas" w:eastAsia="Times New Roman" w:hAnsi="Consolas" w:cs="Courier New"/>
+          <w:color w:val="0F1115"/>
+          <w:sz w:val="16"/>
+          <w:szCs w:val="16"/>
+        </w:rPr>
+      </w:pPr>
+      <w:r>
+        <w:rPr>
+          <w:rFonts w:ascii="Consolas" w:eastAsia="Times New Roman" w:hAnsi="Consolas" w:cs="Courier New"/>
+          <w:color w:val="383A42"/>
+          <w:sz w:val="16"/>
+        </w:rPr>
+        <w:t>&lt;/</w:t>
+      </w:r>
+      <w:r>
+        <w:rPr>
+          <w:rFonts w:ascii="Consolas" w:eastAsia="Times New Roman" w:hAnsi="Consolas" w:cs="Courier New"/>
+          <w:color w:val="E45649"/>
+          <w:sz w:val="16"/>
+        </w:rPr>
+        <w:t>html</w:t>
+      </w:r>
+      <w:r>
+        <w:rPr>
+          <w:rFonts w:ascii="Consolas" w:eastAsia="Times New Roman" w:hAnsi="Consolas" w:cs="Courier New"/>
+          <w:color w:val="383A42"/>
+          <w:sz w:val="16"/>
+        </w:rPr>
+        <w:t>&gt;</w:t>
+      </w:r>
+    </w:p>
+    <w:p>
+      <w:pPr>
+        <w:shd w:val="clear" w:color="auto" w:fill="FFFFFF"/>
+        <w:spacing w:before="384" w:after="384" w:line="336" w:lineRule="atLeast"/>
+        <w:rPr>
+          <w:rFonts w:ascii="Segoe UI" w:eastAsia="Times New Roman" w:hAnsi="Segoe UI" w:cs="Segoe UI"/>
+          <w:color w:val="0F1115"/>
+          <w:sz w:val="19"/>
+          <w:szCs w:val="19"/>
+        </w:rPr>
+      </w:pPr>
+      <w:r>
+        <w:rPr>
+          <w:rFonts w:ascii="Segoe UI" w:eastAsia="Times New Roman" w:hAnsi="Segoe UI" w:cs="Segoe UI"/>
+          <w:color w:val="0F1115"/>
+          <w:sz w:val="19"/>
+          <w:szCs w:val="19"/>
+        </w:rPr>
+        <w:pict>
+          <v:rect id="_x0000_i1046" style="width:0;height:.6pt" o:hralign="center" o:hrstd="t" o:hr="t" fillcolor="#a0a0a0" stroked="f"/>
+        </w:pict>
+      </w:r>
+    </w:p>
+    <w:p>
+      <w:pPr>
+        <w:shd w:val="clear" w:color="auto" w:fill="FFFFFF"/>
+        <w:spacing w:before="384" w:after="192" w:line="384" w:lineRule="atLeast"/>
+        <w:outlineLvl w:val="1"/>
+        <w:rPr>
+          <w:rFonts w:ascii="Segoe UI" w:eastAsia="Times New Roman" w:hAnsi="Segoe UI" w:cs="Segoe UI"/>
+          <w:b/>
+          <w:bCs/>
+          <w:color w:val="0F1115"/>
+          <w:sz w:val="26"/>
+          <w:szCs w:val="26"/>
+        </w:rPr>
+      </w:pPr>
+      <w:r>
+        <w:rPr>
+          <w:rFonts w:ascii="Segoe UI" w:eastAsia="Times New Roman" w:hAnsi="Segoe UI" w:cs="Segoe UI"/>
+          <w:b/>
+          <w:bCs/>
+          <w:color w:val="0F1115"/>
+          <w:sz w:val="26"/>
+          <w:szCs w:val="26"/>
+        </w:rPr>
+        <w:t>🎨 For a First-Time Designer: The Realistic Path</w:t>
+      </w:r>
+    </w:p>
+    <w:p>
+      <w:pPr>
+        <w:shd w:val="clear" w:color="auto" w:fill="FFFFFF"/>
+        <w:spacing w:before="384" w:after="192" w:line="360" w:lineRule="atLeast"/>
+        <w:outlineLvl w:val="2"/>
+        <w:rPr>
+          <w:rFonts w:ascii="Segoe UI" w:eastAsia="Times New Roman" w:hAnsi="Segoe UI" w:cs="Segoe UI"/>
+          <w:b/>
+          <w:bCs/>
+          <w:color w:val="0F1115"/>
+          <w:sz w:val="24"/>
+          <w:szCs w:val="24"/>
+        </w:rPr>
+      </w:pPr>
+      <w:r>
+        <w:rPr>
+          <w:rFonts w:ascii="Segoe UI" w:eastAsia="Times New Roman" w:hAnsi="Segoe UI" w:cs="Segoe UI"/>
+          <w:b/>
+          <w:bCs/>
+          <w:color w:val="0F1115"/>
+          <w:sz w:val="24"/>
+          <w:szCs w:val="24"/>
+        </w:rPr>
+        <w:t>Week 1-2: Polish Phase</w:t>
+      </w:r>
+    </w:p>
+    <w:p>
+      <w:pPr>
+        <w:shd w:val="clear" w:color="auto" w:fill="FFFFFF"/>
+        <w:spacing w:after="0" w:line="240" w:lineRule="atLeast"/>
+        <w:rPr>
+          <w:rFonts w:ascii="Segoe UI" w:eastAsia="Times New Roman" w:hAnsi="Segoe UI" w:cs="Segoe UI"/>
+          <w:color w:val="0F1115"/>
+          <w:sz w:val="16"/>
+          <w:szCs w:val="16"/>
+        </w:rPr>
+      </w:pPr>
+      <w:r>
+        <w:rPr>
+          <w:rFonts w:ascii="Consolas" w:eastAsia="Times New Roman" w:hAnsi="Consolas" w:cs="Segoe UI"/>
+          <w:color w:val="0F1115"/>
+          <w:sz w:val="14"/>
+        </w:rPr>
+        <w:t>text</w:t>
+      </w:r>
+    </w:p>
+    <w:p>
+      <w:pPr>
+        <w:shd w:val="clear" w:color="auto" w:fill="FFFFFF"/>
+        <w:tabs>
+          <w:tab w:val="left" w:pos="916"/>
+          <w:tab w:val="left" w:pos="1832"/>
+          <w:tab w:val="left" w:pos="2748"/>
+          <w:tab w:val="left" w:pos="3664"/>
+          <w:tab w:val="left" w:pos="4580"/>
+          <w:tab w:val="left" w:pos="5496"/>
+          <w:tab w:val="left" w:pos="6412"/>
+          <w:tab w:val="left" w:pos="7328"/>
+          <w:tab w:val="left" w:pos="8244"/>
+          <w:tab w:val="left" w:pos="9160"/>
+          <w:tab w:val="left" w:pos="10076"/>
+          <w:tab w:val="left" w:pos="10992"/>
+          <w:tab w:val="left" w:pos="11908"/>
+          <w:tab w:val="left" w:pos="12824"/>
+          <w:tab w:val="left" w:pos="13740"/>
+          <w:tab w:val="left" w:pos="14656"/>
+        </w:tabs>
+        <w:wordWrap w:val="0"/>
+        <w:spacing w:after="0" w:line="264" w:lineRule="atLeast"/>
+        <w:rPr>
+          <w:rFonts w:ascii="Consolas" w:eastAsia="Times New Roman" w:hAnsi="Consolas" w:cs="Courier New"/>
+          <w:color w:val="0F1115"/>
+          <w:sz w:val="16"/>
+          <w:szCs w:val="16"/>
+        </w:rPr>
+      </w:pPr>
+      <w:r>
+        <w:rPr>
+          <w:rFonts w:ascii="Consolas" w:eastAsia="Times New Roman" w:hAnsi="Consolas" w:cs="Courier New"/>
+          <w:color w:val="0F1115"/>
+          <w:sz w:val="16"/>
+          <w:szCs w:val="16"/>
+        </w:rPr>
+        <w:t>Day 1-2: Fix all broken links and navigation</w:t>
+      </w:r>
+    </w:p>
+    <w:p>
+      <w:pPr>
+        <w:shd w:val="clear" w:color="auto" w:fill="FFFFFF"/>
+        <w:tabs>
+          <w:tab w:val="left" w:pos="916"/>
+          <w:tab w:val="left" w:pos="1832"/>
+          <w:tab w:val="left" w:pos="2748"/>
+          <w:tab w:val="left" w:pos="3664"/>
+          <w:tab w:val="left" w:pos="4580"/>
+          <w:tab w:val="left" w:pos="5496"/>
+          <w:tab w:val="left" w:pos="6412"/>
+          <w:tab w:val="left" w:pos="7328"/>
+          <w:tab w:val="left" w:pos="8244"/>
+          <w:tab w:val="left" w:pos="9160"/>
+          <w:tab w:val="left" w:pos="10076"/>
+          <w:tab w:val="left" w:pos="10992"/>
+          <w:tab w:val="left" w:pos="11908"/>
+          <w:tab w:val="left" w:pos="12824"/>
+          <w:tab w:val="left" w:pos="13740"/>
+          <w:tab w:val="left" w:pos="14656"/>
+        </w:tabs>
+        <w:wordWrap w:val="0"/>
+        <w:spacing w:after="0" w:line="264" w:lineRule="atLeast"/>
+        <w:rPr>
+          <w:rFonts w:ascii="Consolas" w:eastAsia="Times New Roman" w:hAnsi="Consolas" w:cs="Courier New"/>
+          <w:color w:val="0F1115"/>
+          <w:sz w:val="16"/>
+          <w:szCs w:val="16"/>
+        </w:rPr>
+      </w:pPr>
+      <w:r>
+        <w:rPr>
+          <w:rFonts w:ascii="Consolas" w:eastAsia="Times New Roman" w:hAnsi="Consolas" w:cs="Courier New"/>
+          <w:color w:val="0F1115"/>
+          <w:sz w:val="16"/>
+          <w:szCs w:val="16"/>
+        </w:rPr>
+        <w:t>Day 3-4: Test on mobile (iPhone, Android, tablet)</w:t>
+      </w:r>
+    </w:p>
+    <w:p>
+      <w:pPr>
+        <w:shd w:val="clear" w:color="auto" w:fill="FFFFFF"/>
+        <w:tabs>
+          <w:tab w:val="left" w:pos="916"/>
+          <w:tab w:val="left" w:pos="1832"/>
+          <w:tab w:val="left" w:pos="2748"/>
+          <w:tab w:val="left" w:pos="3664"/>
+          <w:tab w:val="left" w:pos="4580"/>
+          <w:tab w:val="left" w:pos="5496"/>
+          <w:tab w:val="left" w:pos="6412"/>
+          <w:tab w:val="left" w:pos="7328"/>
+          <w:tab w:val="left" w:pos="8244"/>
+          <w:tab w:val="left" w:pos="9160"/>
+          <w:tab w:val="left" w:pos="10076"/>
+          <w:tab w:val="left" w:pos="10992"/>
+          <w:tab w:val="left" w:pos="11908"/>
+          <w:tab w:val="left" w:pos="12824"/>
+          <w:tab w:val="left" w:pos="13740"/>
+          <w:tab w:val="left" w:pos="14656"/>
+        </w:tabs>
+        <w:wordWrap w:val="0"/>
+        <w:spacing w:after="0" w:line="264" w:lineRule="atLeast"/>
+        <w:rPr>
+          <w:rFonts w:ascii="Consolas" w:eastAsia="Times New Roman" w:hAnsi="Consolas" w:cs="Courier New"/>
+          <w:color w:val="0F1115"/>
+          <w:sz w:val="16"/>
+          <w:szCs w:val="16"/>
+        </w:rPr>
+      </w:pPr>
+      <w:r>
+        <w:rPr>
+          <w:rFonts w:ascii="Consolas" w:eastAsia="Times New Roman" w:hAnsi="Consolas" w:cs="Courier New"/>
+          <w:color w:val="0F1115"/>
+          <w:sz w:val="16"/>
+          <w:szCs w:val="16"/>
+        </w:rPr>
+        <w:t>Day 5-6: Test on Chrome, Firefox, Safari, Edge</w:t>
+      </w:r>
+    </w:p>
+    <w:p>
+      <w:pPr>
+        <w:shd w:val="clear" w:color="auto" w:fill="FFFFFF"/>
+        <w:tabs>
+          <w:tab w:val="left" w:pos="916"/>
+          <w:tab w:val="left" w:pos="1832"/>
+          <w:tab w:val="left" w:pos="2748"/>
+          <w:tab w:val="left" w:pos="3664"/>
+          <w:tab w:val="left" w:pos="4580"/>
+          <w:tab w:val="left" w:pos="5496"/>
+          <w:tab w:val="left" w:pos="6412"/>
+          <w:tab w:val="left" w:pos="7328"/>
+          <w:tab w:val="left" w:pos="8244"/>
+          <w:tab w:val="left" w:pos="9160"/>
+          <w:tab w:val="left" w:pos="10076"/>
+          <w:tab w:val="left" w:pos="10992"/>
+          <w:tab w:val="left" w:pos="11908"/>
+          <w:tab w:val="left" w:pos="12824"/>
+          <w:tab w:val="left" w:pos="13740"/>
+          <w:tab w:val="left" w:pos="14656"/>
+        </w:tabs>
+        <w:wordWrap w:val="0"/>
+        <w:spacing w:after="132" w:line="264" w:lineRule="atLeast"/>
+        <w:rPr>
+          <w:rFonts w:ascii="Consolas" w:eastAsia="Times New Roman" w:hAnsi="Consolas" w:cs="Courier New"/>
+          <w:color w:val="0F1115"/>
+          <w:sz w:val="16"/>
+          <w:szCs w:val="16"/>
+        </w:rPr>
+      </w:pPr>
+      <w:r>
+        <w:rPr>
+          <w:rFonts w:ascii="Consolas" w:eastAsia="Times New Roman" w:hAnsi="Consolas" w:cs="Courier New"/>
+          <w:color w:val="0F1115"/>
+          <w:sz w:val="16"/>
+          <w:szCs w:val="16"/>
+        </w:rPr>
+        <w:t>Day 7: Fix any CSS inconsistencies</w:t>
+      </w:r>
+    </w:p>
+    <w:p>
+      <w:pPr>
+        <w:shd w:val="clear" w:color="auto" w:fill="FFFFFF"/>
+        <w:spacing w:before="384" w:after="192" w:line="360" w:lineRule="atLeast"/>
+        <w:outlineLvl w:val="2"/>
+        <w:rPr>
+          <w:rFonts w:ascii="Segoe UI" w:eastAsia="Times New Roman" w:hAnsi="Segoe UI" w:cs="Segoe UI"/>
+          <w:b/>
+          <w:bCs/>
+          <w:color w:val="0F1115"/>
+          <w:sz w:val="24"/>
+          <w:szCs w:val="24"/>
+        </w:rPr>
+      </w:pPr>
+      <w:r>
+        <w:rPr>
+          <w:rFonts w:ascii="Segoe UI" w:eastAsia="Times New Roman" w:hAnsi="Segoe UI" w:cs="Segoe UI"/>
+          <w:b/>
+          <w:bCs/>
+          <w:color w:val="0F1115"/>
+          <w:sz w:val="24"/>
+          <w:szCs w:val="24"/>
+        </w:rPr>
+        <w:lastRenderedPageBreak/>
+        <w:t>Week 3-4: Complete Must-Have Pages</w:t>
+      </w:r>
+    </w:p>
+    <w:p>
+      <w:pPr>
+        <w:shd w:val="clear" w:color="auto" w:fill="FFFFFF"/>
+        <w:spacing w:after="0" w:line="240" w:lineRule="atLeast"/>
+        <w:rPr>
+          <w:rFonts w:ascii="Segoe UI" w:eastAsia="Times New Roman" w:hAnsi="Segoe UI" w:cs="Segoe UI"/>
+          <w:color w:val="0F1115"/>
+          <w:sz w:val="16"/>
+          <w:szCs w:val="16"/>
+        </w:rPr>
+      </w:pPr>
+      <w:r>
+        <w:rPr>
+          <w:rFonts w:ascii="Consolas" w:eastAsia="Times New Roman" w:hAnsi="Consolas" w:cs="Segoe UI"/>
+          <w:color w:val="0F1115"/>
+          <w:sz w:val="14"/>
+        </w:rPr>
+        <w:t>text</w:t>
+      </w:r>
+    </w:p>
+    <w:p>
+      <w:pPr>
+        <w:shd w:val="clear" w:color="auto" w:fill="FFFFFF"/>
+        <w:tabs>
+          <w:tab w:val="left" w:pos="916"/>
+          <w:tab w:val="left" w:pos="1832"/>
+          <w:tab w:val="left" w:pos="2748"/>
+          <w:tab w:val="left" w:pos="3664"/>
+          <w:tab w:val="left" w:pos="4580"/>
+          <w:tab w:val="left" w:pos="5496"/>
+          <w:tab w:val="left" w:pos="6412"/>
+          <w:tab w:val="left" w:pos="7328"/>
+          <w:tab w:val="left" w:pos="8244"/>
+          <w:tab w:val="left" w:pos="9160"/>
+          <w:tab w:val="left" w:pos="10076"/>
+          <w:tab w:val="left" w:pos="10992"/>
+          <w:tab w:val="left" w:pos="11908"/>
+          <w:tab w:val="left" w:pos="12824"/>
+          <w:tab w:val="left" w:pos="13740"/>
+          <w:tab w:val="left" w:pos="14656"/>
+        </w:tabs>
+        <w:wordWrap w:val="0"/>
+        <w:spacing w:after="0" w:line="264" w:lineRule="atLeast"/>
+        <w:rPr>
+          <w:rFonts w:ascii="Consolas" w:eastAsia="Times New Roman" w:hAnsi="Consolas" w:cs="Courier New"/>
+          <w:color w:val="0F1115"/>
+          <w:sz w:val="16"/>
+          <w:szCs w:val="16"/>
+        </w:rPr>
+      </w:pPr>
+      <w:r>
+        <w:rPr>
+          <w:rFonts w:ascii="Consolas" w:eastAsia="Times New Roman" w:hAnsi="Consolas" w:cs="Courier New"/>
+          <w:color w:val="0F1115"/>
+          <w:sz w:val="16"/>
+          <w:szCs w:val="16"/>
+        </w:rPr>
+        <w:t>Create any missing critical pages:</w:t>
+      </w:r>
+    </w:p>
+    <w:p>
+      <w:pPr>
+        <w:shd w:val="clear" w:color="auto" w:fill="FFFFFF"/>
+        <w:tabs>
+          <w:tab w:val="left" w:pos="916"/>
+          <w:tab w:val="left" w:pos="1832"/>
+          <w:tab w:val="left" w:pos="2748"/>
+          <w:tab w:val="left" w:pos="3664"/>
+          <w:tab w:val="left" w:pos="4580"/>
+          <w:tab w:val="left" w:pos="5496"/>
+          <w:tab w:val="left" w:pos="6412"/>
+          <w:tab w:val="left" w:pos="7328"/>
+          <w:tab w:val="left" w:pos="8244"/>
+          <w:tab w:val="left" w:pos="9160"/>
+          <w:tab w:val="left" w:pos="10076"/>
+          <w:tab w:val="left" w:pos="10992"/>
+          <w:tab w:val="left" w:pos="11908"/>
+          <w:tab w:val="left" w:pos="12824"/>
+          <w:tab w:val="left" w:pos="13740"/>
+          <w:tab w:val="left" w:pos="14656"/>
+        </w:tabs>
+        <w:wordWrap w:val="0"/>
+        <w:spacing w:after="0" w:line="264" w:lineRule="atLeast"/>
+        <w:rPr>
+          <w:rFonts w:ascii="Consolas" w:eastAsia="Times New Roman" w:hAnsi="Consolas" w:cs="Courier New"/>
+          <w:color w:val="0F1115"/>
+          <w:sz w:val="16"/>
+          <w:szCs w:val="16"/>
+        </w:rPr>
+      </w:pPr>
+      <w:r>
+        <w:rPr>
+          <w:rFonts w:ascii="Consolas" w:eastAsia="Times New Roman" w:hAnsi="Consolas" w:cs="Courier New"/>
+          <w:color w:val="0F1115"/>
+          <w:sz w:val="16"/>
+          <w:szCs w:val="16"/>
+        </w:rPr>
+        <w:t>- UI components showcase (if missing)</w:t>
+      </w:r>
+    </w:p>
+    <w:p>
+      <w:pPr>
+        <w:shd w:val="clear" w:color="auto" w:fill="FFFFFF"/>
+        <w:tabs>
+          <w:tab w:val="left" w:pos="916"/>
+          <w:tab w:val="left" w:pos="1832"/>
+          <w:tab w:val="left" w:pos="2748"/>
+          <w:tab w:val="left" w:pos="3664"/>
+          <w:tab w:val="left" w:pos="4580"/>
+          <w:tab w:val="left" w:pos="5496"/>
+          <w:tab w:val="left" w:pos="6412"/>
+          <w:tab w:val="left" w:pos="7328"/>
+          <w:tab w:val="left" w:pos="8244"/>
+          <w:tab w:val="left" w:pos="9160"/>
+          <w:tab w:val="left" w:pos="10076"/>
+          <w:tab w:val="left" w:pos="10992"/>
+          <w:tab w:val="left" w:pos="11908"/>
+          <w:tab w:val="left" w:pos="12824"/>
+          <w:tab w:val="left" w:pos="13740"/>
+          <w:tab w:val="left" w:pos="14656"/>
+        </w:tabs>
+        <w:wordWrap w:val="0"/>
+        <w:spacing w:after="0" w:line="264" w:lineRule="atLeast"/>
+        <w:rPr>
+          <w:rFonts w:ascii="Consolas" w:eastAsia="Times New Roman" w:hAnsi="Consolas" w:cs="Courier New"/>
+          <w:color w:val="0F1115"/>
+          <w:sz w:val="16"/>
+          <w:szCs w:val="16"/>
+        </w:rPr>
+      </w:pPr>
+      <w:r>
+        <w:rPr>
+          <w:rFonts w:ascii="Consolas" w:eastAsia="Times New Roman" w:hAnsi="Consolas" w:cs="Courier New"/>
+          <w:color w:val="0F1115"/>
+          <w:sz w:val="16"/>
+          <w:szCs w:val="16"/>
+        </w:rPr>
+        <w:t>- 404 and 500 error pages</w:t>
+      </w:r>
+    </w:p>
+    <w:p>
+      <w:pPr>
+        <w:shd w:val="clear" w:color="auto" w:fill="FFFFFF"/>
+        <w:tabs>
+          <w:tab w:val="left" w:pos="916"/>
+          <w:tab w:val="left" w:pos="1832"/>
+          <w:tab w:val="left" w:pos="2748"/>
+          <w:tab w:val="left" w:pos="3664"/>
+          <w:tab w:val="left" w:pos="4580"/>
+          <w:tab w:val="left" w:pos="5496"/>
+          <w:tab w:val="left" w:pos="6412"/>
+          <w:tab w:val="left" w:pos="7328"/>
+          <w:tab w:val="left" w:pos="8244"/>
+          <w:tab w:val="left" w:pos="9160"/>
+          <w:tab w:val="left" w:pos="10076"/>
+          <w:tab w:val="left" w:pos="10992"/>
+          <w:tab w:val="left" w:pos="11908"/>
+          <w:tab w:val="left" w:pos="12824"/>
+          <w:tab w:val="left" w:pos="13740"/>
+          <w:tab w:val="left" w:pos="14656"/>
+        </w:tabs>
+        <w:wordWrap w:val="0"/>
+        <w:spacing w:after="132" w:line="264" w:lineRule="atLeast"/>
+        <w:rPr>
+          <w:rFonts w:ascii="Consolas" w:eastAsia="Times New Roman" w:hAnsi="Consolas" w:cs="Courier New"/>
+          <w:color w:val="0F1115"/>
+          <w:sz w:val="16"/>
+          <w:szCs w:val="16"/>
+        </w:rPr>
+      </w:pPr>
+      <w:r>
+        <w:rPr>
+          <w:rFonts w:ascii="Consolas" w:eastAsia="Times New Roman" w:hAnsi="Consolas" w:cs="Courier New"/>
+          <w:color w:val="0F1115"/>
+          <w:sz w:val="16"/>
+          <w:szCs w:val="16"/>
+        </w:rPr>
+        <w:t>- Coming soon / Maintenance mode</w:t>
+      </w:r>
+    </w:p>
+    <w:p>
+      <w:pPr>
+        <w:shd w:val="clear" w:color="auto" w:fill="FFFFFF"/>
+        <w:spacing w:before="384" w:after="192" w:line="360" w:lineRule="atLeast"/>
+        <w:outlineLvl w:val="2"/>
+        <w:rPr>
+          <w:rFonts w:ascii="Segoe UI" w:eastAsia="Times New Roman" w:hAnsi="Segoe UI" w:cs="Segoe UI"/>
+          <w:b/>
+          <w:bCs/>
+          <w:color w:val="0F1115"/>
+          <w:sz w:val="24"/>
+          <w:szCs w:val="24"/>
+        </w:rPr>
+      </w:pPr>
+      <w:r>
+        <w:rPr>
+          <w:rFonts w:ascii="Segoe UI" w:eastAsia="Times New Roman" w:hAnsi="Segoe UI" w:cs="Segoe UI"/>
+          <w:b/>
+          <w:bCs/>
+          <w:color w:val="0F1115"/>
+          <w:sz w:val="24"/>
+          <w:szCs w:val="24"/>
+        </w:rPr>
+        <w:t>Week 5: Create Demo &amp; Screenshots</w:t>
+      </w:r>
+    </w:p>
+    <w:p>
+      <w:pPr>
+        <w:shd w:val="clear" w:color="auto" w:fill="FFFFFF"/>
+        <w:spacing w:after="0" w:line="240" w:lineRule="atLeast"/>
+        <w:rPr>
+          <w:rFonts w:ascii="Segoe UI" w:eastAsia="Times New Roman" w:hAnsi="Segoe UI" w:cs="Segoe UI"/>
+          <w:color w:val="0F1115"/>
+          <w:sz w:val="16"/>
+          <w:szCs w:val="16"/>
+        </w:rPr>
+      </w:pPr>
+      <w:r>
+        <w:rPr>
+          <w:rFonts w:ascii="Consolas" w:eastAsia="Times New Roman" w:hAnsi="Consolas" w:cs="Segoe UI"/>
+          <w:color w:val="0F1115"/>
+          <w:sz w:val="14"/>
+        </w:rPr>
+        <w:t>text</w:t>
+      </w:r>
+    </w:p>
+    <w:p>
+      <w:pPr>
+        <w:shd w:val="clear" w:color="auto" w:fill="FFFFFF"/>
+        <w:tabs>
+          <w:tab w:val="left" w:pos="916"/>
+          <w:tab w:val="left" w:pos="1832"/>
+          <w:tab w:val="left" w:pos="2748"/>
+          <w:tab w:val="left" w:pos="3664"/>
+          <w:tab w:val="left" w:pos="4580"/>
+          <w:tab w:val="left" w:pos="5496"/>
+          <w:tab w:val="left" w:pos="6412"/>
+          <w:tab w:val="left" w:pos="7328"/>
+          <w:tab w:val="left" w:pos="8244"/>
+          <w:tab w:val="left" w:pos="9160"/>
+          <w:tab w:val="left" w:pos="10076"/>
+          <w:tab w:val="left" w:pos="10992"/>
+          <w:tab w:val="left" w:pos="11908"/>
+          <w:tab w:val="left" w:pos="12824"/>
+          <w:tab w:val="left" w:pos="13740"/>
+          <w:tab w:val="left" w:pos="14656"/>
+        </w:tabs>
+        <w:wordWrap w:val="0"/>
+        <w:spacing w:after="0" w:line="264" w:lineRule="atLeast"/>
+        <w:rPr>
+          <w:rFonts w:ascii="Consolas" w:eastAsia="Times New Roman" w:hAnsi="Consolas" w:cs="Courier New"/>
+          <w:color w:val="0F1115"/>
+          <w:sz w:val="16"/>
+          <w:szCs w:val="16"/>
+        </w:rPr>
+      </w:pPr>
+      <w:r>
+        <w:rPr>
+          <w:rFonts w:ascii="Consolas" w:eastAsia="Times New Roman" w:hAnsi="Consolas" w:cs="Courier New"/>
+          <w:color w:val="0F1115"/>
+          <w:sz w:val="16"/>
+          <w:szCs w:val="16"/>
+        </w:rPr>
+        <w:t>- Build beautiful landing page demo</w:t>
+      </w:r>
+    </w:p>
+    <w:p>
+      <w:pPr>
+        <w:shd w:val="clear" w:color="auto" w:fill="FFFFFF"/>
+        <w:tabs>
+          <w:tab w:val="left" w:pos="916"/>
+          <w:tab w:val="left" w:pos="1832"/>
+          <w:tab w:val="left" w:pos="2748"/>
+          <w:tab w:val="left" w:pos="3664"/>
+          <w:tab w:val="left" w:pos="4580"/>
+          <w:tab w:val="left" w:pos="5496"/>
+          <w:tab w:val="left" w:pos="6412"/>
+          <w:tab w:val="left" w:pos="7328"/>
+          <w:tab w:val="left" w:pos="8244"/>
+          <w:tab w:val="left" w:pos="9160"/>
+          <w:tab w:val="left" w:pos="10076"/>
+          <w:tab w:val="left" w:pos="10992"/>
+          <w:tab w:val="left" w:pos="11908"/>
+          <w:tab w:val="left" w:pos="12824"/>
+          <w:tab w:val="left" w:pos="13740"/>
+          <w:tab w:val="left" w:pos="14656"/>
+        </w:tabs>
+        <w:wordWrap w:val="0"/>
+        <w:spacing w:after="0" w:line="264" w:lineRule="atLeast"/>
+        <w:rPr>
+          <w:rFonts w:ascii="Consolas" w:eastAsia="Times New Roman" w:hAnsi="Consolas" w:cs="Courier New"/>
+          <w:color w:val="0F1115"/>
+          <w:sz w:val="16"/>
+          <w:szCs w:val="16"/>
+        </w:rPr>
+      </w:pPr>
+      <w:r>
+        <w:rPr>
+          <w:rFonts w:ascii="Consolas" w:eastAsia="Times New Roman" w:hAnsi="Consolas" w:cs="Courier New"/>
+          <w:color w:val="0F1115"/>
+          <w:sz w:val="16"/>
+          <w:szCs w:val="16"/>
+        </w:rPr>
+        <w:t>- Create 15-20 high-quality screenshots</w:t>
+      </w:r>
+    </w:p>
+    <w:p>
+      <w:pPr>
+        <w:shd w:val="clear" w:color="auto" w:fill="FFFFFF"/>
+        <w:tabs>
+          <w:tab w:val="left" w:pos="916"/>
+          <w:tab w:val="left" w:pos="1832"/>
+          <w:tab w:val="left" w:pos="2748"/>
+          <w:tab w:val="left" w:pos="3664"/>
+          <w:tab w:val="left" w:pos="4580"/>
+          <w:tab w:val="left" w:pos="5496"/>
+          <w:tab w:val="left" w:pos="6412"/>
+          <w:tab w:val="left" w:pos="7328"/>
+          <w:tab w:val="left" w:pos="8244"/>
+          <w:tab w:val="left" w:pos="9160"/>
+          <w:tab w:val="left" w:pos="10076"/>
+          <w:tab w:val="left" w:pos="10992"/>
+          <w:tab w:val="left" w:pos="11908"/>
+          <w:tab w:val="left" w:pos="12824"/>
+          <w:tab w:val="left" w:pos="13740"/>
+          <w:tab w:val="left" w:pos="14656"/>
+        </w:tabs>
+        <w:wordWrap w:val="0"/>
+        <w:spacing w:after="0" w:line="264" w:lineRule="atLeast"/>
+        <w:rPr>
+          <w:rFonts w:ascii="Consolas" w:eastAsia="Times New Roman" w:hAnsi="Consolas" w:cs="Courier New"/>
+          <w:color w:val="0F1115"/>
+          <w:sz w:val="16"/>
+          <w:szCs w:val="16"/>
+        </w:rPr>
+      </w:pPr>
+      <w:r>
+        <w:rPr>
+          <w:rFonts w:ascii="Consolas" w:eastAsia="Times New Roman" w:hAnsi="Consolas" w:cs="Courier New"/>
+          <w:color w:val="0F1115"/>
+          <w:sz w:val="16"/>
+          <w:szCs w:val="16"/>
+        </w:rPr>
+        <w:t>- Record 2-3 minute video walkthrough</w:t>
+      </w:r>
+    </w:p>
+    <w:p>
+      <w:pPr>
+        <w:shd w:val="clear" w:color="auto" w:fill="FFFFFF"/>
+        <w:tabs>
+          <w:tab w:val="left" w:pos="916"/>
+          <w:tab w:val="left" w:pos="1832"/>
+          <w:tab w:val="left" w:pos="2748"/>
+          <w:tab w:val="left" w:pos="3664"/>
+          <w:tab w:val="left" w:pos="4580"/>
+          <w:tab w:val="left" w:pos="5496"/>
+          <w:tab w:val="left" w:pos="6412"/>
+          <w:tab w:val="left" w:pos="7328"/>
+          <w:tab w:val="left" w:pos="8244"/>
+          <w:tab w:val="left" w:pos="9160"/>
+          <w:tab w:val="left" w:pos="10076"/>
+          <w:tab w:val="left" w:pos="10992"/>
+          <w:tab w:val="left" w:pos="11908"/>
+          <w:tab w:val="left" w:pos="12824"/>
+          <w:tab w:val="left" w:pos="13740"/>
+          <w:tab w:val="left" w:pos="14656"/>
+        </w:tabs>
+        <w:wordWrap w:val="0"/>
+        <w:spacing w:after="132" w:line="264" w:lineRule="atLeast"/>
+        <w:rPr>
+          <w:rFonts w:ascii="Consolas" w:eastAsia="Times New Roman" w:hAnsi="Consolas" w:cs="Courier New"/>
+          <w:color w:val="0F1115"/>
+          <w:sz w:val="16"/>
+          <w:szCs w:val="16"/>
+        </w:rPr>
+      </w:pPr>
+      <w:r>
+        <w:rPr>
+          <w:rFonts w:ascii="Consolas" w:eastAsia="Times New Roman" w:hAnsi="Consolas" w:cs="Courier New"/>
+          <w:color w:val="0F1115"/>
+          <w:sz w:val="16"/>
+          <w:szCs w:val="16"/>
+        </w:rPr>
+        <w:t>- Write compelling description</w:t>
+      </w:r>
+    </w:p>
+    <w:p>
+      <w:pPr>
+        <w:shd w:val="clear" w:color="auto" w:fill="FFFFFF"/>
+        <w:spacing w:before="384" w:after="384" w:line="336" w:lineRule="atLeast"/>
+        <w:rPr>
+          <w:rFonts w:ascii="Segoe UI" w:eastAsia="Times New Roman" w:hAnsi="Segoe UI" w:cs="Segoe UI"/>
+          <w:color w:val="0F1115"/>
+          <w:sz w:val="19"/>
+          <w:szCs w:val="19"/>
+        </w:rPr>
+      </w:pPr>
+      <w:r>
+        <w:rPr>
+          <w:rFonts w:ascii="Segoe UI" w:eastAsia="Times New Roman" w:hAnsi="Segoe UI" w:cs="Segoe UI"/>
+          <w:color w:val="0F1115"/>
+          <w:sz w:val="19"/>
+          <w:szCs w:val="19"/>
+        </w:rPr>
+        <w:pict>
+          <v:rect id="_x0000_i1047" style="width:0;height:.6pt" o:hralign="center" o:hrstd="t" o:hr="t" fillcolor="#a0a0a0" stroked="f"/>
+        </w:pict>
+      </w:r>
+    </w:p>
+    <w:p>
+      <w:pPr>
+        <w:shd w:val="clear" w:color="auto" w:fill="FFFFFF"/>
+        <w:spacing w:before="384" w:after="192" w:line="384" w:lineRule="atLeast"/>
+        <w:outlineLvl w:val="1"/>
+        <w:rPr>
+          <w:rFonts w:ascii="Segoe UI" w:eastAsia="Times New Roman" w:hAnsi="Segoe UI" w:cs="Segoe UI"/>
+          <w:b/>
+          <w:bCs/>
+          <w:color w:val="0F1115"/>
+          <w:sz w:val="26"/>
+          <w:szCs w:val="26"/>
+        </w:rPr>
+      </w:pPr>
+      <w:r>
+        <w:rPr>
+          <w:rFonts w:ascii="Segoe UI" w:eastAsia="Times New Roman" w:hAnsi="Segoe UI" w:cs="Segoe UI"/>
+          <w:b/>
+          <w:bCs/>
+          <w:color w:val="0F1115"/>
+          <w:sz w:val="26"/>
+          <w:szCs w:val="26"/>
+        </w:rPr>
+        <w:t>⚠️ ThemeForest Reviewers Look For These (Don't Skip)</w:t>
+      </w:r>
+    </w:p>
+    <w:tbl>
+      <w:tblPr>
+        <w:tblW w:w="9024" w:type="dxa"/>
+        <w:tblCellMar>
+          <w:top w:w="15" w:type="dxa"/>
+          <w:left w:w="15" w:type="dxa"/>
+          <w:bottom w:w="15" w:type="dxa"/>
+          <w:right w:w="15" w:type="dxa"/>
+        </w:tblCellMar>
+        <w:tblLook w:val="04A0"/>
+      </w:tblPr>
+      <w:tblGrid>
+        <w:gridCol w:w="3988"/>
+        <w:gridCol w:w="5036"/>
+      </w:tblGrid>
+      <w:tr>
+        <w:trPr>
+          <w:tblHeader/>
+        </w:trPr>
+        <w:tc>
+          <w:tcPr>
+            <w:tcW w:w="0" w:type="auto"/>
+            <w:tcBorders>
+              <w:top w:val="nil"/>
+            </w:tcBorders>
+            <w:tcMar>
+              <w:top w:w="120" w:type="dxa"/>
+              <w:left w:w="0" w:type="dxa"/>
+              <w:bottom w:w="120" w:type="dxa"/>
+              <w:right w:w="192" w:type="dxa"/>
+            </w:tcMar>
+            <w:vAlign w:val="center"/>
+            <w:hideMark/>
+          </w:tcPr>
+          <w:p>
+            <w:pPr>
+              <w:spacing w:after="0" w:line="300" w:lineRule="atLeast"/>
+              <w:rPr>
+                <w:rFonts w:ascii="Segoe UI" w:eastAsia="Times New Roman" w:hAnsi="Segoe UI" w:cs="Segoe UI"/>
+                <w:sz w:val="18"/>
+                <w:szCs w:val="18"/>
+              </w:rPr>
+            </w:pPr>
+            <w:r>
+              <w:rPr>
+                <w:rFonts w:ascii="Segoe UI" w:eastAsia="Times New Roman" w:hAnsi="Segoe UI" w:cs="Segoe UI"/>
+                <w:sz w:val="18"/>
+                <w:szCs w:val="18"/>
+              </w:rPr>
+              <w:t>Checkpoint</w:t>
+            </w:r>
+          </w:p>
+        </w:tc>
+        <w:tc>
+          <w:tcPr>
+            <w:tcW w:w="0" w:type="auto"/>
+            <w:tcBorders>
+              <w:top w:val="nil"/>
+            </w:tcBorders>
+            <w:tcMar>
+              <w:top w:w="120" w:type="dxa"/>
+              <w:left w:w="192" w:type="dxa"/>
+              <w:bottom w:w="120" w:type="dxa"/>
+              <w:right w:w="192" w:type="dxa"/>
+            </w:tcMar>
+            <w:vAlign w:val="center"/>
+            <w:hideMark/>
+          </w:tcPr>
+          <w:p>
+            <w:pPr>
+              <w:spacing w:after="0" w:line="300" w:lineRule="atLeast"/>
+              <w:rPr>
+                <w:rFonts w:ascii="Segoe UI" w:eastAsia="Times New Roman" w:hAnsi="Segoe UI" w:cs="Segoe UI"/>
+                <w:sz w:val="18"/>
+                <w:szCs w:val="18"/>
+              </w:rPr>
+            </w:pPr>
+            <w:r>
+              <w:rPr>
+                <w:rFonts w:ascii="Segoe UI" w:eastAsia="Times New Roman" w:hAnsi="Segoe UI" w:cs="Segoe UI"/>
+                <w:sz w:val="18"/>
+                <w:szCs w:val="18"/>
+              </w:rPr>
+              <w:t>Why It Matters</w:t>
+            </w:r>
+          </w:p>
+        </w:tc>
+      </w:tr>
+      <w:tr>
+        <w:tc>
+          <w:tcPr>
+            <w:tcW w:w="0" w:type="auto"/>
+            <w:tcMar>
+              <w:top w:w="120" w:type="dxa"/>
+              <w:left w:w="0" w:type="dxa"/>
+              <w:bottom w:w="120" w:type="dxa"/>
+              <w:right w:w="192" w:type="dxa"/>
+            </w:tcMar>
+            <w:vAlign w:val="center"/>
+            <w:hideMark/>
+          </w:tcPr>
+          <w:p>
+            <w:pPr>
+              <w:spacing w:after="0" w:line="300" w:lineRule="atLeast"/>
+              <w:rPr>
+                <w:rFonts w:ascii="Segoe UI" w:eastAsia="Times New Roman" w:hAnsi="Segoe UI" w:cs="Segoe UI"/>
+                <w:sz w:val="18"/>
+                <w:szCs w:val="18"/>
+              </w:rPr>
+            </w:pPr>
+            <w:r>
+              <w:rPr>
+                <w:rFonts w:ascii="Segoe UI" w:eastAsia="Times New Roman" w:hAnsi="Segoe UI" w:cs="Segoe UI"/>
+                <w:b/>
+                <w:bCs/>
+                <w:sz w:val="18"/>
+              </w:rPr>
+              <w:t>No console errors</w:t>
+            </w:r>
+          </w:p>
+        </w:tc>
+        <w:tc>
+          <w:tcPr>
+            <w:tcW w:w="0" w:type="auto"/>
+            <w:tcMar>
+              <w:top w:w="120" w:type="dxa"/>
+              <w:left w:w="192" w:type="dxa"/>
+              <w:bottom w:w="120" w:type="dxa"/>
+              <w:right w:w="0" w:type="dxa"/>
+            </w:tcMar>
+            <w:vAlign w:val="center"/>
+            <w:hideMark/>
+          </w:tcPr>
+          <w:p>
+            <w:pPr>
+              <w:spacing w:after="0" w:line="300" w:lineRule="atLeast"/>
+              <w:rPr>
+                <w:rFonts w:ascii="Segoe UI" w:eastAsia="Times New Roman" w:hAnsi="Segoe UI" w:cs="Segoe UI"/>
+                <w:sz w:val="18"/>
+                <w:szCs w:val="18"/>
+              </w:rPr>
+            </w:pPr>
+            <w:r>
+              <w:rPr>
+                <w:rFonts w:ascii="Segoe UI" w:eastAsia="Times New Roman" w:hAnsi="Segoe UI" w:cs="Segoe UI"/>
+                <w:sz w:val="18"/>
+                <w:szCs w:val="18"/>
+              </w:rPr>
+              <w:t>Open browser console (F12) - should be empty</w:t>
+            </w:r>
+          </w:p>
+        </w:tc>
+      </w:tr>
+      <w:tr>
+        <w:tc>
+          <w:tcPr>
+            <w:tcW w:w="0" w:type="auto"/>
+            <w:tcMar>
+              <w:top w:w="120" w:type="dxa"/>
+              <w:left w:w="0" w:type="dxa"/>
+              <w:bottom w:w="120" w:type="dxa"/>
+              <w:right w:w="192" w:type="dxa"/>
+            </w:tcMar>
+            <w:vAlign w:val="center"/>
+            <w:hideMark/>
+          </w:tcPr>
+          <w:p>
+            <w:pPr>
+              <w:spacing w:after="0" w:line="300" w:lineRule="atLeast"/>
+              <w:rPr>
+                <w:rFonts w:ascii="Segoe UI" w:eastAsia="Times New Roman" w:hAnsi="Segoe UI" w:cs="Segoe UI"/>
+                <w:sz w:val="18"/>
+                <w:szCs w:val="18"/>
+              </w:rPr>
+            </w:pPr>
+            <w:r>
+              <w:rPr>
+                <w:rFonts w:ascii="Segoe UI" w:eastAsia="Times New Roman" w:hAnsi="Segoe UI" w:cs="Segoe UI"/>
+                <w:b/>
+                <w:bCs/>
+                <w:sz w:val="18"/>
+              </w:rPr>
+              <w:t>Mobile menu works</w:t>
+            </w:r>
+          </w:p>
+        </w:tc>
+        <w:tc>
+          <w:tcPr>
+            <w:tcW w:w="0" w:type="auto"/>
+            <w:tcMar>
+              <w:top w:w="120" w:type="dxa"/>
+              <w:left w:w="192" w:type="dxa"/>
+              <w:bottom w:w="120" w:type="dxa"/>
+              <w:right w:w="0" w:type="dxa"/>
+            </w:tcMar>
+            <w:vAlign w:val="center"/>
+            <w:hideMark/>
+          </w:tcPr>
+          <w:p>
+            <w:pPr>
+              <w:spacing w:after="0" w:line="300" w:lineRule="atLeast"/>
+              <w:rPr>
+                <w:rFonts w:ascii="Segoe UI" w:eastAsia="Times New Roman" w:hAnsi="Segoe UI" w:cs="Segoe UI"/>
+                <w:sz w:val="18"/>
+                <w:szCs w:val="18"/>
+              </w:rPr>
+            </w:pPr>
+            <w:r>
+              <w:rPr>
+                <w:rFonts w:ascii="Segoe UI" w:eastAsia="Times New Roman" w:hAnsi="Segoe UI" w:cs="Segoe UI"/>
+                <w:sz w:val="18"/>
+                <w:szCs w:val="18"/>
+              </w:rPr>
+              <w:t>Sidebar collapses, hamburger menu functional</w:t>
+            </w:r>
+          </w:p>
+        </w:tc>
+      </w:tr>
+      <w:tr>
+        <w:tc>
+          <w:tcPr>
+            <w:tcW w:w="0" w:type="auto"/>
+            <w:tcMar>
+              <w:top w:w="120" w:type="dxa"/>
+              <w:left w:w="0" w:type="dxa"/>
+              <w:bottom w:w="120" w:type="dxa"/>
+              <w:right w:w="192" w:type="dxa"/>
+            </w:tcMar>
+            <w:vAlign w:val="center"/>
+            <w:hideMark/>
+          </w:tcPr>
+          <w:p>
+            <w:pPr>
+              <w:spacing w:after="0" w:line="300" w:lineRule="atLeast"/>
+              <w:rPr>
+                <w:rFonts w:ascii="Segoe UI" w:eastAsia="Times New Roman" w:hAnsi="Segoe UI" w:cs="Segoe UI"/>
+                <w:sz w:val="18"/>
+                <w:szCs w:val="18"/>
+              </w:rPr>
+            </w:pPr>
+            <w:r>
+              <w:rPr>
+                <w:rFonts w:ascii="Segoe UI" w:eastAsia="Times New Roman" w:hAnsi="Segoe UI" w:cs="Segoe UI"/>
+                <w:b/>
+                <w:bCs/>
+                <w:sz w:val="18"/>
+              </w:rPr>
+              <w:t>All demo images load</w:t>
+            </w:r>
+          </w:p>
+        </w:tc>
+        <w:tc>
+          <w:tcPr>
+            <w:tcW w:w="0" w:type="auto"/>
+            <w:tcMar>
+              <w:top w:w="120" w:type="dxa"/>
+              <w:left w:w="192" w:type="dxa"/>
+              <w:bottom w:w="120" w:type="dxa"/>
+              <w:right w:w="0" w:type="dxa"/>
+            </w:tcMar>
+            <w:vAlign w:val="center"/>
+            <w:hideMark/>
+          </w:tcPr>
+          <w:p>
+            <w:pPr>
+              <w:spacing w:after="0" w:line="300" w:lineRule="atLeast"/>
+              <w:rPr>
+                <w:rFonts w:ascii="Segoe UI" w:eastAsia="Times New Roman" w:hAnsi="Segoe UI" w:cs="Segoe UI"/>
+                <w:sz w:val="18"/>
+                <w:szCs w:val="18"/>
+              </w:rPr>
+            </w:pPr>
+            <w:r>
+              <w:rPr>
+                <w:rFonts w:ascii="Segoe UI" w:eastAsia="Times New Roman" w:hAnsi="Segoe UI" w:cs="Segoe UI"/>
+                <w:sz w:val="18"/>
+                <w:szCs w:val="18"/>
+              </w:rPr>
+              <w:t>No broken image URLs</w:t>
+            </w:r>
+          </w:p>
+        </w:tc>
+      </w:tr>
+      <w:tr>
+        <w:tc>
+          <w:tcPr>
+            <w:tcW w:w="0" w:type="auto"/>
+            <w:tcMar>
+              <w:top w:w="120" w:type="dxa"/>
+              <w:left w:w="0" w:type="dxa"/>
+              <w:bottom w:w="120" w:type="dxa"/>
+              <w:right w:w="192" w:type="dxa"/>
+            </w:tcMar>
+            <w:vAlign w:val="center"/>
+            <w:hideMark/>
+          </w:tcPr>
+          <w:p>
+            <w:pPr>
+              <w:spacing w:after="0" w:line="300" w:lineRule="atLeast"/>
+              <w:rPr>
+                <w:rFonts w:ascii="Segoe UI" w:eastAsia="Times New Roman" w:hAnsi="Segoe UI" w:cs="Segoe UI"/>
+                <w:sz w:val="18"/>
+                <w:szCs w:val="18"/>
+              </w:rPr>
+            </w:pPr>
+            <w:r>
+              <w:rPr>
+                <w:rFonts w:ascii="Segoe UI" w:eastAsia="Times New Roman" w:hAnsi="Segoe UI" w:cs="Segoe UI"/>
+                <w:b/>
+                <w:bCs/>
+                <w:sz w:val="18"/>
+              </w:rPr>
+              <w:t>Forms actually submit</w:t>
+            </w:r>
+          </w:p>
+        </w:tc>
+        <w:tc>
+          <w:tcPr>
+            <w:tcW w:w="0" w:type="auto"/>
+            <w:tcMar>
+              <w:top w:w="120" w:type="dxa"/>
+              <w:left w:w="192" w:type="dxa"/>
+              <w:bottom w:w="120" w:type="dxa"/>
+              <w:right w:w="0" w:type="dxa"/>
+            </w:tcMar>
+            <w:vAlign w:val="center"/>
+            <w:hideMark/>
+          </w:tcPr>
+          <w:p>
+            <w:pPr>
+              <w:spacing w:after="0" w:line="300" w:lineRule="atLeast"/>
+              <w:rPr>
+                <w:rFonts w:ascii="Segoe UI" w:eastAsia="Times New Roman" w:hAnsi="Segoe UI" w:cs="Segoe UI"/>
+                <w:sz w:val="18"/>
+                <w:szCs w:val="18"/>
+              </w:rPr>
+            </w:pPr>
+            <w:r>
+              <w:rPr>
+                <w:rFonts w:ascii="Segoe UI" w:eastAsia="Times New Roman" w:hAnsi="Segoe UI" w:cs="Segoe UI"/>
+                <w:sz w:val="18"/>
+                <w:szCs w:val="18"/>
+              </w:rPr>
+              <w:t>Even if just to success page</w:t>
+            </w:r>
+          </w:p>
+        </w:tc>
+      </w:tr>
+      <w:tr>
+        <w:tc>
+          <w:tcPr>
+            <w:tcW w:w="0" w:type="auto"/>
+            <w:tcMar>
+              <w:top w:w="120" w:type="dxa"/>
+              <w:left w:w="0" w:type="dxa"/>
+              <w:bottom w:w="120" w:type="dxa"/>
+              <w:right w:w="192" w:type="dxa"/>
+            </w:tcMar>
+            <w:vAlign w:val="center"/>
+            <w:hideMark/>
+          </w:tcPr>
+          <w:p>
+            <w:pPr>
+              <w:spacing w:after="0" w:line="300" w:lineRule="atLeast"/>
+              <w:rPr>
+                <w:rFonts w:ascii="Segoe UI" w:eastAsia="Times New Roman" w:hAnsi="Segoe UI" w:cs="Segoe UI"/>
+                <w:sz w:val="18"/>
+                <w:szCs w:val="18"/>
+              </w:rPr>
+            </w:pPr>
+            <w:r>
+              <w:rPr>
+                <w:rFonts w:ascii="Segoe UI" w:eastAsia="Times New Roman" w:hAnsi="Segoe UI" w:cs="Segoe UI"/>
+                <w:b/>
+                <w:bCs/>
+                <w:sz w:val="18"/>
+              </w:rPr>
+              <w:t>Theme switcher works everywhere</w:t>
+            </w:r>
+          </w:p>
+        </w:tc>
+        <w:tc>
+          <w:tcPr>
+            <w:tcW w:w="0" w:type="auto"/>
+            <w:tcMar>
+              <w:top w:w="120" w:type="dxa"/>
+              <w:left w:w="192" w:type="dxa"/>
+              <w:bottom w:w="120" w:type="dxa"/>
+              <w:right w:w="0" w:type="dxa"/>
+            </w:tcMar>
+            <w:vAlign w:val="center"/>
+            <w:hideMark/>
+          </w:tcPr>
+          <w:p>
+            <w:pPr>
+              <w:spacing w:after="0" w:line="300" w:lineRule="atLeast"/>
+              <w:rPr>
+                <w:rFonts w:ascii="Segoe UI" w:eastAsia="Times New Roman" w:hAnsi="Segoe UI" w:cs="Segoe UI"/>
+                <w:sz w:val="18"/>
+                <w:szCs w:val="18"/>
+              </w:rPr>
+            </w:pPr>
+            <w:r>
+              <w:rPr>
+                <w:rFonts w:ascii="Segoe UI" w:eastAsia="Times New Roman" w:hAnsi="Segoe UI" w:cs="Segoe UI"/>
+                <w:sz w:val="18"/>
+                <w:szCs w:val="18"/>
+              </w:rPr>
+              <w:t>Same theme on every page</w:t>
+            </w:r>
+          </w:p>
+        </w:tc>
+      </w:tr>
+      <w:tr>
+        <w:tc>
+          <w:tcPr>
+            <w:tcW w:w="0" w:type="auto"/>
+            <w:tcMar>
+              <w:top w:w="120" w:type="dxa"/>
+              <w:left w:w="0" w:type="dxa"/>
+              <w:bottom w:w="120" w:type="dxa"/>
+              <w:right w:w="192" w:type="dxa"/>
+            </w:tcMar>
+            <w:vAlign w:val="center"/>
+            <w:hideMark/>
+          </w:tcPr>
+          <w:p>
+            <w:pPr>
+              <w:spacing w:after="0" w:line="300" w:lineRule="atLeast"/>
+              <w:rPr>
+                <w:rFonts w:ascii="Segoe UI" w:eastAsia="Times New Roman" w:hAnsi="Segoe UI" w:cs="Segoe UI"/>
+                <w:sz w:val="18"/>
+                <w:szCs w:val="18"/>
+              </w:rPr>
+            </w:pPr>
+            <w:r>
+              <w:rPr>
+                <w:rFonts w:ascii="Segoe UI" w:eastAsia="Times New Roman" w:hAnsi="Segoe UI" w:cs="Segoe UI"/>
+                <w:b/>
+                <w:bCs/>
+                <w:sz w:val="18"/>
+              </w:rPr>
+              <w:t>RTL support?</w:t>
+            </w:r>
+          </w:p>
+        </w:tc>
+        <w:tc>
+          <w:tcPr>
+            <w:tcW w:w="0" w:type="auto"/>
+            <w:tcMar>
+              <w:top w:w="120" w:type="dxa"/>
+              <w:left w:w="192" w:type="dxa"/>
+              <w:bottom w:w="120" w:type="dxa"/>
+              <w:right w:w="0" w:type="dxa"/>
+            </w:tcMar>
+            <w:vAlign w:val="center"/>
+            <w:hideMark/>
+          </w:tcPr>
+          <w:p>
+            <w:pPr>
+              <w:spacing w:after="0" w:line="300" w:lineRule="atLeast"/>
+              <w:rPr>
+                <w:rFonts w:ascii="Segoe UI" w:eastAsia="Times New Roman" w:hAnsi="Segoe UI" w:cs="Segoe UI"/>
+                <w:sz w:val="18"/>
+                <w:szCs w:val="18"/>
+              </w:rPr>
+            </w:pPr>
+            <w:r>
+              <w:rPr>
+                <w:rFonts w:ascii="Segoe UI" w:eastAsia="Times New Roman" w:hAnsi="Segoe UI" w:cs="Segoe UI"/>
+                <w:sz w:val="18"/>
+                <w:szCs w:val="18"/>
+              </w:rPr>
+              <w:t>Big plus but not mandatory</w:t>
+            </w:r>
+          </w:p>
+        </w:tc>
+      </w:tr>
+      <w:tr>
+        <w:tc>
+          <w:tcPr>
+            <w:tcW w:w="0" w:type="auto"/>
+            <w:tcMar>
+              <w:top w:w="120" w:type="dxa"/>
+              <w:left w:w="0" w:type="dxa"/>
+              <w:bottom w:w="120" w:type="dxa"/>
+              <w:right w:w="192" w:type="dxa"/>
+            </w:tcMar>
+            <w:vAlign w:val="center"/>
+            <w:hideMark/>
+          </w:tcPr>
+          <w:p>
+            <w:pPr>
+              <w:spacing w:after="0" w:line="300" w:lineRule="atLeast"/>
+              <w:rPr>
+                <w:rFonts w:ascii="Segoe UI" w:eastAsia="Times New Roman" w:hAnsi="Segoe UI" w:cs="Segoe UI"/>
+                <w:sz w:val="18"/>
+                <w:szCs w:val="18"/>
+              </w:rPr>
+            </w:pPr>
+            <w:r>
+              <w:rPr>
+                <w:rFonts w:ascii="Segoe UI" w:eastAsia="Times New Roman" w:hAnsi="Segoe UI" w:cs="Segoe UI"/>
+                <w:b/>
+                <w:bCs/>
+                <w:sz w:val="18"/>
+              </w:rPr>
+              <w:t>Documentation is readable</w:t>
+            </w:r>
+          </w:p>
+        </w:tc>
+        <w:tc>
+          <w:tcPr>
+            <w:tcW w:w="0" w:type="auto"/>
+            <w:tcMar>
+              <w:top w:w="120" w:type="dxa"/>
+              <w:left w:w="192" w:type="dxa"/>
+              <w:bottom w:w="120" w:type="dxa"/>
+              <w:right w:w="0" w:type="dxa"/>
+            </w:tcMar>
+            <w:vAlign w:val="center"/>
+            <w:hideMark/>
+          </w:tcPr>
+          <w:p>
+            <w:pPr>
+              <w:spacing w:after="0" w:line="300" w:lineRule="atLeast"/>
+              <w:rPr>
+                <w:rFonts w:ascii="Segoe UI" w:eastAsia="Times New Roman" w:hAnsi="Segoe UI" w:cs="Segoe UI"/>
+                <w:sz w:val="18"/>
+                <w:szCs w:val="18"/>
+              </w:rPr>
+            </w:pPr>
+            <w:r>
+              <w:rPr>
+                <w:rFonts w:ascii="Segoe UI" w:eastAsia="Times New Roman" w:hAnsi="Segoe UI" w:cs="Segoe UI"/>
+                <w:sz w:val="18"/>
+                <w:szCs w:val="18"/>
+              </w:rPr>
+              <w:t>Your 7 docs look good!</w:t>
+            </w:r>
+          </w:p>
+        </w:tc>
+      </w:tr>
+    </w:tbl>
+    <w:p>
+      <w:pPr>
+        <w:shd w:val="clear" w:color="auto" w:fill="FFFFFF"/>
+        <w:spacing w:before="384" w:after="384" w:line="336" w:lineRule="atLeast"/>
+        <w:rPr>
+          <w:rFonts w:ascii="Segoe UI" w:eastAsia="Times New Roman" w:hAnsi="Segoe UI" w:cs="Segoe UI"/>
+          <w:color w:val="0F1115"/>
+          <w:sz w:val="19"/>
+          <w:szCs w:val="19"/>
+        </w:rPr>
+      </w:pPr>
+      <w:r>
+        <w:rPr>
+          <w:rFonts w:ascii="Segoe UI" w:eastAsia="Times New Roman" w:hAnsi="Segoe UI" w:cs="Segoe UI"/>
+          <w:color w:val="0F1115"/>
+          <w:sz w:val="19"/>
+          <w:szCs w:val="19"/>
+        </w:rPr>
+        <w:pict>
+          <v:rect id="_x0000_i1048" style="width:0;height:.6pt" o:hralign="center" o:hrstd="t" o:hr="t" fillcolor="#a0a0a0" stroked="f"/>
+        </w:pict>
+      </w:r>
+    </w:p>
+    <w:p>
+      <w:pPr>
+        <w:shd w:val="clear" w:color="auto" w:fill="FFFFFF"/>
+        <w:spacing w:before="384" w:after="192" w:line="384" w:lineRule="atLeast"/>
+        <w:outlineLvl w:val="1"/>
+        <w:rPr>
+          <w:rFonts w:ascii="Segoe UI" w:eastAsia="Times New Roman" w:hAnsi="Segoe UI" w:cs="Segoe UI"/>
+          <w:b/>
+          <w:bCs/>
+          <w:color w:val="0F1115"/>
+          <w:sz w:val="26"/>
+          <w:szCs w:val="26"/>
+        </w:rPr>
+      </w:pPr>
+      <w:r>
+        <w:rPr>
+          <w:rFonts w:ascii="Segoe UI" w:eastAsia="Times New Roman" w:hAnsi="Segoe UI" w:cs="Segoe UI"/>
+          <w:b/>
+          <w:bCs/>
+          <w:color w:val="0F1115"/>
+          <w:sz w:val="26"/>
+          <w:szCs w:val="26"/>
+        </w:rPr>
+        <w:t>💰 The Economics (Real Talk)</w:t>
+      </w:r>
+    </w:p>
+    <w:tbl>
+      <w:tblPr>
+        <w:tblW w:w="0" w:type="auto"/>
+        <w:tblCellMar>
+          <w:top w:w="15" w:type="dxa"/>
+          <w:left w:w="15" w:type="dxa"/>
+          <w:bottom w:w="15" w:type="dxa"/>
+          <w:right w:w="15" w:type="dxa"/>
+        </w:tblCellMar>
+        <w:tblLook w:val="04A0"/>
+      </w:tblPr>
+      <w:tblGrid>
+        <w:gridCol w:w="2619"/>
+        <w:gridCol w:w="1233"/>
+        <w:gridCol w:w="1260"/>
+        <w:gridCol w:w="3209"/>
+      </w:tblGrid>
+      <w:tr>
+        <w:trPr>
+          <w:tblHeader/>
+        </w:trPr>
+        <w:tc>
+          <w:tcPr>
+            <w:tcW w:w="0" w:type="auto"/>
+            <w:tcBorders>
+              <w:top w:val="nil"/>
+            </w:tcBorders>
+            <w:tcMar>
+              <w:top w:w="120" w:type="dxa"/>
+              <w:left w:w="0" w:type="dxa"/>
+              <w:bottom w:w="120" w:type="dxa"/>
+              <w:right w:w="192" w:type="dxa"/>
+            </w:tcMar>
+            <w:vAlign w:val="center"/>
+            <w:hideMark/>
+          </w:tcPr>
+          <w:p>
+            <w:pPr>
+              <w:spacing w:after="0" w:line="300" w:lineRule="atLeast"/>
+              <w:rPr>
+                <w:rFonts w:ascii="Segoe UI" w:eastAsia="Times New Roman" w:hAnsi="Segoe UI" w:cs="Segoe UI"/>
+                <w:sz w:val="18"/>
+                <w:szCs w:val="18"/>
+              </w:rPr>
+            </w:pPr>
+            <w:r>
+              <w:rPr>
+                <w:rFonts w:ascii="Segoe UI" w:eastAsia="Times New Roman" w:hAnsi="Segoe UI" w:cs="Segoe UI"/>
+                <w:sz w:val="18"/>
+                <w:szCs w:val="18"/>
+              </w:rPr>
+              <w:t>Path</w:t>
+            </w:r>
+          </w:p>
+        </w:tc>
+        <w:tc>
+          <w:tcPr>
+            <w:tcW w:w="0" w:type="auto"/>
+            <w:tcBorders>
+              <w:top w:val="nil"/>
+            </w:tcBorders>
+            <w:tcMar>
+              <w:top w:w="120" w:type="dxa"/>
+              <w:left w:w="192" w:type="dxa"/>
+              <w:bottom w:w="120" w:type="dxa"/>
+              <w:right w:w="192" w:type="dxa"/>
+            </w:tcMar>
+            <w:vAlign w:val="center"/>
+            <w:hideMark/>
+          </w:tcPr>
+          <w:p>
+            <w:pPr>
+              <w:spacing w:after="0" w:line="300" w:lineRule="atLeast"/>
+              <w:rPr>
+                <w:rFonts w:ascii="Segoe UI" w:eastAsia="Times New Roman" w:hAnsi="Segoe UI" w:cs="Segoe UI"/>
+                <w:sz w:val="18"/>
+                <w:szCs w:val="18"/>
+              </w:rPr>
+            </w:pPr>
+            <w:r>
+              <w:rPr>
+                <w:rFonts w:ascii="Segoe UI" w:eastAsia="Times New Roman" w:hAnsi="Segoe UI" w:cs="Segoe UI"/>
+                <w:sz w:val="18"/>
+                <w:szCs w:val="18"/>
+              </w:rPr>
+              <w:t>Time</w:t>
+            </w:r>
+          </w:p>
+        </w:tc>
+        <w:tc>
+          <w:tcPr>
+            <w:tcW w:w="0" w:type="auto"/>
+            <w:tcBorders>
+              <w:top w:val="nil"/>
+            </w:tcBorders>
+            <w:tcMar>
+              <w:top w:w="120" w:type="dxa"/>
+              <w:left w:w="0" w:type="dxa"/>
+              <w:bottom w:w="120" w:type="dxa"/>
+            </w:tcMar>
+            <w:vAlign w:val="center"/>
+            <w:hideMark/>
+          </w:tcPr>
+          <w:p>
+            <w:pPr>
+              <w:spacing w:after="0" w:line="300" w:lineRule="atLeast"/>
+              <w:rPr>
+                <w:rFonts w:ascii="Segoe UI" w:eastAsia="Times New Roman" w:hAnsi="Segoe UI" w:cs="Segoe UI"/>
+                <w:sz w:val="18"/>
+                <w:szCs w:val="18"/>
+              </w:rPr>
+            </w:pPr>
+            <w:r>
+              <w:rPr>
+                <w:rFonts w:ascii="Segoe UI" w:eastAsia="Times New Roman" w:hAnsi="Segoe UI" w:cs="Segoe UI"/>
+                <w:sz w:val="18"/>
+                <w:szCs w:val="18"/>
+              </w:rPr>
+              <w:t>Success Chance</w:t>
+            </w:r>
+          </w:p>
+        </w:tc>
+        <w:tc>
+          <w:tcPr>
+            <w:tcW w:w="0" w:type="auto"/>
+            <w:tcBorders>
+              <w:top w:val="nil"/>
+            </w:tcBorders>
+            <w:tcMar>
+              <w:top w:w="120" w:type="dxa"/>
+              <w:left w:w="0" w:type="dxa"/>
+              <w:bottom w:w="120" w:type="dxa"/>
+            </w:tcMar>
+            <w:vAlign w:val="center"/>
+            <w:hideMark/>
+          </w:tcPr>
+          <w:p>
+            <w:pPr>
+              <w:spacing w:after="0" w:line="300" w:lineRule="atLeast"/>
+              <w:rPr>
+                <w:rFonts w:ascii="Segoe UI" w:eastAsia="Times New Roman" w:hAnsi="Segoe UI" w:cs="Segoe UI"/>
+                <w:sz w:val="18"/>
+                <w:szCs w:val="18"/>
+              </w:rPr>
+            </w:pPr>
+            <w:r>
+              <w:rPr>
+                <w:rFonts w:ascii="Segoe UI" w:eastAsia="Times New Roman" w:hAnsi="Segoe UI" w:cs="Segoe UI"/>
+                <w:sz w:val="18"/>
+                <w:szCs w:val="18"/>
+              </w:rPr>
+              <w:t>Notes</w:t>
+            </w:r>
+          </w:p>
+        </w:tc>
+      </w:tr>
+      <w:tr>
+        <w:tc>
+          <w:tcPr>
+            <w:tcW w:w="0" w:type="auto"/>
+            <w:tcMar>
+              <w:top w:w="120" w:type="dxa"/>
+              <w:left w:w="0" w:type="dxa"/>
+              <w:bottom w:w="120" w:type="dxa"/>
+              <w:right w:w="192" w:type="dxa"/>
+            </w:tcMar>
+            <w:vAlign w:val="center"/>
+            <w:hideMark/>
+          </w:tcPr>
+          <w:p>
+            <w:pPr>
+              <w:spacing w:after="0" w:line="300" w:lineRule="atLeast"/>
+              <w:rPr>
+                <w:rFonts w:ascii="Segoe UI" w:eastAsia="Times New Roman" w:hAnsi="Segoe UI" w:cs="Segoe UI"/>
+                <w:sz w:val="18"/>
+                <w:szCs w:val="18"/>
+              </w:rPr>
+            </w:pPr>
+            <w:r>
+              <w:rPr>
+                <w:rFonts w:ascii="Segoe UI" w:eastAsia="Times New Roman" w:hAnsi="Segoe UI" w:cs="Segoe UI"/>
+                <w:sz w:val="18"/>
+                <w:szCs w:val="18"/>
+              </w:rPr>
+              <w:t>Submit to ThemeForest now</w:t>
+            </w:r>
+          </w:p>
+        </w:tc>
+        <w:tc>
+          <w:tcPr>
+            <w:tcW w:w="0" w:type="auto"/>
+            <w:tcMar>
+              <w:top w:w="120" w:type="dxa"/>
+              <w:left w:w="192" w:type="dxa"/>
+              <w:bottom w:w="120" w:type="dxa"/>
+              <w:right w:w="192" w:type="dxa"/>
+            </w:tcMar>
+            <w:vAlign w:val="center"/>
+            <w:hideMark/>
+          </w:tcPr>
+          <w:p>
+            <w:pPr>
+              <w:spacing w:after="0" w:line="300" w:lineRule="atLeast"/>
+              <w:rPr>
+                <w:rFonts w:ascii="Segoe UI" w:eastAsia="Times New Roman" w:hAnsi="Segoe UI" w:cs="Segoe UI"/>
+                <w:sz w:val="18"/>
+                <w:szCs w:val="18"/>
+              </w:rPr>
+            </w:pPr>
+            <w:r>
+              <w:rPr>
+                <w:rFonts w:ascii="Segoe UI" w:eastAsia="Times New Roman" w:hAnsi="Segoe UI" w:cs="Segoe UI"/>
+                <w:sz w:val="18"/>
+                <w:szCs w:val="18"/>
+              </w:rPr>
+              <w:t>Immediate</w:t>
+            </w:r>
+          </w:p>
+        </w:tc>
+        <w:tc>
+          <w:tcPr>
+            <w:tcW w:w="0" w:type="auto"/>
+            <w:tcMar>
+              <w:top w:w="120" w:type="dxa"/>
+              <w:left w:w="0" w:type="dxa"/>
+              <w:bottom w:w="120" w:type="dxa"/>
+            </w:tcMar>
+            <w:vAlign w:val="center"/>
+            <w:hideMark/>
+          </w:tcPr>
+          <w:p>
+            <w:pPr>
+              <w:spacing w:after="0" w:line="300" w:lineRule="atLeast"/>
+              <w:rPr>
+                <w:rFonts w:ascii="Segoe UI" w:eastAsia="Times New Roman" w:hAnsi="Segoe UI" w:cs="Segoe UI"/>
+                <w:sz w:val="18"/>
+                <w:szCs w:val="18"/>
+              </w:rPr>
+            </w:pPr>
+            <w:r>
+              <w:rPr>
+                <w:rFonts w:ascii="Segoe UI" w:eastAsia="Times New Roman" w:hAnsi="Segoe UI" w:cs="Segoe UI"/>
+                <w:sz w:val="18"/>
+                <w:szCs w:val="18"/>
+              </w:rPr>
+              <w:t>20%</w:t>
+            </w:r>
+          </w:p>
+        </w:tc>
+        <w:tc>
+          <w:tcPr>
+            <w:tcW w:w="0" w:type="auto"/>
+            <w:tcMar>
+              <w:top w:w="120" w:type="dxa"/>
+              <w:left w:w="192" w:type="dxa"/>
+              <w:bottom w:w="120" w:type="dxa"/>
+              <w:right w:w="0" w:type="dxa"/>
+            </w:tcMar>
+            <w:vAlign w:val="center"/>
+            <w:hideMark/>
+          </w:tcPr>
+          <w:p>
+            <w:pPr>
+              <w:spacing w:after="0" w:line="300" w:lineRule="atLeast"/>
+              <w:rPr>
+                <w:rFonts w:ascii="Segoe UI" w:eastAsia="Times New Roman" w:hAnsi="Segoe UI" w:cs="Segoe UI"/>
+                <w:sz w:val="18"/>
+                <w:szCs w:val="18"/>
+              </w:rPr>
+            </w:pPr>
+            <w:r>
+              <w:rPr>
+                <w:rFonts w:ascii="Segoe UI" w:eastAsia="Times New Roman" w:hAnsi="Segoe UI" w:cs="Segoe UI"/>
+                <w:sz w:val="18"/>
+                <w:szCs w:val="18"/>
+              </w:rPr>
+              <w:t>Likely rejection, but feedback valuable</w:t>
+            </w:r>
+          </w:p>
+        </w:tc>
+      </w:tr>
+      <w:tr>
+        <w:tc>
+          <w:tcPr>
+            <w:tcW w:w="0" w:type="auto"/>
+            <w:tcMar>
+              <w:top w:w="120" w:type="dxa"/>
+              <w:left w:w="0" w:type="dxa"/>
+              <w:bottom w:w="120" w:type="dxa"/>
+              <w:right w:w="192" w:type="dxa"/>
+            </w:tcMar>
+            <w:vAlign w:val="center"/>
+            <w:hideMark/>
+          </w:tcPr>
+          <w:p>
+            <w:pPr>
+              <w:spacing w:after="0" w:line="300" w:lineRule="atLeast"/>
+              <w:rPr>
+                <w:rFonts w:ascii="Segoe UI" w:eastAsia="Times New Roman" w:hAnsi="Segoe UI" w:cs="Segoe UI"/>
+                <w:sz w:val="18"/>
+                <w:szCs w:val="18"/>
+              </w:rPr>
+            </w:pPr>
+            <w:r>
+              <w:rPr>
+                <w:rFonts w:ascii="Segoe UI" w:eastAsia="Times New Roman" w:hAnsi="Segoe UI" w:cs="Segoe UI"/>
+                <w:sz w:val="18"/>
+                <w:szCs w:val="18"/>
+              </w:rPr>
+              <w:lastRenderedPageBreak/>
+              <w:t>Polish for 4 weeks then submit</w:t>
+            </w:r>
+          </w:p>
+        </w:tc>
+        <w:tc>
+          <w:tcPr>
+            <w:tcW w:w="0" w:type="auto"/>
+            <w:tcMar>
+              <w:top w:w="120" w:type="dxa"/>
+              <w:left w:w="192" w:type="dxa"/>
+              <w:bottom w:w="120" w:type="dxa"/>
+              <w:right w:w="192" w:type="dxa"/>
+            </w:tcMar>
+            <w:vAlign w:val="center"/>
+            <w:hideMark/>
+          </w:tcPr>
+          <w:p>
+            <w:pPr>
+              <w:spacing w:after="0" w:line="300" w:lineRule="atLeast"/>
+              <w:rPr>
+                <w:rFonts w:ascii="Segoe UI" w:eastAsia="Times New Roman" w:hAnsi="Segoe UI" w:cs="Segoe UI"/>
+                <w:sz w:val="18"/>
+                <w:szCs w:val="18"/>
+              </w:rPr>
+            </w:pPr>
+            <w:r>
+              <w:rPr>
+                <w:rFonts w:ascii="Segoe UI" w:eastAsia="Times New Roman" w:hAnsi="Segoe UI" w:cs="Segoe UI"/>
+                <w:sz w:val="18"/>
+                <w:szCs w:val="18"/>
+              </w:rPr>
+              <w:t>1 month</w:t>
+            </w:r>
+          </w:p>
+        </w:tc>
+        <w:tc>
+          <w:tcPr>
+            <w:tcW w:w="0" w:type="auto"/>
+            <w:tcMar>
+              <w:top w:w="120" w:type="dxa"/>
+              <w:left w:w="0" w:type="dxa"/>
+              <w:bottom w:w="120" w:type="dxa"/>
+            </w:tcMar>
+            <w:vAlign w:val="center"/>
+            <w:hideMark/>
+          </w:tcPr>
+          <w:p>
+            <w:pPr>
+              <w:spacing w:after="0" w:line="300" w:lineRule="atLeast"/>
+              <w:rPr>
+                <w:rFonts w:ascii="Segoe UI" w:eastAsia="Times New Roman" w:hAnsi="Segoe UI" w:cs="Segoe UI"/>
+                <w:sz w:val="18"/>
+                <w:szCs w:val="18"/>
+              </w:rPr>
+            </w:pPr>
+            <w:r>
+              <w:rPr>
+                <w:rFonts w:ascii="Segoe UI" w:eastAsia="Times New Roman" w:hAnsi="Segoe UI" w:cs="Segoe UI"/>
+                <w:sz w:val="18"/>
+                <w:szCs w:val="18"/>
+              </w:rPr>
+              <w:t>60%</w:t>
+            </w:r>
+          </w:p>
+        </w:tc>
+        <w:tc>
+          <w:tcPr>
+            <w:tcW w:w="0" w:type="auto"/>
+            <w:tcMar>
+              <w:top w:w="120" w:type="dxa"/>
+              <w:left w:w="192" w:type="dxa"/>
+              <w:bottom w:w="120" w:type="dxa"/>
+              <w:right w:w="0" w:type="dxa"/>
+            </w:tcMar>
+            <w:vAlign w:val="center"/>
+            <w:hideMark/>
+          </w:tcPr>
+          <w:p>
+            <w:pPr>
+              <w:spacing w:after="0" w:line="300" w:lineRule="atLeast"/>
+              <w:rPr>
+                <w:rFonts w:ascii="Segoe UI" w:eastAsia="Times New Roman" w:hAnsi="Segoe UI" w:cs="Segoe UI"/>
+                <w:sz w:val="18"/>
+                <w:szCs w:val="18"/>
+              </w:rPr>
+            </w:pPr>
+            <w:r>
+              <w:rPr>
+                <w:rFonts w:ascii="Segoe UI" w:eastAsia="Times New Roman" w:hAnsi="Segoe UI" w:cs="Segoe UI"/>
+                <w:sz w:val="18"/>
+                <w:szCs w:val="18"/>
+              </w:rPr>
+              <w:t>Better chance</w:t>
+            </w:r>
+          </w:p>
+        </w:tc>
+      </w:tr>
+      <w:tr>
+        <w:tc>
+          <w:tcPr>
+            <w:tcW w:w="0" w:type="auto"/>
+            <w:tcMar>
+              <w:top w:w="120" w:type="dxa"/>
+              <w:left w:w="0" w:type="dxa"/>
+              <w:bottom w:w="120" w:type="dxa"/>
+              <w:right w:w="192" w:type="dxa"/>
+            </w:tcMar>
+            <w:vAlign w:val="center"/>
+            <w:hideMark/>
+          </w:tcPr>
+          <w:p>
+            <w:pPr>
+              <w:spacing w:after="0" w:line="300" w:lineRule="atLeast"/>
+              <w:rPr>
+                <w:rFonts w:ascii="Segoe UI" w:eastAsia="Times New Roman" w:hAnsi="Segoe UI" w:cs="Segoe UI"/>
+                <w:sz w:val="18"/>
+                <w:szCs w:val="18"/>
+              </w:rPr>
+            </w:pPr>
+            <w:r>
+              <w:rPr>
+                <w:rFonts w:ascii="Segoe UI" w:eastAsia="Times New Roman" w:hAnsi="Segoe UI" w:cs="Segoe UI"/>
+                <w:sz w:val="18"/>
+                <w:szCs w:val="18"/>
+              </w:rPr>
+              <w:t>Get beta testers first</w:t>
+            </w:r>
+          </w:p>
+        </w:tc>
+        <w:tc>
+          <w:tcPr>
+            <w:tcW w:w="0" w:type="auto"/>
+            <w:tcMar>
+              <w:top w:w="120" w:type="dxa"/>
+              <w:left w:w="192" w:type="dxa"/>
+              <w:bottom w:w="120" w:type="dxa"/>
+              <w:right w:w="192" w:type="dxa"/>
+            </w:tcMar>
+            <w:vAlign w:val="center"/>
+            <w:hideMark/>
+          </w:tcPr>
+          <w:p>
+            <w:pPr>
+              <w:spacing w:after="0" w:line="300" w:lineRule="atLeast"/>
+              <w:rPr>
+                <w:rFonts w:ascii="Segoe UI" w:eastAsia="Times New Roman" w:hAnsi="Segoe UI" w:cs="Segoe UI"/>
+                <w:sz w:val="18"/>
+                <w:szCs w:val="18"/>
+              </w:rPr>
+            </w:pPr>
+            <w:r>
+              <w:rPr>
+                <w:rFonts w:ascii="Segoe UI" w:eastAsia="Times New Roman" w:hAnsi="Segoe UI" w:cs="Segoe UI"/>
+                <w:sz w:val="18"/>
+                <w:szCs w:val="18"/>
+              </w:rPr>
+              <w:t>2 weeks</w:t>
+            </w:r>
+          </w:p>
+        </w:tc>
+        <w:tc>
+          <w:tcPr>
+            <w:tcW w:w="0" w:type="auto"/>
+            <w:tcMar>
+              <w:top w:w="120" w:type="dxa"/>
+              <w:left w:w="0" w:type="dxa"/>
+              <w:bottom w:w="120" w:type="dxa"/>
+            </w:tcMar>
+            <w:vAlign w:val="center"/>
+            <w:hideMark/>
+          </w:tcPr>
+          <w:p>
+            <w:pPr>
+              <w:spacing w:after="0" w:line="300" w:lineRule="atLeast"/>
+              <w:rPr>
+                <w:rFonts w:ascii="Segoe UI" w:eastAsia="Times New Roman" w:hAnsi="Segoe UI" w:cs="Segoe UI"/>
+                <w:sz w:val="18"/>
+                <w:szCs w:val="18"/>
+              </w:rPr>
+            </w:pPr>
+            <w:r>
+              <w:rPr>
+                <w:rFonts w:ascii="Segoe UI" w:eastAsia="Times New Roman" w:hAnsi="Segoe UI" w:cs="Segoe UI"/>
+                <w:sz w:val="18"/>
+                <w:szCs w:val="18"/>
+              </w:rPr>
+              <w:t>70%</w:t>
+            </w:r>
+          </w:p>
+        </w:tc>
+        <w:tc>
+          <w:tcPr>
+            <w:tcW w:w="0" w:type="auto"/>
+            <w:tcMar>
+              <w:top w:w="120" w:type="dxa"/>
+              <w:left w:w="192" w:type="dxa"/>
+              <w:bottom w:w="120" w:type="dxa"/>
+              <w:right w:w="0" w:type="dxa"/>
+            </w:tcMar>
+            <w:vAlign w:val="center"/>
+            <w:hideMark/>
+          </w:tcPr>
+          <w:p>
+            <w:pPr>
+              <w:spacing w:after="0" w:line="300" w:lineRule="atLeast"/>
+              <w:rPr>
+                <w:rFonts w:ascii="Segoe UI" w:eastAsia="Times New Roman" w:hAnsi="Segoe UI" w:cs="Segoe UI"/>
+                <w:sz w:val="18"/>
+                <w:szCs w:val="18"/>
+              </w:rPr>
+            </w:pPr>
+            <w:r>
+              <w:rPr>
+                <w:rFonts w:ascii="Segoe UI" w:eastAsia="Times New Roman" w:hAnsi="Segoe UI" w:cs="Segoe UI"/>
+                <w:sz w:val="18"/>
+                <w:szCs w:val="18"/>
+              </w:rPr>
+              <w:t>Join Facebook groups, Reddit</w:t>
+            </w:r>
+          </w:p>
+        </w:tc>
+      </w:tr>
+      <w:tr>
+        <w:tc>
+          <w:tcPr>
+            <w:tcW w:w="0" w:type="auto"/>
+            <w:tcMar>
+              <w:top w:w="120" w:type="dxa"/>
+              <w:left w:w="0" w:type="dxa"/>
+              <w:bottom w:w="120" w:type="dxa"/>
+              <w:right w:w="192" w:type="dxa"/>
+            </w:tcMar>
+            <w:vAlign w:val="center"/>
+            <w:hideMark/>
+          </w:tcPr>
+          <w:p>
+            <w:pPr>
+              <w:spacing w:after="0" w:line="300" w:lineRule="atLeast"/>
+              <w:rPr>
+                <w:rFonts w:ascii="Segoe UI" w:eastAsia="Times New Roman" w:hAnsi="Segoe UI" w:cs="Segoe UI"/>
+                <w:sz w:val="18"/>
+                <w:szCs w:val="18"/>
+              </w:rPr>
+            </w:pPr>
+            <w:r>
+              <w:rPr>
+                <w:rFonts w:ascii="Segoe UI" w:eastAsia="Times New Roman" w:hAnsi="Segoe UI" w:cs="Segoe UI"/>
+                <w:sz w:val="18"/>
+                <w:szCs w:val="18"/>
+              </w:rPr>
+              <w:t>Build audience before launch</w:t>
+            </w:r>
+          </w:p>
+        </w:tc>
+        <w:tc>
+          <w:tcPr>
+            <w:tcW w:w="0" w:type="auto"/>
+            <w:tcMar>
+              <w:top w:w="120" w:type="dxa"/>
+              <w:left w:w="192" w:type="dxa"/>
+              <w:bottom w:w="120" w:type="dxa"/>
+              <w:right w:w="192" w:type="dxa"/>
+            </w:tcMar>
+            <w:vAlign w:val="center"/>
+            <w:hideMark/>
+          </w:tcPr>
+          <w:p>
+            <w:pPr>
+              <w:spacing w:after="0" w:line="300" w:lineRule="atLeast"/>
+              <w:rPr>
+                <w:rFonts w:ascii="Segoe UI" w:eastAsia="Times New Roman" w:hAnsi="Segoe UI" w:cs="Segoe UI"/>
+                <w:sz w:val="18"/>
+                <w:szCs w:val="18"/>
+              </w:rPr>
+            </w:pPr>
+            <w:r>
+              <w:rPr>
+                <w:rFonts w:ascii="Segoe UI" w:eastAsia="Times New Roman" w:hAnsi="Segoe UI" w:cs="Segoe UI"/>
+                <w:sz w:val="18"/>
+                <w:szCs w:val="18"/>
+              </w:rPr>
+              <w:t>2 months</w:t>
+            </w:r>
+          </w:p>
+        </w:tc>
+        <w:tc>
+          <w:tcPr>
+            <w:tcW w:w="0" w:type="auto"/>
+            <w:tcMar>
+              <w:top w:w="120" w:type="dxa"/>
+              <w:left w:w="0" w:type="dxa"/>
+              <w:bottom w:w="120" w:type="dxa"/>
+            </w:tcMar>
+            <w:vAlign w:val="center"/>
+            <w:hideMark/>
+          </w:tcPr>
+          <w:p>
+            <w:pPr>
+              <w:spacing w:after="0" w:line="300" w:lineRule="atLeast"/>
+              <w:rPr>
+                <w:rFonts w:ascii="Segoe UI" w:eastAsia="Times New Roman" w:hAnsi="Segoe UI" w:cs="Segoe UI"/>
+                <w:sz w:val="18"/>
+                <w:szCs w:val="18"/>
+              </w:rPr>
+            </w:pPr>
+            <w:r>
+              <w:rPr>
+                <w:rFonts w:ascii="Segoe UI" w:eastAsia="Times New Roman" w:hAnsi="Segoe UI" w:cs="Segoe UI"/>
+                <w:sz w:val="18"/>
+                <w:szCs w:val="18"/>
+              </w:rPr>
+              <w:t>80%</w:t>
+            </w:r>
+          </w:p>
+        </w:tc>
+        <w:tc>
+          <w:tcPr>
+            <w:tcW w:w="0" w:type="auto"/>
+            <w:tcMar>
+              <w:top w:w="120" w:type="dxa"/>
+              <w:left w:w="192" w:type="dxa"/>
+              <w:bottom w:w="120" w:type="dxa"/>
+              <w:right w:w="0" w:type="dxa"/>
+            </w:tcMar>
+            <w:vAlign w:val="center"/>
+            <w:hideMark/>
+          </w:tcPr>
+          <w:p>
+            <w:pPr>
+              <w:spacing w:after="0" w:line="300" w:lineRule="atLeast"/>
+              <w:rPr>
+                <w:rFonts w:ascii="Segoe UI" w:eastAsia="Times New Roman" w:hAnsi="Segoe UI" w:cs="Segoe UI"/>
+                <w:sz w:val="18"/>
+                <w:szCs w:val="18"/>
+              </w:rPr>
+            </w:pPr>
+            <w:r>
+              <w:rPr>
+                <w:rFonts w:ascii="Segoe UI" w:eastAsia="Times New Roman" w:hAnsi="Segoe UI" w:cs="Segoe UI"/>
+                <w:sz w:val="18"/>
+                <w:szCs w:val="18"/>
+              </w:rPr>
+              <w:t>Harder but higher success</w:t>
+            </w:r>
+          </w:p>
+        </w:tc>
+      </w:tr>
+    </w:tbl>
+    <w:p>
+      <w:pPr>
+        <w:shd w:val="clear" w:color="auto" w:fill="FFFFFF"/>
+        <w:spacing w:before="384" w:after="384" w:line="336" w:lineRule="atLeast"/>
+        <w:rPr>
+          <w:rFonts w:ascii="Segoe UI" w:eastAsia="Times New Roman" w:hAnsi="Segoe UI" w:cs="Segoe UI"/>
+          <w:color w:val="0F1115"/>
+          <w:sz w:val="19"/>
+          <w:szCs w:val="19"/>
+        </w:rPr>
+      </w:pPr>
+      <w:r>
+        <w:rPr>
+          <w:rFonts w:ascii="Segoe UI" w:eastAsia="Times New Roman" w:hAnsi="Segoe UI" w:cs="Segoe UI"/>
+          <w:color w:val="0F1115"/>
+          <w:sz w:val="19"/>
+          <w:szCs w:val="19"/>
+        </w:rPr>
+        <w:pict>
+          <v:rect id="_x0000_i1049" style="width:0;height:.6pt" o:hralign="center" o:hrstd="t" o:hr="t" fillcolor="#a0a0a0" stroked="f"/>
+        </w:pict>
+      </w:r>
+    </w:p>
+    <w:p>
+      <w:pPr>
+        <w:shd w:val="clear" w:color="auto" w:fill="FFFFFF"/>
+        <w:spacing w:before="384" w:after="192" w:line="384" w:lineRule="atLeast"/>
+        <w:outlineLvl w:val="1"/>
+        <w:rPr>
+          <w:rFonts w:ascii="Segoe UI" w:eastAsia="Times New Roman" w:hAnsi="Segoe UI" w:cs="Segoe UI"/>
+          <w:b/>
+          <w:bCs/>
+          <w:color w:val="0F1115"/>
+          <w:sz w:val="26"/>
+          <w:szCs w:val="26"/>
+        </w:rPr>
+      </w:pPr>
+      <w:r>
+        <w:rPr>
+          <w:rFonts w:ascii="Segoe UI" w:eastAsia="Times New Roman" w:hAnsi="Segoe UI" w:cs="Segoe UI"/>
+          <w:b/>
+          <w:bCs/>
+          <w:color w:val="0F1115"/>
+          <w:sz w:val="26"/>
+          <w:szCs w:val="26"/>
+        </w:rPr>
+        <w:t>🎯 My Recommendation for You</w:t>
+      </w:r>
+    </w:p>
+    <w:p>
+      <w:pPr>
+        <w:shd w:val="clear" w:color="auto" w:fill="FFFFFF"/>
+        <w:spacing w:before="192" w:after="192" w:line="336" w:lineRule="atLeast"/>
+        <w:rPr>
+          <w:rFonts w:ascii="Segoe UI" w:eastAsia="Times New Roman" w:hAnsi="Segoe UI" w:cs="Segoe UI"/>
+          <w:color w:val="0F1115"/>
+          <w:sz w:val="19"/>
+          <w:szCs w:val="19"/>
+        </w:rPr>
+      </w:pPr>
+      <w:r>
+        <w:rPr>
+          <w:rFonts w:ascii="Segoe UI" w:eastAsia="Times New Roman" w:hAnsi="Segoe UI" w:cs="Segoe UI"/>
+          <w:color w:val="0F1115"/>
+          <w:sz w:val="19"/>
+          <w:szCs w:val="19"/>
+        </w:rPr>
+        <w:t>Since you're new and have no product yet:</w:t>
+      </w:r>
+    </w:p>
+    <w:p>
+      <w:pPr>
+        <w:shd w:val="clear" w:color="auto" w:fill="FFFFFF"/>
+        <w:spacing w:before="384" w:after="192" w:line="360" w:lineRule="atLeast"/>
+        <w:outlineLvl w:val="2"/>
+        <w:rPr>
+          <w:rFonts w:ascii="Segoe UI" w:eastAsia="Times New Roman" w:hAnsi="Segoe UI" w:cs="Segoe UI"/>
+          <w:b/>
+          <w:bCs/>
+          <w:color w:val="0F1115"/>
+          <w:sz w:val="24"/>
+          <w:szCs w:val="24"/>
+        </w:rPr>
+      </w:pPr>
+      <w:r>
+        <w:rPr>
+          <w:rFonts w:ascii="Segoe UI" w:eastAsia="Times New Roman" w:hAnsi="Segoe UI" w:cs="Segoe UI"/>
+          <w:b/>
+          <w:bCs/>
+          <w:color w:val="0F1115"/>
+          <w:sz w:val="24"/>
+          <w:szCs w:val="24"/>
+        </w:rPr>
+        <w:t>✅ DO THIS:</w:t>
+      </w:r>
+    </w:p>
+    <w:p>
+      <w:pPr>
+        <w:numPr>
+          <w:ilvl w:val="0"/>
+          <w:numId w:val="4"/>
+        </w:numPr>
+        <w:shd w:val="clear" w:color="auto" w:fill="FFFFFF"/>
+        <w:spacing w:before="100" w:beforeAutospacing="1" w:after="0" w:line="336" w:lineRule="atLeast"/>
+        <w:ind w:left="528"/>
+        <w:rPr>
+          <w:rFonts w:ascii="Segoe UI" w:eastAsia="Times New Roman" w:hAnsi="Segoe UI" w:cs="Segoe UI"/>
+          <w:color w:val="0F1115"/>
+          <w:sz w:val="19"/>
+          <w:szCs w:val="19"/>
+        </w:rPr>
+      </w:pPr>
+      <w:r>
+        <w:rPr>
+          <w:rFonts w:ascii="Segoe UI" w:eastAsia="Times New Roman" w:hAnsi="Segoe UI" w:cs="Segoe UI"/>
+          <w:b/>
+          <w:bCs/>
+          <w:color w:val="0F1115"/>
+          <w:sz w:val="19"/>
+        </w:rPr>
+        <w:t>Stop adding new pages</w:t>
+      </w:r>
+      <w:r>
+        <w:rPr>
+          <w:rFonts w:ascii="Segoe UI" w:eastAsia="Times New Roman" w:hAnsi="Segoe UI" w:cs="Segoe UI"/>
+          <w:color w:val="0F1115"/>
+          <w:sz w:val="19"/>
+          <w:szCs w:val="19"/>
+        </w:rPr>
+        <w:t> - You have enough (100+)</w:t>
+      </w:r>
+    </w:p>
+    <w:p>
+      <w:pPr>
+        <w:numPr>
+          <w:ilvl w:val="0"/>
+          <w:numId w:val="4"/>
+        </w:numPr>
+        <w:shd w:val="clear" w:color="auto" w:fill="FFFFFF"/>
+        <w:spacing w:before="100" w:beforeAutospacing="1" w:after="0" w:line="336" w:lineRule="atLeast"/>
+        <w:ind w:left="528"/>
+        <w:rPr>
+          <w:rFonts w:ascii="Segoe UI" w:eastAsia="Times New Roman" w:hAnsi="Segoe UI" w:cs="Segoe UI"/>
+          <w:color w:val="0F1115"/>
+          <w:sz w:val="19"/>
+          <w:szCs w:val="19"/>
+        </w:rPr>
+      </w:pPr>
+      <w:r>
+        <w:rPr>
+          <w:rFonts w:ascii="Segoe UI" w:eastAsia="Times New Roman" w:hAnsi="Segoe UI" w:cs="Segoe UI"/>
+          <w:b/>
+          <w:bCs/>
+          <w:color w:val="0F1115"/>
+          <w:sz w:val="19"/>
+        </w:rPr>
+        <w:t>Spend 2 weeks polishing</w:t>
+      </w:r>
+      <w:r>
+        <w:rPr>
+          <w:rFonts w:ascii="Segoe UI" w:eastAsia="Times New Roman" w:hAnsi="Segoe UI" w:cs="Segoe UI"/>
+          <w:color w:val="0F1115"/>
+          <w:sz w:val="19"/>
+          <w:szCs w:val="19"/>
+        </w:rPr>
+        <w:t> - Mobile, cross-browser, broken links</w:t>
+      </w:r>
+    </w:p>
+    <w:p>
+      <w:pPr>
+        <w:numPr>
+          <w:ilvl w:val="0"/>
+          <w:numId w:val="4"/>
+        </w:numPr>
+        <w:shd w:val="clear" w:color="auto" w:fill="FFFFFF"/>
+        <w:spacing w:before="100" w:beforeAutospacing="1" w:after="0" w:line="336" w:lineRule="atLeast"/>
+        <w:ind w:left="528"/>
+        <w:rPr>
+          <w:rFonts w:ascii="Segoe UI" w:eastAsia="Times New Roman" w:hAnsi="Segoe UI" w:cs="Segoe UI"/>
+          <w:color w:val="0F1115"/>
+          <w:sz w:val="19"/>
+          <w:szCs w:val="19"/>
+        </w:rPr>
+      </w:pPr>
+      <w:r>
+        <w:rPr>
+          <w:rFonts w:ascii="Segoe UI" w:eastAsia="Times New Roman" w:hAnsi="Segoe UI" w:cs="Segoe UI"/>
+          <w:b/>
+          <w:bCs/>
+          <w:color w:val="0F1115"/>
+          <w:sz w:val="19"/>
+        </w:rPr>
+        <w:t>Create the UI showcase page</w:t>
+      </w:r>
+      <w:r>
+        <w:rPr>
+          <w:rFonts w:ascii="Segoe UI" w:eastAsia="Times New Roman" w:hAnsi="Segoe UI" w:cs="Segoe UI"/>
+          <w:color w:val="0F1115"/>
+          <w:sz w:val="19"/>
+          <w:szCs w:val="19"/>
+        </w:rPr>
+        <w:t> - This is non-negotiable for ThemeForest</w:t>
+      </w:r>
+    </w:p>
+    <w:p>
+      <w:pPr>
+        <w:numPr>
+          <w:ilvl w:val="0"/>
+          <w:numId w:val="4"/>
+        </w:numPr>
+        <w:shd w:val="clear" w:color="auto" w:fill="FFFFFF"/>
+        <w:spacing w:before="100" w:beforeAutospacing="1" w:after="0" w:line="336" w:lineRule="atLeast"/>
+        <w:ind w:left="528"/>
+        <w:rPr>
+          <w:rFonts w:ascii="Segoe UI" w:eastAsia="Times New Roman" w:hAnsi="Segoe UI" w:cs="Segoe UI"/>
+          <w:color w:val="0F1115"/>
+          <w:sz w:val="19"/>
+          <w:szCs w:val="19"/>
+        </w:rPr>
+      </w:pPr>
+      <w:r>
+        <w:rPr>
+          <w:rFonts w:ascii="Segoe UI" w:eastAsia="Times New Roman" w:hAnsi="Segoe UI" w:cs="Segoe UI"/>
+          <w:b/>
+          <w:bCs/>
+          <w:color w:val="0F1115"/>
+          <w:sz w:val="19"/>
+        </w:rPr>
+        <w:t>Get 5-10 beta testers</w:t>
+      </w:r>
+      <w:r>
+        <w:rPr>
+          <w:rFonts w:ascii="Segoe UI" w:eastAsia="Times New Roman" w:hAnsi="Segoe UI" w:cs="Segoe UI"/>
+          <w:color w:val="0F1115"/>
+          <w:sz w:val="19"/>
+          <w:szCs w:val="19"/>
+        </w:rPr>
+        <w:t> - Friends, Discord, Reddit r/webdev</w:t>
+      </w:r>
+    </w:p>
+    <w:p>
+      <w:pPr>
+        <w:numPr>
+          <w:ilvl w:val="0"/>
+          <w:numId w:val="4"/>
+        </w:numPr>
+        <w:shd w:val="clear" w:color="auto" w:fill="FFFFFF"/>
+        <w:spacing w:before="100" w:beforeAutospacing="1" w:after="0" w:line="336" w:lineRule="atLeast"/>
+        <w:ind w:left="528"/>
+        <w:rPr>
+          <w:rFonts w:ascii="Segoe UI" w:eastAsia="Times New Roman" w:hAnsi="Segoe UI" w:cs="Segoe UI"/>
+          <w:color w:val="0F1115"/>
+          <w:sz w:val="19"/>
+          <w:szCs w:val="19"/>
+        </w:rPr>
+      </w:pPr>
+      <w:r>
+        <w:rPr>
+          <w:rFonts w:ascii="Segoe UI" w:eastAsia="Times New Roman" w:hAnsi="Segoe UI" w:cs="Segoe UI"/>
+          <w:b/>
+          <w:bCs/>
+          <w:color w:val="0F1115"/>
+          <w:sz w:val="19"/>
+        </w:rPr>
+        <w:t>Fix everything they find</w:t>
+      </w:r>
+      <w:r>
+        <w:rPr>
+          <w:rFonts w:ascii="Segoe UI" w:eastAsia="Times New Roman" w:hAnsi="Segoe UI" w:cs="Segoe UI"/>
+          <w:color w:val="0F1115"/>
+          <w:sz w:val="19"/>
+          <w:szCs w:val="19"/>
+        </w:rPr>
+        <w:t> - Be grateful for feedback</w:t>
+      </w:r>
+    </w:p>
+    <w:p>
+      <w:pPr>
+        <w:shd w:val="clear" w:color="auto" w:fill="FFFFFF"/>
+        <w:spacing w:before="384" w:after="192" w:line="360" w:lineRule="atLeast"/>
+        <w:outlineLvl w:val="2"/>
+        <w:rPr>
+          <w:rFonts w:ascii="Segoe UI" w:eastAsia="Times New Roman" w:hAnsi="Segoe UI" w:cs="Segoe UI"/>
+          <w:b/>
+          <w:bCs/>
+          <w:color w:val="0F1115"/>
+          <w:sz w:val="24"/>
+          <w:szCs w:val="24"/>
+        </w:rPr>
+      </w:pPr>
+      <w:r>
+        <w:rPr>
+          <w:rFonts w:ascii="Segoe UI" w:eastAsia="Times New Roman" w:hAnsi="Segoe UI" w:cs="Segoe UI"/>
+          <w:b/>
+          <w:bCs/>
+          <w:color w:val="0F1115"/>
+          <w:sz w:val="24"/>
+          <w:szCs w:val="24"/>
+        </w:rPr>
+        <w:t>❌ DON'T DO THIS:</w:t>
+      </w:r>
+    </w:p>
+    <w:p>
+      <w:pPr>
+        <w:numPr>
+          <w:ilvl w:val="0"/>
+          <w:numId w:val="5"/>
+        </w:numPr>
+        <w:shd w:val="clear" w:color="auto" w:fill="FFFFFF"/>
+        <w:spacing w:before="100" w:beforeAutospacing="1" w:after="0" w:line="336" w:lineRule="atLeast"/>
+        <w:ind w:left="528"/>
+        <w:rPr>
+          <w:rFonts w:ascii="Segoe UI" w:eastAsia="Times New Roman" w:hAnsi="Segoe UI" w:cs="Segoe UI"/>
+          <w:color w:val="0F1115"/>
+          <w:sz w:val="19"/>
+          <w:szCs w:val="19"/>
+        </w:rPr>
+      </w:pPr>
+      <w:r>
+        <w:rPr>
+          <w:rFonts w:ascii="Segoe UI" w:eastAsia="Times New Roman" w:hAnsi="Segoe UI" w:cs="Segoe UI"/>
+          <w:color w:val="0F1115"/>
+          <w:sz w:val="19"/>
+          <w:szCs w:val="19"/>
+        </w:rPr>
+        <w:t>Don't add AI features yet - Too complex for first product</w:t>
+      </w:r>
+    </w:p>
+    <w:p>
+      <w:pPr>
+        <w:numPr>
+          <w:ilvl w:val="0"/>
+          <w:numId w:val="5"/>
+        </w:numPr>
+        <w:shd w:val="clear" w:color="auto" w:fill="FFFFFF"/>
+        <w:spacing w:before="100" w:beforeAutospacing="1" w:after="0" w:line="336" w:lineRule="atLeast"/>
+        <w:ind w:left="528"/>
+        <w:rPr>
+          <w:rFonts w:ascii="Segoe UI" w:eastAsia="Times New Roman" w:hAnsi="Segoe UI" w:cs="Segoe UI"/>
+          <w:color w:val="0F1115"/>
+          <w:sz w:val="19"/>
+          <w:szCs w:val="19"/>
+        </w:rPr>
+      </w:pPr>
+      <w:r>
+        <w:rPr>
+          <w:rFonts w:ascii="Segoe UI" w:eastAsia="Times New Roman" w:hAnsi="Segoe UI" w:cs="Segoe UI"/>
+          <w:color w:val="0F1115"/>
+          <w:sz w:val="19"/>
+          <w:szCs w:val="19"/>
+        </w:rPr>
+        <w:t>Don't add HR/DevOps modules - Save for version 2.0</w:t>
+      </w:r>
+    </w:p>
+    <w:p>
+      <w:pPr>
+        <w:numPr>
+          <w:ilvl w:val="0"/>
+          <w:numId w:val="5"/>
+        </w:numPr>
+        <w:shd w:val="clear" w:color="auto" w:fill="FFFFFF"/>
+        <w:spacing w:before="100" w:beforeAutospacing="1" w:after="0" w:line="336" w:lineRule="atLeast"/>
+        <w:ind w:left="528"/>
+        <w:rPr>
+          <w:rFonts w:ascii="Segoe UI" w:eastAsia="Times New Roman" w:hAnsi="Segoe UI" w:cs="Segoe UI"/>
+          <w:color w:val="0F1115"/>
+          <w:sz w:val="19"/>
+          <w:szCs w:val="19"/>
+        </w:rPr>
+      </w:pPr>
+      <w:r>
+        <w:rPr>
+          <w:rFonts w:ascii="Segoe UI" w:eastAsia="Times New Roman" w:hAnsi="Segoe UI" w:cs="Segoe UI"/>
+          <w:color w:val="0F1115"/>
+          <w:sz w:val="19"/>
+          <w:szCs w:val="19"/>
+        </w:rPr>
+        <w:t>Don't obsess over 300+ pages - Quality &gt; Quantity</w:t>
+      </w:r>
+    </w:p>
+    <w:p>
+      <w:pPr>
+        <w:numPr>
+          <w:ilvl w:val="0"/>
+          <w:numId w:val="5"/>
+        </w:numPr>
+        <w:shd w:val="clear" w:color="auto" w:fill="FFFFFF"/>
+        <w:spacing w:before="100" w:beforeAutospacing="1" w:after="0" w:line="336" w:lineRule="atLeast"/>
+        <w:ind w:left="528"/>
+        <w:rPr>
+          <w:rFonts w:ascii="Segoe UI" w:eastAsia="Times New Roman" w:hAnsi="Segoe UI" w:cs="Segoe UI"/>
+          <w:color w:val="0F1115"/>
+          <w:sz w:val="19"/>
+          <w:szCs w:val="19"/>
+        </w:rPr>
+      </w:pPr>
+      <w:r>
+        <w:rPr>
+          <w:rFonts w:ascii="Segoe UI" w:eastAsia="Times New Roman" w:hAnsi="Segoe UI" w:cs="Segoe UI"/>
+          <w:color w:val="0F1115"/>
+          <w:sz w:val="19"/>
+          <w:szCs w:val="19"/>
+        </w:rPr>
+        <w:t>Don't price too high - Start at $19-29</w:t>
+      </w:r>
+    </w:p>
+    <w:p>
+      <w:pPr>
+        <w:shd w:val="clear" w:color="auto" w:fill="FFFFFF"/>
+        <w:spacing w:before="384" w:after="384" w:line="336" w:lineRule="atLeast"/>
+        <w:rPr>
+          <w:rFonts w:ascii="Segoe UI" w:eastAsia="Times New Roman" w:hAnsi="Segoe UI" w:cs="Segoe UI"/>
+          <w:color w:val="0F1115"/>
+          <w:sz w:val="19"/>
+          <w:szCs w:val="19"/>
+        </w:rPr>
+      </w:pPr>
+      <w:r>
+        <w:rPr>
+          <w:rFonts w:ascii="Segoe UI" w:eastAsia="Times New Roman" w:hAnsi="Segoe UI" w:cs="Segoe UI"/>
+          <w:color w:val="0F1115"/>
+          <w:sz w:val="19"/>
+          <w:szCs w:val="19"/>
+        </w:rPr>
+        <w:pict>
+          <v:rect id="_x0000_i1050" style="width:0;height:.6pt" o:hralign="center" o:hrstd="t" o:hr="t" fillcolor="#a0a0a0" stroked="f"/>
+        </w:pict>
+      </w:r>
+    </w:p>
+    <w:p>
+      <w:pPr>
+        <w:shd w:val="clear" w:color="auto" w:fill="FFFFFF"/>
+        <w:spacing w:before="384" w:after="192" w:line="384" w:lineRule="atLeast"/>
+        <w:outlineLvl w:val="1"/>
+        <w:rPr>
+          <w:rFonts w:ascii="Segoe UI" w:eastAsia="Times New Roman" w:hAnsi="Segoe UI" w:cs="Segoe UI"/>
+          <w:b/>
+          <w:bCs/>
+          <w:color w:val="0F1115"/>
+          <w:sz w:val="26"/>
+          <w:szCs w:val="26"/>
+        </w:rPr>
+      </w:pPr>
+      <w:r>
+        <w:rPr>
+          <w:rFonts w:ascii="Segoe UI" w:eastAsia="Times New Roman" w:hAnsi="Segoe UI" w:cs="Segoe UI"/>
+          <w:b/>
+          <w:bCs/>
+          <w:color w:val="0F1115"/>
+          <w:sz w:val="26"/>
+          <w:szCs w:val="26"/>
+        </w:rPr>
+        <w:t>📝 Your Immediate Action Plan</w:t>
+      </w:r>
+    </w:p>
+    <w:p>
+      <w:pPr>
+        <w:shd w:val="clear" w:color="auto" w:fill="FFFFFF"/>
+        <w:spacing w:after="0" w:line="240" w:lineRule="atLeast"/>
+        <w:rPr>
+          <w:rFonts w:ascii="Segoe UI" w:eastAsia="Times New Roman" w:hAnsi="Segoe UI" w:cs="Segoe UI"/>
+          <w:color w:val="0F1115"/>
+          <w:sz w:val="16"/>
+          <w:szCs w:val="16"/>
+        </w:rPr>
+      </w:pPr>
+      <w:r>
+        <w:rPr>
+          <w:rFonts w:ascii="Consolas" w:eastAsia="Times New Roman" w:hAnsi="Consolas" w:cs="Segoe UI"/>
+          <w:color w:val="0F1115"/>
+          <w:sz w:val="14"/>
+        </w:rPr>
+        <w:t>markdown</w:t>
+      </w:r>
+    </w:p>
+    <w:p>
+      <w:pPr>
+        <w:shd w:val="clear" w:color="auto" w:fill="FFFFFF"/>
+        <w:tabs>
+          <w:tab w:val="left" w:pos="916"/>
+          <w:tab w:val="left" w:pos="1832"/>
+          <w:tab w:val="left" w:pos="2748"/>
+          <w:tab w:val="left" w:pos="3664"/>
+          <w:tab w:val="left" w:pos="4580"/>
+          <w:tab w:val="left" w:pos="5496"/>
+          <w:tab w:val="left" w:pos="6412"/>
+          <w:tab w:val="left" w:pos="7328"/>
+          <w:tab w:val="left" w:pos="8244"/>
+          <w:tab w:val="left" w:pos="9160"/>
+          <w:tab w:val="left" w:pos="10076"/>
+          <w:tab w:val="left" w:pos="10992"/>
+          <w:tab w:val="left" w:pos="11908"/>
+          <w:tab w:val="left" w:pos="12824"/>
+          <w:tab w:val="left" w:pos="13740"/>
+          <w:tab w:val="left" w:pos="14656"/>
+        </w:tabs>
+        <w:wordWrap w:val="0"/>
+        <w:spacing w:after="0" w:line="264" w:lineRule="atLeast"/>
+        <w:rPr>
+          <w:rFonts w:ascii="Consolas" w:eastAsia="Times New Roman" w:hAnsi="Consolas" w:cs="Courier New"/>
+          <w:color w:val="0F1115"/>
+          <w:sz w:val="16"/>
+          <w:szCs w:val="16"/>
+        </w:rPr>
+      </w:pPr>
+      <w:r>
+        <w:rPr>
+          <w:rFonts w:ascii="Consolas" w:eastAsia="Times New Roman" w:hAnsi="Consolas" w:cs="Courier New"/>
+          <w:color w:val="383A42"/>
+          <w:sz w:val="16"/>
+        </w:rPr>
+        <w:t>#</w:t>
+      </w:r>
+      <w:r>
+        <w:rPr>
+          <w:rFonts w:ascii="Consolas" w:eastAsia="Times New Roman" w:hAnsi="Consolas" w:cs="Courier New"/>
+          <w:color w:val="E45649"/>
+          <w:sz w:val="16"/>
+        </w:rPr>
+        <w:t xml:space="preserve"> Week 1: Audit</w:t>
+      </w:r>
+    </w:p>
+    <w:p>
+      <w:pPr>
+        <w:shd w:val="clear" w:color="auto" w:fill="FFFFFF"/>
+        <w:tabs>
+          <w:tab w:val="left" w:pos="916"/>
+          <w:tab w:val="left" w:pos="1832"/>
+          <w:tab w:val="left" w:pos="2748"/>
+          <w:tab w:val="left" w:pos="3664"/>
+          <w:tab w:val="left" w:pos="4580"/>
+          <w:tab w:val="left" w:pos="5496"/>
+          <w:tab w:val="left" w:pos="6412"/>
+          <w:tab w:val="left" w:pos="7328"/>
+          <w:tab w:val="left" w:pos="8244"/>
+          <w:tab w:val="left" w:pos="9160"/>
+          <w:tab w:val="left" w:pos="10076"/>
+          <w:tab w:val="left" w:pos="10992"/>
+          <w:tab w:val="left" w:pos="11908"/>
+          <w:tab w:val="left" w:pos="12824"/>
+          <w:tab w:val="left" w:pos="13740"/>
+          <w:tab w:val="left" w:pos="14656"/>
+        </w:tabs>
+        <w:wordWrap w:val="0"/>
+        <w:spacing w:after="0" w:line="264" w:lineRule="atLeast"/>
+        <w:rPr>
+          <w:rFonts w:ascii="Consolas" w:eastAsia="Times New Roman" w:hAnsi="Consolas" w:cs="Courier New"/>
+          <w:color w:val="0F1115"/>
+          <w:sz w:val="16"/>
+          <w:szCs w:val="16"/>
+        </w:rPr>
+      </w:pPr>
+      <w:r>
+        <w:rPr>
+          <w:rFonts w:ascii="Consolas" w:eastAsia="Times New Roman" w:hAnsi="Consolas" w:cs="Courier New"/>
+          <w:color w:val="0F1115"/>
+          <w:sz w:val="16"/>
+          <w:szCs w:val="16"/>
+        </w:rPr>
+        <w:t>□ Open every single HTML page (100+)</w:t>
+      </w:r>
+    </w:p>
+    <w:p>
+      <w:pPr>
+        <w:shd w:val="clear" w:color="auto" w:fill="FFFFFF"/>
+        <w:tabs>
+          <w:tab w:val="left" w:pos="916"/>
+          <w:tab w:val="left" w:pos="1832"/>
+          <w:tab w:val="left" w:pos="2748"/>
+          <w:tab w:val="left" w:pos="3664"/>
+          <w:tab w:val="left" w:pos="4580"/>
+          <w:tab w:val="left" w:pos="5496"/>
+          <w:tab w:val="left" w:pos="6412"/>
+          <w:tab w:val="left" w:pos="7328"/>
+          <w:tab w:val="left" w:pos="8244"/>
+          <w:tab w:val="left" w:pos="9160"/>
+          <w:tab w:val="left" w:pos="10076"/>
+          <w:tab w:val="left" w:pos="10992"/>
+          <w:tab w:val="left" w:pos="11908"/>
+          <w:tab w:val="left" w:pos="12824"/>
+          <w:tab w:val="left" w:pos="13740"/>
+          <w:tab w:val="left" w:pos="14656"/>
+        </w:tabs>
+        <w:wordWrap w:val="0"/>
+        <w:spacing w:after="0" w:line="264" w:lineRule="atLeast"/>
+        <w:rPr>
+          <w:rFonts w:ascii="Consolas" w:eastAsia="Times New Roman" w:hAnsi="Consolas" w:cs="Courier New"/>
+          <w:color w:val="0F1115"/>
+          <w:sz w:val="16"/>
+          <w:szCs w:val="16"/>
+        </w:rPr>
+      </w:pPr>
+      <w:r>
+        <w:rPr>
+          <w:rFonts w:ascii="Consolas" w:eastAsia="Times New Roman" w:hAnsi="Consolas" w:cs="Courier New"/>
+          <w:color w:val="0F1115"/>
+          <w:sz w:val="16"/>
+          <w:szCs w:val="16"/>
+        </w:rPr>
+        <w:t>□ Note any broken layouts</w:t>
+      </w:r>
+    </w:p>
+    <w:p>
+      <w:pPr>
+        <w:shd w:val="clear" w:color="auto" w:fill="FFFFFF"/>
+        <w:tabs>
+          <w:tab w:val="left" w:pos="916"/>
+          <w:tab w:val="left" w:pos="1832"/>
+          <w:tab w:val="left" w:pos="2748"/>
+          <w:tab w:val="left" w:pos="3664"/>
+          <w:tab w:val="left" w:pos="4580"/>
+          <w:tab w:val="left" w:pos="5496"/>
+          <w:tab w:val="left" w:pos="6412"/>
+          <w:tab w:val="left" w:pos="7328"/>
+          <w:tab w:val="left" w:pos="8244"/>
+          <w:tab w:val="left" w:pos="9160"/>
+          <w:tab w:val="left" w:pos="10076"/>
+          <w:tab w:val="left" w:pos="10992"/>
+          <w:tab w:val="left" w:pos="11908"/>
+          <w:tab w:val="left" w:pos="12824"/>
+          <w:tab w:val="left" w:pos="13740"/>
+          <w:tab w:val="left" w:pos="14656"/>
+        </w:tabs>
+        <w:wordWrap w:val="0"/>
+        <w:spacing w:after="0" w:line="264" w:lineRule="atLeast"/>
+        <w:rPr>
+          <w:rFonts w:ascii="Consolas" w:eastAsia="Times New Roman" w:hAnsi="Consolas" w:cs="Courier New"/>
+          <w:color w:val="0F1115"/>
+          <w:sz w:val="16"/>
+          <w:szCs w:val="16"/>
+        </w:rPr>
+      </w:pPr>
+      <w:r>
+        <w:rPr>
+          <w:rFonts w:ascii="Consolas" w:eastAsia="Times New Roman" w:hAnsi="Consolas" w:cs="Courier New"/>
+          <w:color w:val="0F1115"/>
+          <w:sz w:val="16"/>
+          <w:szCs w:val="16"/>
+        </w:rPr>
+        <w:t>□ Test sidebar on mobile (real device)</w:t>
+      </w:r>
+    </w:p>
+    <w:p>
+      <w:pPr>
+        <w:shd w:val="clear" w:color="auto" w:fill="FFFFFF"/>
+        <w:tabs>
+          <w:tab w:val="left" w:pos="916"/>
+          <w:tab w:val="left" w:pos="1832"/>
+          <w:tab w:val="left" w:pos="2748"/>
+          <w:tab w:val="left" w:pos="3664"/>
+          <w:tab w:val="left" w:pos="4580"/>
+          <w:tab w:val="left" w:pos="5496"/>
+          <w:tab w:val="left" w:pos="6412"/>
+          <w:tab w:val="left" w:pos="7328"/>
+          <w:tab w:val="left" w:pos="8244"/>
+          <w:tab w:val="left" w:pos="9160"/>
+          <w:tab w:val="left" w:pos="10076"/>
+          <w:tab w:val="left" w:pos="10992"/>
+          <w:tab w:val="left" w:pos="11908"/>
+          <w:tab w:val="left" w:pos="12824"/>
+          <w:tab w:val="left" w:pos="13740"/>
+          <w:tab w:val="left" w:pos="14656"/>
+        </w:tabs>
+        <w:wordWrap w:val="0"/>
+        <w:spacing w:after="0" w:line="264" w:lineRule="atLeast"/>
+        <w:rPr>
+          <w:rFonts w:ascii="Consolas" w:eastAsia="Times New Roman" w:hAnsi="Consolas" w:cs="Courier New"/>
+          <w:color w:val="0F1115"/>
+          <w:sz w:val="16"/>
+          <w:szCs w:val="16"/>
+        </w:rPr>
+      </w:pPr>
+      <w:r>
+        <w:rPr>
+          <w:rFonts w:ascii="Consolas" w:eastAsia="Times New Roman" w:hAnsi="Consolas" w:cs="Courier New"/>
+          <w:color w:val="0F1115"/>
+          <w:sz w:val="16"/>
+          <w:szCs w:val="16"/>
+        </w:rPr>
+        <w:t>□ Check theme switcher on 10 random pages</w:t>
+      </w:r>
+    </w:p>
+    <w:p>
+      <w:pPr>
+        <w:shd w:val="clear" w:color="auto" w:fill="FFFFFF"/>
+        <w:tabs>
+          <w:tab w:val="left" w:pos="916"/>
+          <w:tab w:val="left" w:pos="1832"/>
+          <w:tab w:val="left" w:pos="2748"/>
+          <w:tab w:val="left" w:pos="3664"/>
+          <w:tab w:val="left" w:pos="4580"/>
+          <w:tab w:val="left" w:pos="5496"/>
+          <w:tab w:val="left" w:pos="6412"/>
+          <w:tab w:val="left" w:pos="7328"/>
+          <w:tab w:val="left" w:pos="8244"/>
+          <w:tab w:val="left" w:pos="9160"/>
+          <w:tab w:val="left" w:pos="10076"/>
+          <w:tab w:val="left" w:pos="10992"/>
+          <w:tab w:val="left" w:pos="11908"/>
+          <w:tab w:val="left" w:pos="12824"/>
+          <w:tab w:val="left" w:pos="13740"/>
+          <w:tab w:val="left" w:pos="14656"/>
+        </w:tabs>
+        <w:wordWrap w:val="0"/>
+        <w:spacing w:after="0" w:line="264" w:lineRule="atLeast"/>
+        <w:rPr>
+          <w:rFonts w:ascii="Consolas" w:eastAsia="Times New Roman" w:hAnsi="Consolas" w:cs="Courier New"/>
+          <w:color w:val="0F1115"/>
+          <w:sz w:val="16"/>
+          <w:szCs w:val="16"/>
+        </w:rPr>
+      </w:pPr>
+    </w:p>
+    <w:p>
+      <w:pPr>
+        <w:shd w:val="clear" w:color="auto" w:fill="FFFFFF"/>
+        <w:tabs>
+          <w:tab w:val="left" w:pos="916"/>
+          <w:tab w:val="left" w:pos="1832"/>
+          <w:tab w:val="left" w:pos="2748"/>
+          <w:tab w:val="left" w:pos="3664"/>
+          <w:tab w:val="left" w:pos="4580"/>
+          <w:tab w:val="left" w:pos="5496"/>
+          <w:tab w:val="left" w:pos="6412"/>
+          <w:tab w:val="left" w:pos="7328"/>
+          <w:tab w:val="left" w:pos="8244"/>
+          <w:tab w:val="left" w:pos="9160"/>
+          <w:tab w:val="left" w:pos="10076"/>
+          <w:tab w:val="left" w:pos="10992"/>
+          <w:tab w:val="left" w:pos="11908"/>
+          <w:tab w:val="left" w:pos="12824"/>
+          <w:tab w:val="left" w:pos="13740"/>
+          <w:tab w:val="left" w:pos="14656"/>
+        </w:tabs>
+        <w:wordWrap w:val="0"/>
+        <w:spacing w:after="0" w:line="264" w:lineRule="atLeast"/>
+        <w:rPr>
+          <w:rFonts w:ascii="Consolas" w:eastAsia="Times New Roman" w:hAnsi="Consolas" w:cs="Courier New"/>
+          <w:color w:val="0F1115"/>
+          <w:sz w:val="16"/>
+          <w:szCs w:val="16"/>
+        </w:rPr>
+      </w:pPr>
+      <w:r>
+        <w:rPr>
+          <w:rFonts w:ascii="Consolas" w:eastAsia="Times New Roman" w:hAnsi="Consolas" w:cs="Courier New"/>
+          <w:color w:val="383A42"/>
+          <w:sz w:val="16"/>
+        </w:rPr>
+        <w:lastRenderedPageBreak/>
+        <w:t>#</w:t>
+      </w:r>
+      <w:r>
+        <w:rPr>
+          <w:rFonts w:ascii="Consolas" w:eastAsia="Times New Roman" w:hAnsi="Consolas" w:cs="Courier New"/>
+          <w:color w:val="E45649"/>
+          <w:sz w:val="16"/>
+        </w:rPr>
+        <w:t xml:space="preserve"> Week 2: Fix</w:t>
+      </w:r>
+    </w:p>
+    <w:p>
+      <w:pPr>
+        <w:shd w:val="clear" w:color="auto" w:fill="FFFFFF"/>
+        <w:tabs>
+          <w:tab w:val="left" w:pos="916"/>
+          <w:tab w:val="left" w:pos="1832"/>
+          <w:tab w:val="left" w:pos="2748"/>
+          <w:tab w:val="left" w:pos="3664"/>
+          <w:tab w:val="left" w:pos="4580"/>
+          <w:tab w:val="left" w:pos="5496"/>
+          <w:tab w:val="left" w:pos="6412"/>
+          <w:tab w:val="left" w:pos="7328"/>
+          <w:tab w:val="left" w:pos="8244"/>
+          <w:tab w:val="left" w:pos="9160"/>
+          <w:tab w:val="left" w:pos="10076"/>
+          <w:tab w:val="left" w:pos="10992"/>
+          <w:tab w:val="left" w:pos="11908"/>
+          <w:tab w:val="left" w:pos="12824"/>
+          <w:tab w:val="left" w:pos="13740"/>
+          <w:tab w:val="left" w:pos="14656"/>
+        </w:tabs>
+        <w:wordWrap w:val="0"/>
+        <w:spacing w:after="0" w:line="264" w:lineRule="atLeast"/>
+        <w:rPr>
+          <w:rFonts w:ascii="Consolas" w:eastAsia="Times New Roman" w:hAnsi="Consolas" w:cs="Courier New"/>
+          <w:color w:val="0F1115"/>
+          <w:sz w:val="16"/>
+          <w:szCs w:val="16"/>
+        </w:rPr>
+      </w:pPr>
+      <w:r>
+        <w:rPr>
+          <w:rFonts w:ascii="Consolas" w:eastAsia="Times New Roman" w:hAnsi="Consolas" w:cs="Courier New"/>
+          <w:color w:val="0F1115"/>
+          <w:sz w:val="16"/>
+          <w:szCs w:val="16"/>
+        </w:rPr>
+        <w:t>□ Fix all responsive issues</w:t>
+      </w:r>
+    </w:p>
+    <w:p>
+      <w:pPr>
+        <w:shd w:val="clear" w:color="auto" w:fill="FFFFFF"/>
+        <w:tabs>
+          <w:tab w:val="left" w:pos="916"/>
+          <w:tab w:val="left" w:pos="1832"/>
+          <w:tab w:val="left" w:pos="2748"/>
+          <w:tab w:val="left" w:pos="3664"/>
+          <w:tab w:val="left" w:pos="4580"/>
+          <w:tab w:val="left" w:pos="5496"/>
+          <w:tab w:val="left" w:pos="6412"/>
+          <w:tab w:val="left" w:pos="7328"/>
+          <w:tab w:val="left" w:pos="8244"/>
+          <w:tab w:val="left" w:pos="9160"/>
+          <w:tab w:val="left" w:pos="10076"/>
+          <w:tab w:val="left" w:pos="10992"/>
+          <w:tab w:val="left" w:pos="11908"/>
+          <w:tab w:val="left" w:pos="12824"/>
+          <w:tab w:val="left" w:pos="13740"/>
+          <w:tab w:val="left" w:pos="14656"/>
+        </w:tabs>
+        <w:wordWrap w:val="0"/>
+        <w:spacing w:after="0" w:line="264" w:lineRule="atLeast"/>
+        <w:rPr>
+          <w:rFonts w:ascii="Consolas" w:eastAsia="Times New Roman" w:hAnsi="Consolas" w:cs="Courier New"/>
+          <w:color w:val="0F1115"/>
+          <w:sz w:val="16"/>
+          <w:szCs w:val="16"/>
+        </w:rPr>
+      </w:pPr>
+      <w:r>
+        <w:rPr>
+          <w:rFonts w:ascii="Consolas" w:eastAsia="Times New Roman" w:hAnsi="Consolas" w:cs="Courier New"/>
+          <w:color w:val="0F1115"/>
+          <w:sz w:val="16"/>
+          <w:szCs w:val="16"/>
+        </w:rPr>
+        <w:t>□ Ensure all forms look consistent</w:t>
+      </w:r>
+    </w:p>
+    <w:p>
+      <w:pPr>
+        <w:shd w:val="clear" w:color="auto" w:fill="FFFFFF"/>
+        <w:tabs>
+          <w:tab w:val="left" w:pos="916"/>
+          <w:tab w:val="left" w:pos="1832"/>
+          <w:tab w:val="left" w:pos="2748"/>
+          <w:tab w:val="left" w:pos="3664"/>
+          <w:tab w:val="left" w:pos="4580"/>
+          <w:tab w:val="left" w:pos="5496"/>
+          <w:tab w:val="left" w:pos="6412"/>
+          <w:tab w:val="left" w:pos="7328"/>
+          <w:tab w:val="left" w:pos="8244"/>
+          <w:tab w:val="left" w:pos="9160"/>
+          <w:tab w:val="left" w:pos="10076"/>
+          <w:tab w:val="left" w:pos="10992"/>
+          <w:tab w:val="left" w:pos="11908"/>
+          <w:tab w:val="left" w:pos="12824"/>
+          <w:tab w:val="left" w:pos="13740"/>
+          <w:tab w:val="left" w:pos="14656"/>
+        </w:tabs>
+        <w:wordWrap w:val="0"/>
+        <w:spacing w:after="0" w:line="264" w:lineRule="atLeast"/>
+        <w:rPr>
+          <w:rFonts w:ascii="Consolas" w:eastAsia="Times New Roman" w:hAnsi="Consolas" w:cs="Courier New"/>
+          <w:color w:val="0F1115"/>
+          <w:sz w:val="16"/>
+          <w:szCs w:val="16"/>
+        </w:rPr>
+      </w:pPr>
+      <w:r>
+        <w:rPr>
+          <w:rFonts w:ascii="Consolas" w:eastAsia="Times New Roman" w:hAnsi="Consolas" w:cs="Courier New"/>
+          <w:color w:val="0F1115"/>
+          <w:sz w:val="16"/>
+          <w:szCs w:val="16"/>
+        </w:rPr>
+        <w:t>□ Add loading skeletons where needed</w:t>
+      </w:r>
+    </w:p>
+    <w:p>
+      <w:pPr>
+        <w:shd w:val="clear" w:color="auto" w:fill="FFFFFF"/>
+        <w:tabs>
+          <w:tab w:val="left" w:pos="916"/>
+          <w:tab w:val="left" w:pos="1832"/>
+          <w:tab w:val="left" w:pos="2748"/>
+          <w:tab w:val="left" w:pos="3664"/>
+          <w:tab w:val="left" w:pos="4580"/>
+          <w:tab w:val="left" w:pos="5496"/>
+          <w:tab w:val="left" w:pos="6412"/>
+          <w:tab w:val="left" w:pos="7328"/>
+          <w:tab w:val="left" w:pos="8244"/>
+          <w:tab w:val="left" w:pos="9160"/>
+          <w:tab w:val="left" w:pos="10076"/>
+          <w:tab w:val="left" w:pos="10992"/>
+          <w:tab w:val="left" w:pos="11908"/>
+          <w:tab w:val="left" w:pos="12824"/>
+          <w:tab w:val="left" w:pos="13740"/>
+          <w:tab w:val="left" w:pos="14656"/>
+        </w:tabs>
+        <w:wordWrap w:val="0"/>
+        <w:spacing w:after="0" w:line="264" w:lineRule="atLeast"/>
+        <w:rPr>
+          <w:rFonts w:ascii="Consolas" w:eastAsia="Times New Roman" w:hAnsi="Consolas" w:cs="Courier New"/>
+          <w:color w:val="0F1115"/>
+          <w:sz w:val="16"/>
+          <w:szCs w:val="16"/>
+        </w:rPr>
+      </w:pPr>
+      <w:r>
+        <w:rPr>
+          <w:rFonts w:ascii="Consolas" w:eastAsia="Times New Roman" w:hAnsi="Consolas" w:cs="Courier New"/>
+          <w:color w:val="0F1115"/>
+          <w:sz w:val="16"/>
+          <w:szCs w:val="16"/>
+        </w:rPr>
+        <w:t>□ Create 404.html and 500.html</w:t>
+      </w:r>
+    </w:p>
+    <w:p>
+      <w:pPr>
+        <w:shd w:val="clear" w:color="auto" w:fill="FFFFFF"/>
+        <w:tabs>
+          <w:tab w:val="left" w:pos="916"/>
+          <w:tab w:val="left" w:pos="1832"/>
+          <w:tab w:val="left" w:pos="2748"/>
+          <w:tab w:val="left" w:pos="3664"/>
+          <w:tab w:val="left" w:pos="4580"/>
+          <w:tab w:val="left" w:pos="5496"/>
+          <w:tab w:val="left" w:pos="6412"/>
+          <w:tab w:val="left" w:pos="7328"/>
+          <w:tab w:val="left" w:pos="8244"/>
+          <w:tab w:val="left" w:pos="9160"/>
+          <w:tab w:val="left" w:pos="10076"/>
+          <w:tab w:val="left" w:pos="10992"/>
+          <w:tab w:val="left" w:pos="11908"/>
+          <w:tab w:val="left" w:pos="12824"/>
+          <w:tab w:val="left" w:pos="13740"/>
+          <w:tab w:val="left" w:pos="14656"/>
+        </w:tabs>
+        <w:wordWrap w:val="0"/>
+        <w:spacing w:after="0" w:line="264" w:lineRule="atLeast"/>
+        <w:rPr>
+          <w:rFonts w:ascii="Consolas" w:eastAsia="Times New Roman" w:hAnsi="Consolas" w:cs="Courier New"/>
+          <w:color w:val="0F1115"/>
+          <w:sz w:val="16"/>
+          <w:szCs w:val="16"/>
+        </w:rPr>
+      </w:pPr>
+    </w:p>
+    <w:p>
+      <w:pPr>
+        <w:shd w:val="clear" w:color="auto" w:fill="FFFFFF"/>
+        <w:tabs>
+          <w:tab w:val="left" w:pos="916"/>
+          <w:tab w:val="left" w:pos="1832"/>
+          <w:tab w:val="left" w:pos="2748"/>
+          <w:tab w:val="left" w:pos="3664"/>
+          <w:tab w:val="left" w:pos="4580"/>
+          <w:tab w:val="left" w:pos="5496"/>
+          <w:tab w:val="left" w:pos="6412"/>
+          <w:tab w:val="left" w:pos="7328"/>
+          <w:tab w:val="left" w:pos="8244"/>
+          <w:tab w:val="left" w:pos="9160"/>
+          <w:tab w:val="left" w:pos="10076"/>
+          <w:tab w:val="left" w:pos="10992"/>
+          <w:tab w:val="left" w:pos="11908"/>
+          <w:tab w:val="left" w:pos="12824"/>
+          <w:tab w:val="left" w:pos="13740"/>
+          <w:tab w:val="left" w:pos="14656"/>
+        </w:tabs>
+        <w:wordWrap w:val="0"/>
+        <w:spacing w:after="0" w:line="264" w:lineRule="atLeast"/>
+        <w:rPr>
+          <w:rFonts w:ascii="Consolas" w:eastAsia="Times New Roman" w:hAnsi="Consolas" w:cs="Courier New"/>
+          <w:color w:val="0F1115"/>
+          <w:sz w:val="16"/>
+          <w:szCs w:val="16"/>
+        </w:rPr>
+      </w:pPr>
+      <w:r>
+        <w:rPr>
+          <w:rFonts w:ascii="Consolas" w:eastAsia="Times New Roman" w:hAnsi="Consolas" w:cs="Courier New"/>
+          <w:color w:val="383A42"/>
+          <w:sz w:val="16"/>
+        </w:rPr>
+        <w:t>#</w:t>
+      </w:r>
+      <w:r>
+        <w:rPr>
+          <w:rFonts w:ascii="Consolas" w:eastAsia="Times New Roman" w:hAnsi="Consolas" w:cs="Courier New"/>
+          <w:color w:val="E45649"/>
+          <w:sz w:val="16"/>
+        </w:rPr>
+        <w:t xml:space="preserve"> Week 3: Component Showcase</w:t>
+      </w:r>
+    </w:p>
+    <w:p>
+      <w:pPr>
+        <w:shd w:val="clear" w:color="auto" w:fill="FFFFFF"/>
+        <w:tabs>
+          <w:tab w:val="left" w:pos="916"/>
+          <w:tab w:val="left" w:pos="1832"/>
+          <w:tab w:val="left" w:pos="2748"/>
+          <w:tab w:val="left" w:pos="3664"/>
+          <w:tab w:val="left" w:pos="4580"/>
+          <w:tab w:val="left" w:pos="5496"/>
+          <w:tab w:val="left" w:pos="6412"/>
+          <w:tab w:val="left" w:pos="7328"/>
+          <w:tab w:val="left" w:pos="8244"/>
+          <w:tab w:val="left" w:pos="9160"/>
+          <w:tab w:val="left" w:pos="10076"/>
+          <w:tab w:val="left" w:pos="10992"/>
+          <w:tab w:val="left" w:pos="11908"/>
+          <w:tab w:val="left" w:pos="12824"/>
+          <w:tab w:val="left" w:pos="13740"/>
+          <w:tab w:val="left" w:pos="14656"/>
+        </w:tabs>
+        <w:wordWrap w:val="0"/>
+        <w:spacing w:after="0" w:line="264" w:lineRule="atLeast"/>
+        <w:rPr>
+          <w:rFonts w:ascii="Consolas" w:eastAsia="Times New Roman" w:hAnsi="Consolas" w:cs="Courier New"/>
+          <w:color w:val="0F1115"/>
+          <w:sz w:val="16"/>
+          <w:szCs w:val="16"/>
+        </w:rPr>
+      </w:pPr>
+      <w:r>
+        <w:rPr>
+          <w:rFonts w:ascii="Consolas" w:eastAsia="Times New Roman" w:hAnsi="Consolas" w:cs="Courier New"/>
+          <w:color w:val="0F1115"/>
+          <w:sz w:val="16"/>
+          <w:szCs w:val="16"/>
+        </w:rPr>
+        <w:t>□ Create UI showcase page with all components</w:t>
+      </w:r>
+    </w:p>
+    <w:p>
+      <w:pPr>
+        <w:shd w:val="clear" w:color="auto" w:fill="FFFFFF"/>
+        <w:tabs>
+          <w:tab w:val="left" w:pos="916"/>
+          <w:tab w:val="left" w:pos="1832"/>
+          <w:tab w:val="left" w:pos="2748"/>
+          <w:tab w:val="left" w:pos="3664"/>
+          <w:tab w:val="left" w:pos="4580"/>
+          <w:tab w:val="left" w:pos="5496"/>
+          <w:tab w:val="left" w:pos="6412"/>
+          <w:tab w:val="left" w:pos="7328"/>
+          <w:tab w:val="left" w:pos="8244"/>
+          <w:tab w:val="left" w:pos="9160"/>
+          <w:tab w:val="left" w:pos="10076"/>
+          <w:tab w:val="left" w:pos="10992"/>
+          <w:tab w:val="left" w:pos="11908"/>
+          <w:tab w:val="left" w:pos="12824"/>
+          <w:tab w:val="left" w:pos="13740"/>
+          <w:tab w:val="left" w:pos="14656"/>
+        </w:tabs>
+        <w:wordWrap w:val="0"/>
+        <w:spacing w:after="0" w:line="264" w:lineRule="atLeast"/>
+        <w:rPr>
+          <w:rFonts w:ascii="Consolas" w:eastAsia="Times New Roman" w:hAnsi="Consolas" w:cs="Courier New"/>
+          <w:color w:val="0F1115"/>
+          <w:sz w:val="16"/>
+          <w:szCs w:val="16"/>
+        </w:rPr>
+      </w:pPr>
+      <w:r>
+        <w:rPr>
+          <w:rFonts w:ascii="Consolas" w:eastAsia="Times New Roman" w:hAnsi="Consolas" w:cs="Courier New"/>
+          <w:color w:val="0F1115"/>
+          <w:sz w:val="16"/>
+          <w:szCs w:val="16"/>
+        </w:rPr>
+        <w:t>□ Link to all 20+ component examples</w:t>
+      </w:r>
+    </w:p>
+    <w:p>
+      <w:pPr>
+        <w:shd w:val="clear" w:color="auto" w:fill="FFFFFF"/>
+        <w:tabs>
+          <w:tab w:val="left" w:pos="916"/>
+          <w:tab w:val="left" w:pos="1832"/>
+          <w:tab w:val="left" w:pos="2748"/>
+          <w:tab w:val="left" w:pos="3664"/>
+          <w:tab w:val="left" w:pos="4580"/>
+          <w:tab w:val="left" w:pos="5496"/>
+          <w:tab w:val="left" w:pos="6412"/>
+          <w:tab w:val="left" w:pos="7328"/>
+          <w:tab w:val="left" w:pos="8244"/>
+          <w:tab w:val="left" w:pos="9160"/>
+          <w:tab w:val="left" w:pos="10076"/>
+          <w:tab w:val="left" w:pos="10992"/>
+          <w:tab w:val="left" w:pos="11908"/>
+          <w:tab w:val="left" w:pos="12824"/>
+          <w:tab w:val="left" w:pos="13740"/>
+          <w:tab w:val="left" w:pos="14656"/>
+        </w:tabs>
+        <w:wordWrap w:val="0"/>
+        <w:spacing w:after="0" w:line="264" w:lineRule="atLeast"/>
+        <w:rPr>
+          <w:rFonts w:ascii="Consolas" w:eastAsia="Times New Roman" w:hAnsi="Consolas" w:cs="Courier New"/>
+          <w:color w:val="0F1115"/>
+          <w:sz w:val="16"/>
+          <w:szCs w:val="16"/>
+        </w:rPr>
+      </w:pPr>
+      <w:r>
+        <w:rPr>
+          <w:rFonts w:ascii="Consolas" w:eastAsia="Times New Roman" w:hAnsi="Consolas" w:cs="Courier New"/>
+          <w:color w:val="0F1115"/>
+          <w:sz w:val="16"/>
+          <w:szCs w:val="16"/>
+        </w:rPr>
+        <w:t>□ Demonstrate theme system live</w:t>
+      </w:r>
+    </w:p>
+    <w:p>
+      <w:pPr>
+        <w:shd w:val="clear" w:color="auto" w:fill="FFFFFF"/>
+        <w:tabs>
+          <w:tab w:val="left" w:pos="916"/>
+          <w:tab w:val="left" w:pos="1832"/>
+          <w:tab w:val="left" w:pos="2748"/>
+          <w:tab w:val="left" w:pos="3664"/>
+          <w:tab w:val="left" w:pos="4580"/>
+          <w:tab w:val="left" w:pos="5496"/>
+          <w:tab w:val="left" w:pos="6412"/>
+          <w:tab w:val="left" w:pos="7328"/>
+          <w:tab w:val="left" w:pos="8244"/>
+          <w:tab w:val="left" w:pos="9160"/>
+          <w:tab w:val="left" w:pos="10076"/>
+          <w:tab w:val="left" w:pos="10992"/>
+          <w:tab w:val="left" w:pos="11908"/>
+          <w:tab w:val="left" w:pos="12824"/>
+          <w:tab w:val="left" w:pos="13740"/>
+          <w:tab w:val="left" w:pos="14656"/>
+        </w:tabs>
+        <w:wordWrap w:val="0"/>
+        <w:spacing w:after="0" w:line="264" w:lineRule="atLeast"/>
+        <w:rPr>
+          <w:rFonts w:ascii="Consolas" w:eastAsia="Times New Roman" w:hAnsi="Consolas" w:cs="Courier New"/>
+          <w:color w:val="0F1115"/>
+          <w:sz w:val="16"/>
+          <w:szCs w:val="16"/>
+        </w:rPr>
+      </w:pPr>
+    </w:p>
+    <w:p>
+      <w:pPr>
+        <w:shd w:val="clear" w:color="auto" w:fill="FFFFFF"/>
+        <w:tabs>
+          <w:tab w:val="left" w:pos="916"/>
+          <w:tab w:val="left" w:pos="1832"/>
+          <w:tab w:val="left" w:pos="2748"/>
+          <w:tab w:val="left" w:pos="3664"/>
+          <w:tab w:val="left" w:pos="4580"/>
+          <w:tab w:val="left" w:pos="5496"/>
+          <w:tab w:val="left" w:pos="6412"/>
+          <w:tab w:val="left" w:pos="7328"/>
+          <w:tab w:val="left" w:pos="8244"/>
+          <w:tab w:val="left" w:pos="9160"/>
+          <w:tab w:val="left" w:pos="10076"/>
+          <w:tab w:val="left" w:pos="10992"/>
+          <w:tab w:val="left" w:pos="11908"/>
+          <w:tab w:val="left" w:pos="12824"/>
+          <w:tab w:val="left" w:pos="13740"/>
+          <w:tab w:val="left" w:pos="14656"/>
+        </w:tabs>
+        <w:wordWrap w:val="0"/>
+        <w:spacing w:after="0" w:line="264" w:lineRule="atLeast"/>
+        <w:rPr>
+          <w:rFonts w:ascii="Consolas" w:eastAsia="Times New Roman" w:hAnsi="Consolas" w:cs="Courier New"/>
+          <w:color w:val="0F1115"/>
+          <w:sz w:val="16"/>
+          <w:szCs w:val="16"/>
+        </w:rPr>
+      </w:pPr>
+      <w:r>
+        <w:rPr>
+          <w:rFonts w:ascii="Consolas" w:eastAsia="Times New Roman" w:hAnsi="Consolas" w:cs="Courier New"/>
+          <w:color w:val="383A42"/>
+          <w:sz w:val="16"/>
+        </w:rPr>
+        <w:t>#</w:t>
+      </w:r>
+      <w:r>
+        <w:rPr>
+          <w:rFonts w:ascii="Consolas" w:eastAsia="Times New Roman" w:hAnsi="Consolas" w:cs="Courier New"/>
+          <w:color w:val="E45649"/>
+          <w:sz w:val="16"/>
+        </w:rPr>
+        <w:t xml:space="preserve"> Week 4: Prepare for Launch</w:t>
+      </w:r>
+    </w:p>
+    <w:p>
+      <w:pPr>
+        <w:shd w:val="clear" w:color="auto" w:fill="FFFFFF"/>
+        <w:tabs>
+          <w:tab w:val="left" w:pos="916"/>
+          <w:tab w:val="left" w:pos="1832"/>
+          <w:tab w:val="left" w:pos="2748"/>
+          <w:tab w:val="left" w:pos="3664"/>
+          <w:tab w:val="left" w:pos="4580"/>
+          <w:tab w:val="left" w:pos="5496"/>
+          <w:tab w:val="left" w:pos="6412"/>
+          <w:tab w:val="left" w:pos="7328"/>
+          <w:tab w:val="left" w:pos="8244"/>
+          <w:tab w:val="left" w:pos="9160"/>
+          <w:tab w:val="left" w:pos="10076"/>
+          <w:tab w:val="left" w:pos="10992"/>
+          <w:tab w:val="left" w:pos="11908"/>
+          <w:tab w:val="left" w:pos="12824"/>
+          <w:tab w:val="left" w:pos="13740"/>
+          <w:tab w:val="left" w:pos="14656"/>
+        </w:tabs>
+        <w:wordWrap w:val="0"/>
+        <w:spacing w:after="0" w:line="264" w:lineRule="atLeast"/>
+        <w:rPr>
+          <w:rFonts w:ascii="Consolas" w:eastAsia="Times New Roman" w:hAnsi="Consolas" w:cs="Courier New"/>
+          <w:color w:val="0F1115"/>
+          <w:sz w:val="16"/>
+          <w:szCs w:val="16"/>
+        </w:rPr>
+      </w:pPr>
+      <w:r>
+        <w:rPr>
+          <w:rFonts w:ascii="Consolas" w:eastAsia="Times New Roman" w:hAnsi="Consolas" w:cs="Courier New"/>
+          <w:color w:val="0F1115"/>
+          <w:sz w:val="16"/>
+          <w:szCs w:val="16"/>
+        </w:rPr>
+        <w:t>□ Create 20 screenshots</w:t>
+      </w:r>
+    </w:p>
+    <w:p>
+      <w:pPr>
+        <w:shd w:val="clear" w:color="auto" w:fill="FFFFFF"/>
+        <w:tabs>
+          <w:tab w:val="left" w:pos="916"/>
+          <w:tab w:val="left" w:pos="1832"/>
+          <w:tab w:val="left" w:pos="2748"/>
+          <w:tab w:val="left" w:pos="3664"/>
+          <w:tab w:val="left" w:pos="4580"/>
+          <w:tab w:val="left" w:pos="5496"/>
+          <w:tab w:val="left" w:pos="6412"/>
+          <w:tab w:val="left" w:pos="7328"/>
+          <w:tab w:val="left" w:pos="8244"/>
+          <w:tab w:val="left" w:pos="9160"/>
+          <w:tab w:val="left" w:pos="10076"/>
+          <w:tab w:val="left" w:pos="10992"/>
+          <w:tab w:val="left" w:pos="11908"/>
+          <w:tab w:val="left" w:pos="12824"/>
+          <w:tab w:val="left" w:pos="13740"/>
+          <w:tab w:val="left" w:pos="14656"/>
+        </w:tabs>
+        <w:wordWrap w:val="0"/>
+        <w:spacing w:after="0" w:line="264" w:lineRule="atLeast"/>
+        <w:rPr>
+          <w:rFonts w:ascii="Consolas" w:eastAsia="Times New Roman" w:hAnsi="Consolas" w:cs="Courier New"/>
+          <w:color w:val="0F1115"/>
+          <w:sz w:val="16"/>
+          <w:szCs w:val="16"/>
+        </w:rPr>
+      </w:pPr>
+      <w:r>
+        <w:rPr>
+          <w:rFonts w:ascii="Consolas" w:eastAsia="Times New Roman" w:hAnsi="Consolas" w:cs="Courier New"/>
+          <w:color w:val="0F1115"/>
+          <w:sz w:val="16"/>
+          <w:szCs w:val="16"/>
+        </w:rPr>
+        <w:t>□ Record 2-min demo video</w:t>
+      </w:r>
+    </w:p>
+    <w:p>
+      <w:pPr>
+        <w:shd w:val="clear" w:color="auto" w:fill="FFFFFF"/>
+        <w:tabs>
+          <w:tab w:val="left" w:pos="916"/>
+          <w:tab w:val="left" w:pos="1832"/>
+          <w:tab w:val="left" w:pos="2748"/>
+          <w:tab w:val="left" w:pos="3664"/>
+          <w:tab w:val="left" w:pos="4580"/>
+          <w:tab w:val="left" w:pos="5496"/>
+          <w:tab w:val="left" w:pos="6412"/>
+          <w:tab w:val="left" w:pos="7328"/>
+          <w:tab w:val="left" w:pos="8244"/>
+          <w:tab w:val="left" w:pos="9160"/>
+          <w:tab w:val="left" w:pos="10076"/>
+          <w:tab w:val="left" w:pos="10992"/>
+          <w:tab w:val="left" w:pos="11908"/>
+          <w:tab w:val="left" w:pos="12824"/>
+          <w:tab w:val="left" w:pos="13740"/>
+          <w:tab w:val="left" w:pos="14656"/>
+        </w:tabs>
+        <w:wordWrap w:val="0"/>
+        <w:spacing w:after="0" w:line="264" w:lineRule="atLeast"/>
+        <w:rPr>
+          <w:rFonts w:ascii="Consolas" w:eastAsia="Times New Roman" w:hAnsi="Consolas" w:cs="Courier New"/>
+          <w:color w:val="0F1115"/>
+          <w:sz w:val="16"/>
+          <w:szCs w:val="16"/>
+        </w:rPr>
+      </w:pPr>
+      <w:r>
+        <w:rPr>
+          <w:rFonts w:ascii="Consolas" w:eastAsia="Times New Roman" w:hAnsi="Consolas" w:cs="Courier New"/>
+          <w:color w:val="0F1115"/>
+          <w:sz w:val="16"/>
+          <w:szCs w:val="16"/>
+        </w:rPr>
+        <w:t>□ Write ThemeForest description</w:t>
+      </w:r>
+    </w:p>
+    <w:p>
+      <w:pPr>
+        <w:shd w:val="clear" w:color="auto" w:fill="FFFFFF"/>
+        <w:tabs>
+          <w:tab w:val="left" w:pos="916"/>
+          <w:tab w:val="left" w:pos="1832"/>
+          <w:tab w:val="left" w:pos="2748"/>
+          <w:tab w:val="left" w:pos="3664"/>
+          <w:tab w:val="left" w:pos="4580"/>
+          <w:tab w:val="left" w:pos="5496"/>
+          <w:tab w:val="left" w:pos="6412"/>
+          <w:tab w:val="left" w:pos="7328"/>
+          <w:tab w:val="left" w:pos="8244"/>
+          <w:tab w:val="left" w:pos="9160"/>
+          <w:tab w:val="left" w:pos="10076"/>
+          <w:tab w:val="left" w:pos="10992"/>
+          <w:tab w:val="left" w:pos="11908"/>
+          <w:tab w:val="left" w:pos="12824"/>
+          <w:tab w:val="left" w:pos="13740"/>
+          <w:tab w:val="left" w:pos="14656"/>
+        </w:tabs>
+        <w:wordWrap w:val="0"/>
+        <w:spacing w:after="0" w:line="264" w:lineRule="atLeast"/>
+        <w:rPr>
+          <w:rFonts w:ascii="Consolas" w:eastAsia="Times New Roman" w:hAnsi="Consolas" w:cs="Courier New"/>
+          <w:color w:val="0F1115"/>
+          <w:sz w:val="16"/>
+          <w:szCs w:val="16"/>
+        </w:rPr>
+      </w:pPr>
+      <w:r>
+        <w:rPr>
+          <w:rFonts w:ascii="Consolas" w:eastAsia="Times New Roman" w:hAnsi="Consolas" w:cs="Courier New"/>
+          <w:color w:val="0F1115"/>
+          <w:sz w:val="16"/>
+          <w:szCs w:val="16"/>
+        </w:rPr>
+        <w:t>□ Set price ($19-29)</w:t>
+      </w:r>
+    </w:p>
+    <w:p>
+      <w:pPr>
+        <w:shd w:val="clear" w:color="auto" w:fill="FFFFFF"/>
+        <w:tabs>
+          <w:tab w:val="left" w:pos="916"/>
+          <w:tab w:val="left" w:pos="1832"/>
+          <w:tab w:val="left" w:pos="2748"/>
+          <w:tab w:val="left" w:pos="3664"/>
+          <w:tab w:val="left" w:pos="4580"/>
+          <w:tab w:val="left" w:pos="5496"/>
+          <w:tab w:val="left" w:pos="6412"/>
+          <w:tab w:val="left" w:pos="7328"/>
+          <w:tab w:val="left" w:pos="8244"/>
+          <w:tab w:val="left" w:pos="9160"/>
+          <w:tab w:val="left" w:pos="10076"/>
+          <w:tab w:val="left" w:pos="10992"/>
+          <w:tab w:val="left" w:pos="11908"/>
+          <w:tab w:val="left" w:pos="12824"/>
+          <w:tab w:val="left" w:pos="13740"/>
+          <w:tab w:val="left" w:pos="14656"/>
+        </w:tabs>
+        <w:wordWrap w:val="0"/>
+        <w:spacing w:after="0" w:line="264" w:lineRule="atLeast"/>
+        <w:rPr>
+          <w:rFonts w:ascii="Consolas" w:eastAsia="Times New Roman" w:hAnsi="Consolas" w:cs="Courier New"/>
+          <w:color w:val="0F1115"/>
+          <w:sz w:val="16"/>
+          <w:szCs w:val="16"/>
+        </w:rPr>
+      </w:pPr>
+      <w:r>
+        <w:rPr>
+          <w:rFonts w:ascii="Consolas" w:eastAsia="Times New Roman" w:hAnsi="Consolas" w:cs="Courier New"/>
+          <w:color w:val="0F1115"/>
+          <w:sz w:val="16"/>
+          <w:szCs w:val="16"/>
+        </w:rPr>
+        <w:t>□ Submit!</w:t>
+      </w:r>
+    </w:p>
+    <w:p>
+      <w:pPr>
+        <w:shd w:val="clear" w:color="auto" w:fill="FFFFFF"/>
+        <w:tabs>
+          <w:tab w:val="left" w:pos="916"/>
+          <w:tab w:val="left" w:pos="1832"/>
+          <w:tab w:val="left" w:pos="2748"/>
+          <w:tab w:val="left" w:pos="3664"/>
+          <w:tab w:val="left" w:pos="4580"/>
+          <w:tab w:val="left" w:pos="5496"/>
+          <w:tab w:val="left" w:pos="6412"/>
+          <w:tab w:val="left" w:pos="7328"/>
+          <w:tab w:val="left" w:pos="8244"/>
+          <w:tab w:val="left" w:pos="9160"/>
+          <w:tab w:val="left" w:pos="10076"/>
+          <w:tab w:val="left" w:pos="10992"/>
+          <w:tab w:val="left" w:pos="11908"/>
+          <w:tab w:val="left" w:pos="12824"/>
+          <w:tab w:val="left" w:pos="13740"/>
+          <w:tab w:val="left" w:pos="14656"/>
+        </w:tabs>
+        <w:wordWrap w:val="0"/>
+        <w:spacing w:after="0" w:line="264" w:lineRule="atLeast"/>
+        <w:rPr>
+          <w:rFonts w:ascii="Consolas" w:eastAsia="Times New Roman" w:hAnsi="Consolas" w:cs="Courier New"/>
+          <w:color w:val="0F1115"/>
+          <w:sz w:val="16"/>
+          <w:szCs w:val="16"/>
+        </w:rPr>
+      </w:pPr>
+    </w:p>
+    <w:p>
+      <w:pPr>
+        <w:shd w:val="clear" w:color="auto" w:fill="FFFFFF"/>
+        <w:tabs>
+          <w:tab w:val="left" w:pos="916"/>
+          <w:tab w:val="left" w:pos="1832"/>
+          <w:tab w:val="left" w:pos="2748"/>
+          <w:tab w:val="left" w:pos="3664"/>
+          <w:tab w:val="left" w:pos="4580"/>
+          <w:tab w:val="left" w:pos="5496"/>
+          <w:tab w:val="left" w:pos="6412"/>
+          <w:tab w:val="left" w:pos="7328"/>
+          <w:tab w:val="left" w:pos="8244"/>
+          <w:tab w:val="left" w:pos="9160"/>
+          <w:tab w:val="left" w:pos="10076"/>
+          <w:tab w:val="left" w:pos="10992"/>
+          <w:tab w:val="left" w:pos="11908"/>
+          <w:tab w:val="left" w:pos="12824"/>
+          <w:tab w:val="left" w:pos="13740"/>
+          <w:tab w:val="left" w:pos="14656"/>
+        </w:tabs>
+        <w:wordWrap w:val="0"/>
+        <w:spacing w:after="0" w:line="264" w:lineRule="atLeast"/>
+        <w:rPr>
+          <w:rFonts w:ascii="Consolas" w:eastAsia="Times New Roman" w:hAnsi="Consolas" w:cs="Courier New"/>
+          <w:color w:val="0F1115"/>
+          <w:sz w:val="16"/>
+          <w:szCs w:val="16"/>
+        </w:rPr>
+      </w:pPr>
+      <w:r>
+        <w:rPr>
+          <w:rFonts w:ascii="Consolas" w:eastAsia="Times New Roman" w:hAnsi="Consolas" w:cs="Courier New"/>
+          <w:color w:val="383A42"/>
+          <w:sz w:val="16"/>
+        </w:rPr>
+        <w:t>#</w:t>
+      </w:r>
+      <w:r>
+        <w:rPr>
+          <w:rFonts w:ascii="Consolas" w:eastAsia="Times New Roman" w:hAnsi="Consolas" w:cs="Courier New"/>
+          <w:color w:val="E45649"/>
+          <w:sz w:val="16"/>
+        </w:rPr>
+        <w:t xml:space="preserve"> Week 5-6: Wait &amp; Improve</w:t>
+      </w:r>
+    </w:p>
+    <w:p>
+      <w:pPr>
+        <w:shd w:val="clear" w:color="auto" w:fill="FFFFFF"/>
+        <w:tabs>
+          <w:tab w:val="left" w:pos="916"/>
+          <w:tab w:val="left" w:pos="1832"/>
+          <w:tab w:val="left" w:pos="2748"/>
+          <w:tab w:val="left" w:pos="3664"/>
+          <w:tab w:val="left" w:pos="4580"/>
+          <w:tab w:val="left" w:pos="5496"/>
+          <w:tab w:val="left" w:pos="6412"/>
+          <w:tab w:val="left" w:pos="7328"/>
+          <w:tab w:val="left" w:pos="8244"/>
+          <w:tab w:val="left" w:pos="9160"/>
+          <w:tab w:val="left" w:pos="10076"/>
+          <w:tab w:val="left" w:pos="10992"/>
+          <w:tab w:val="left" w:pos="11908"/>
+          <w:tab w:val="left" w:pos="12824"/>
+          <w:tab w:val="left" w:pos="13740"/>
+          <w:tab w:val="left" w:pos="14656"/>
+        </w:tabs>
+        <w:wordWrap w:val="0"/>
+        <w:spacing w:after="0" w:line="264" w:lineRule="atLeast"/>
+        <w:rPr>
+          <w:rFonts w:ascii="Consolas" w:eastAsia="Times New Roman" w:hAnsi="Consolas" w:cs="Courier New"/>
+          <w:color w:val="0F1115"/>
+          <w:sz w:val="16"/>
+          <w:szCs w:val="16"/>
+        </w:rPr>
+      </w:pPr>
+      <w:r>
+        <w:rPr>
+          <w:rFonts w:ascii="Consolas" w:eastAsia="Times New Roman" w:hAnsi="Consolas" w:cs="Courier New"/>
+          <w:color w:val="0F1115"/>
+          <w:sz w:val="16"/>
+          <w:szCs w:val="16"/>
+        </w:rPr>
+        <w:t>□ Wait for review (5-14 days)</w:t>
+      </w:r>
+    </w:p>
+    <w:p>
+      <w:pPr>
+        <w:shd w:val="clear" w:color="auto" w:fill="FFFFFF"/>
+        <w:tabs>
+          <w:tab w:val="left" w:pos="916"/>
+          <w:tab w:val="left" w:pos="1832"/>
+          <w:tab w:val="left" w:pos="2748"/>
+          <w:tab w:val="left" w:pos="3664"/>
+          <w:tab w:val="left" w:pos="4580"/>
+          <w:tab w:val="left" w:pos="5496"/>
+          <w:tab w:val="left" w:pos="6412"/>
+          <w:tab w:val="left" w:pos="7328"/>
+          <w:tab w:val="left" w:pos="8244"/>
+          <w:tab w:val="left" w:pos="9160"/>
+          <w:tab w:val="left" w:pos="10076"/>
+          <w:tab w:val="left" w:pos="10992"/>
+          <w:tab w:val="left" w:pos="11908"/>
+          <w:tab w:val="left" w:pos="12824"/>
+          <w:tab w:val="left" w:pos="13740"/>
+          <w:tab w:val="left" w:pos="14656"/>
+        </w:tabs>
+        <w:wordWrap w:val="0"/>
+        <w:spacing w:after="0" w:line="264" w:lineRule="atLeast"/>
+        <w:rPr>
+          <w:rFonts w:ascii="Consolas" w:eastAsia="Times New Roman" w:hAnsi="Consolas" w:cs="Courier New"/>
+          <w:color w:val="0F1115"/>
+          <w:sz w:val="16"/>
+          <w:szCs w:val="16"/>
+        </w:rPr>
+      </w:pPr>
+      <w:r>
+        <w:rPr>
+          <w:rFonts w:ascii="Consolas" w:eastAsia="Times New Roman" w:hAnsi="Consolas" w:cs="Courier New"/>
+          <w:color w:val="0F1115"/>
+          <w:sz w:val="16"/>
+          <w:szCs w:val="16"/>
+        </w:rPr>
+        <w:t>□ Address feedback immediately</w:t>
+      </w:r>
+    </w:p>
+    <w:p>
+      <w:pPr>
+        <w:shd w:val="clear" w:color="auto" w:fill="FFFFFF"/>
+        <w:tabs>
+          <w:tab w:val="left" w:pos="916"/>
+          <w:tab w:val="left" w:pos="1832"/>
+          <w:tab w:val="left" w:pos="2748"/>
+          <w:tab w:val="left" w:pos="3664"/>
+          <w:tab w:val="left" w:pos="4580"/>
+          <w:tab w:val="left" w:pos="5496"/>
+          <w:tab w:val="left" w:pos="6412"/>
+          <w:tab w:val="left" w:pos="7328"/>
+          <w:tab w:val="left" w:pos="8244"/>
+          <w:tab w:val="left" w:pos="9160"/>
+          <w:tab w:val="left" w:pos="10076"/>
+          <w:tab w:val="left" w:pos="10992"/>
+          <w:tab w:val="left" w:pos="11908"/>
+          <w:tab w:val="left" w:pos="12824"/>
+          <w:tab w:val="left" w:pos="13740"/>
+          <w:tab w:val="left" w:pos="14656"/>
+        </w:tabs>
+        <w:wordWrap w:val="0"/>
+        <w:spacing w:after="132" w:line="264" w:lineRule="atLeast"/>
+        <w:rPr>
+          <w:rFonts w:ascii="Consolas" w:eastAsia="Times New Roman" w:hAnsi="Consolas" w:cs="Courier New"/>
+          <w:color w:val="0F1115"/>
+          <w:sz w:val="16"/>
+          <w:szCs w:val="16"/>
+        </w:rPr>
+      </w:pPr>
+      <w:r>
+        <w:rPr>
+          <w:rFonts w:ascii="Consolas" w:eastAsia="Times New Roman" w:hAnsi="Consolas" w:cs="Courier New"/>
+          <w:color w:val="0F1115"/>
+          <w:sz w:val="16"/>
+          <w:szCs w:val="16"/>
+        </w:rPr>
+        <w:t>□ Prepare update with fixes</w:t>
+      </w:r>
+    </w:p>
+    <w:p>
+      <w:pPr>
+        <w:shd w:val="clear" w:color="auto" w:fill="FFFFFF"/>
+        <w:spacing w:before="384" w:after="384" w:line="336" w:lineRule="atLeast"/>
+        <w:rPr>
+          <w:rFonts w:ascii="Segoe UI" w:eastAsia="Times New Roman" w:hAnsi="Segoe UI" w:cs="Segoe UI"/>
+          <w:color w:val="0F1115"/>
+          <w:sz w:val="19"/>
+          <w:szCs w:val="19"/>
+        </w:rPr>
+      </w:pPr>
+      <w:r>
+        <w:rPr>
+          <w:rFonts w:ascii="Segoe UI" w:eastAsia="Times New Roman" w:hAnsi="Segoe UI" w:cs="Segoe UI"/>
+          <w:color w:val="0F1115"/>
+          <w:sz w:val="19"/>
+          <w:szCs w:val="19"/>
+        </w:rPr>
+        <w:pict>
+          <v:rect id="_x0000_i1051" style="width:0;height:.6pt" o:hralign="center" o:hrstd="t" o:hr="t" fillcolor="#a0a0a0" stroked="f"/>
+        </w:pict>
+      </w:r>
+    </w:p>
+    <w:p>
+      <w:pPr>
+        <w:shd w:val="clear" w:color="auto" w:fill="FFFFFF"/>
+        <w:spacing w:before="384" w:after="192" w:line="384" w:lineRule="atLeast"/>
+        <w:outlineLvl w:val="1"/>
+        <w:rPr>
+          <w:rFonts w:ascii="Segoe UI" w:eastAsia="Times New Roman" w:hAnsi="Segoe UI" w:cs="Segoe UI"/>
+          <w:b/>
+          <w:bCs/>
+          <w:color w:val="0F1115"/>
+          <w:sz w:val="26"/>
+          <w:szCs w:val="26"/>
+        </w:rPr>
+      </w:pPr>
+      <w:r>
+        <w:rPr>
+          <w:rFonts w:ascii="Segoe UI" w:eastAsia="Times New Roman" w:hAnsi="Segoe UI" w:cs="Segoe UI"/>
+          <w:b/>
+          <w:bCs/>
+          <w:color w:val="0F1115"/>
+          <w:sz w:val="26"/>
+          <w:szCs w:val="26"/>
+        </w:rPr>
+        <w:t>🌟 Encouragement</w:t>
+      </w:r>
+    </w:p>
+    <w:p>
+      <w:pPr>
+        <w:shd w:val="clear" w:color="auto" w:fill="FFFFFF"/>
+        <w:spacing w:before="192" w:after="192" w:line="336" w:lineRule="atLeast"/>
+        <w:rPr>
+          <w:rFonts w:ascii="Segoe UI" w:eastAsia="Times New Roman" w:hAnsi="Segoe UI" w:cs="Segoe UI"/>
+          <w:color w:val="0F1115"/>
+          <w:sz w:val="19"/>
+          <w:szCs w:val="19"/>
+        </w:rPr>
+      </w:pPr>
+      <w:r>
+        <w:rPr>
+          <w:rFonts w:ascii="Segoe UI" w:eastAsia="Times New Roman" w:hAnsi="Segoe UI" w:cs="Segoe UI"/>
+          <w:color w:val="0F1115"/>
+          <w:sz w:val="19"/>
+          <w:szCs w:val="19"/>
+        </w:rPr>
+        <w:t>You've already done the hard part - creating 100+ pages. Most people quit before 20. You didn't.</w:t>
+      </w:r>
+    </w:p>
+    <w:p>
+      <w:pPr>
+        <w:shd w:val="clear" w:color="auto" w:fill="FFFFFF"/>
+        <w:spacing w:before="192" w:after="192" w:line="336" w:lineRule="atLeast"/>
+        <w:rPr>
+          <w:rFonts w:ascii="Segoe UI" w:eastAsia="Times New Roman" w:hAnsi="Segoe UI" w:cs="Segoe UI"/>
+          <w:color w:val="0F1115"/>
+          <w:sz w:val="19"/>
+          <w:szCs w:val="19"/>
+        </w:rPr>
+      </w:pPr>
+      <w:r>
+        <w:rPr>
+          <w:rFonts w:ascii="Segoe UI" w:eastAsia="Times New Roman" w:hAnsi="Segoe UI" w:cs="Segoe UI"/>
+          <w:b/>
+          <w:bCs/>
+          <w:color w:val="0F1115"/>
+          <w:sz w:val="19"/>
+        </w:rPr>
+        <w:t>A 100-page admin template with good polish WILL sell on ThemeForest.</w:t>
+      </w:r>
+    </w:p>
+    <w:p>
+      <w:pPr>
+        <w:shd w:val="clear" w:color="auto" w:fill="FFFFFF"/>
+        <w:spacing w:before="192" w:after="192" w:line="336" w:lineRule="atLeast"/>
+        <w:rPr>
+          <w:rFonts w:ascii="Segoe UI" w:eastAsia="Times New Roman" w:hAnsi="Segoe UI" w:cs="Segoe UI"/>
+          <w:color w:val="0F1115"/>
+          <w:sz w:val="19"/>
+          <w:szCs w:val="19"/>
+        </w:rPr>
+      </w:pPr>
+      <w:r>
+        <w:rPr>
+          <w:rFonts w:ascii="Segoe UI" w:eastAsia="Times New Roman" w:hAnsi="Segoe UI" w:cs="Segoe UI"/>
+          <w:color w:val="0F1115"/>
+          <w:sz w:val="19"/>
+          <w:szCs w:val="19"/>
+        </w:rPr>
+        <w:t>The difference between rejection and acceptance is usually:</w:t>
+      </w:r>
+    </w:p>
+    <w:p>
+      <w:pPr>
+        <w:numPr>
+          <w:ilvl w:val="0"/>
+          <w:numId w:val="6"/>
+        </w:numPr>
+        <w:shd w:val="clear" w:color="auto" w:fill="FFFFFF"/>
+        <w:spacing w:before="100" w:beforeAutospacing="1" w:after="0" w:line="336" w:lineRule="atLeast"/>
+        <w:ind w:left="528"/>
+        <w:rPr>
+          <w:rFonts w:ascii="Segoe UI" w:eastAsia="Times New Roman" w:hAnsi="Segoe UI" w:cs="Segoe UI"/>
+          <w:color w:val="0F1115"/>
+          <w:sz w:val="19"/>
+          <w:szCs w:val="19"/>
+        </w:rPr>
+      </w:pPr>
+      <w:r>
+        <w:rPr>
+          <w:rFonts w:ascii="Segoe UI" w:eastAsia="Times New Roman" w:hAnsi="Segoe UI" w:cs="Segoe UI"/>
+          <w:color w:val="0F1115"/>
+          <w:sz w:val="19"/>
+          <w:szCs w:val="19"/>
+        </w:rPr>
+        <w:t>Mobile responsiveness (80% of rejections)</w:t>
+      </w:r>
+    </w:p>
+    <w:p>
+      <w:pPr>
+        <w:numPr>
+          <w:ilvl w:val="0"/>
+          <w:numId w:val="6"/>
+        </w:numPr>
+        <w:shd w:val="clear" w:color="auto" w:fill="FFFFFF"/>
+        <w:spacing w:before="100" w:beforeAutospacing="1" w:after="0" w:line="336" w:lineRule="atLeast"/>
+        <w:ind w:left="528"/>
+        <w:rPr>
+          <w:rFonts w:ascii="Segoe UI" w:eastAsia="Times New Roman" w:hAnsi="Segoe UI" w:cs="Segoe UI"/>
+          <w:color w:val="0F1115"/>
+          <w:sz w:val="19"/>
+          <w:szCs w:val="19"/>
+        </w:rPr>
+      </w:pPr>
+      <w:r>
+        <w:rPr>
+          <w:rFonts w:ascii="Segoe UI" w:eastAsia="Times New Roman" w:hAnsi="Segoe UI" w:cs="Segoe UI"/>
+          <w:color w:val="0F1115"/>
+          <w:sz w:val="19"/>
+          <w:szCs w:val="19"/>
+        </w:rPr>
+        <w:t>Broken components (10%)</w:t>
+      </w:r>
+    </w:p>
+    <w:p>
+      <w:pPr>
+        <w:numPr>
+          <w:ilvl w:val="0"/>
+          <w:numId w:val="6"/>
+        </w:numPr>
+        <w:shd w:val="clear" w:color="auto" w:fill="FFFFFF"/>
+        <w:spacing w:before="100" w:beforeAutospacing="1" w:after="0" w:line="336" w:lineRule="atLeast"/>
+        <w:ind w:left="528"/>
+        <w:rPr>
+          <w:rFonts w:ascii="Segoe UI" w:eastAsia="Times New Roman" w:hAnsi="Segoe UI" w:cs="Segoe UI"/>
+          <w:color w:val="0F1115"/>
+          <w:sz w:val="19"/>
+          <w:szCs w:val="19"/>
+        </w:rPr>
+      </w:pPr>
+      <w:r>
+        <w:rPr>
+          <w:rFonts w:ascii="Segoe UI" w:eastAsia="Times New Roman" w:hAnsi="Segoe UI" w:cs="Segoe UI"/>
+          <w:color w:val="0F1115"/>
+          <w:sz w:val="19"/>
+          <w:szCs w:val="19"/>
+        </w:rPr>
+        <w:t>Missing documentation (5%)</w:t>
+      </w:r>
+    </w:p>
+    <w:p>
+      <w:pPr>
+        <w:numPr>
+          <w:ilvl w:val="0"/>
+          <w:numId w:val="6"/>
+        </w:numPr>
+        <w:shd w:val="clear" w:color="auto" w:fill="FFFFFF"/>
+        <w:spacing w:before="100" w:beforeAutospacing="1" w:after="0" w:line="336" w:lineRule="atLeast"/>
+        <w:ind w:left="528"/>
+        <w:rPr>
+          <w:rFonts w:ascii="Segoe UI" w:eastAsia="Times New Roman" w:hAnsi="Segoe UI" w:cs="Segoe UI"/>
+          <w:color w:val="0F1115"/>
+          <w:sz w:val="19"/>
+          <w:szCs w:val="19"/>
+        </w:rPr>
+      </w:pPr>
+      <w:r>
+        <w:rPr>
+          <w:rFonts w:ascii="Segoe UI" w:eastAsia="Times New Roman" w:hAnsi="Segoe UI" w:cs="Segoe UI"/>
+          <w:color w:val="0F1115"/>
+          <w:sz w:val="19"/>
+          <w:szCs w:val="19"/>
+        </w:rPr>
+        <w:t>Everything else (5%)</w:t>
+      </w:r>
+    </w:p>
+    <w:p>
+      <w:pPr>
+        <w:shd w:val="clear" w:color="auto" w:fill="FFFFFF"/>
+        <w:spacing w:before="192" w:after="192" w:line="336" w:lineRule="atLeast"/>
+        <w:rPr>
+          <w:rFonts w:ascii="Segoe UI" w:eastAsia="Times New Roman" w:hAnsi="Segoe UI" w:cs="Segoe UI"/>
+          <w:color w:val="0F1115"/>
+          <w:sz w:val="19"/>
+          <w:szCs w:val="19"/>
+        </w:rPr>
+      </w:pPr>
+      <w:r>
+        <w:rPr>
+          <w:rFonts w:ascii="Segoe UI" w:eastAsia="Times New Roman" w:hAnsi="Segoe UI" w:cs="Segoe UI"/>
+          <w:color w:val="0F1115"/>
+          <w:sz w:val="19"/>
+          <w:szCs w:val="19"/>
+        </w:rPr>
+        <w:t>Focus on those first 3, and you'll be fine.</w:t>
+      </w:r>
+    </w:p>
+    <w:p>
+      <w:pPr>
+        <w:shd w:val="clear" w:color="auto" w:fill="FFFFFF"/>
+        <w:spacing w:before="384" w:after="384" w:line="336" w:lineRule="atLeast"/>
+        <w:rPr>
+          <w:rFonts w:ascii="Segoe UI" w:eastAsia="Times New Roman" w:hAnsi="Segoe UI" w:cs="Segoe UI"/>
+          <w:color w:val="0F1115"/>
+          <w:sz w:val="19"/>
+          <w:szCs w:val="19"/>
+        </w:rPr>
+      </w:pPr>
+      <w:r>
+        <w:rPr>
+          <w:rFonts w:ascii="Segoe UI" w:eastAsia="Times New Roman" w:hAnsi="Segoe UI" w:cs="Segoe UI"/>
+          <w:color w:val="0F1115"/>
+          <w:sz w:val="19"/>
+          <w:szCs w:val="19"/>
+        </w:rPr>
+        <w:pict>
+          <v:rect id="_x0000_i1052" style="width:0;height:.6pt" o:hralign="center" o:hrstd="t" o:hr="t" fillcolor="#a0a0a0" stroked="f"/>
+        </w:pict>
+      </w:r>
+    </w:p>
+    <w:p>
+      <w:pPr>
+        <w:shd w:val="clear" w:color="auto" w:fill="FFFFFF"/>
+        <w:spacing w:before="384" w:after="192" w:line="384" w:lineRule="atLeast"/>
+        <w:outlineLvl w:val="1"/>
+        <w:rPr>
+          <w:rFonts w:ascii="Segoe UI" w:eastAsia="Times New Roman" w:hAnsi="Segoe UI" w:cs="Segoe UI"/>
+          <w:b/>
+          <w:bCs/>
+          <w:color w:val="0F1115"/>
+          <w:sz w:val="26"/>
+          <w:szCs w:val="26"/>
+        </w:rPr>
+      </w:pPr>
+      <w:r>
+        <w:rPr>
+          <w:rFonts w:ascii="Segoe UI" w:eastAsia="Times New Roman" w:hAnsi="Segoe UI" w:cs="Segoe UI"/>
+          <w:b/>
+          <w:bCs/>
+          <w:color w:val="0F1115"/>
+          <w:sz w:val="26"/>
+          <w:szCs w:val="26"/>
+        </w:rPr>
+        <w:t>🚀 Final Answer</w:t>
+      </w:r>
+    </w:p>
+    <w:p>
+      <w:pPr>
+        <w:shd w:val="clear" w:color="auto" w:fill="FFFFFF"/>
+        <w:spacing w:before="192" w:after="192" w:line="336" w:lineRule="atLeast"/>
+        <w:rPr>
+          <w:rFonts w:ascii="Segoe UI" w:eastAsia="Times New Roman" w:hAnsi="Segoe UI" w:cs="Segoe UI"/>
+          <w:color w:val="0F1115"/>
+          <w:sz w:val="19"/>
+          <w:szCs w:val="19"/>
+        </w:rPr>
+      </w:pPr>
+      <w:r>
+        <w:rPr>
+          <w:rFonts w:ascii="Segoe UI" w:eastAsia="Times New Roman" w:hAnsi="Segoe UI" w:cs="Segoe UI"/>
+          <w:b/>
+          <w:bCs/>
+          <w:color w:val="0F1115"/>
+          <w:sz w:val="19"/>
+        </w:rPr>
+        <w:lastRenderedPageBreak/>
+        <w:t>What should you focus on now?</w:t>
+      </w:r>
+    </w:p>
+    <w:p>
+      <w:pPr>
+        <w:numPr>
+          <w:ilvl w:val="0"/>
+          <w:numId w:val="7"/>
+        </w:numPr>
+        <w:shd w:val="clear" w:color="auto" w:fill="FFFFFF"/>
+        <w:spacing w:before="100" w:beforeAutospacing="1" w:after="0" w:line="336" w:lineRule="atLeast"/>
+        <w:ind w:left="528"/>
+        <w:rPr>
+          <w:rFonts w:ascii="Segoe UI" w:eastAsia="Times New Roman" w:hAnsi="Segoe UI" w:cs="Segoe UI"/>
+          <w:color w:val="0F1115"/>
+          <w:sz w:val="19"/>
+          <w:szCs w:val="19"/>
+        </w:rPr>
+      </w:pPr>
+      <w:r>
+        <w:rPr>
+          <w:rFonts w:ascii="Segoe UI" w:eastAsia="Times New Roman" w:hAnsi="Segoe UI" w:cs="Segoe UI"/>
+          <w:b/>
+          <w:bCs/>
+          <w:color w:val="0F1115"/>
+          <w:sz w:val="19"/>
+        </w:rPr>
+        <w:t>Polish your existing 100+ pages</w:t>
+      </w:r>
+      <w:r>
+        <w:rPr>
+          <w:rFonts w:ascii="Segoe UI" w:eastAsia="Times New Roman" w:hAnsi="Segoe UI" w:cs="Segoe UI"/>
+          <w:color w:val="0F1115"/>
+          <w:sz w:val="19"/>
+          <w:szCs w:val="19"/>
+        </w:rPr>
+        <w:t> (2 weeks)</w:t>
+      </w:r>
+    </w:p>
+    <w:p>
+      <w:pPr>
+        <w:numPr>
+          <w:ilvl w:val="0"/>
+          <w:numId w:val="7"/>
+        </w:numPr>
+        <w:shd w:val="clear" w:color="auto" w:fill="FFFFFF"/>
+        <w:spacing w:before="100" w:beforeAutospacing="1" w:after="0" w:line="336" w:lineRule="atLeast"/>
+        <w:ind w:left="528"/>
+        <w:rPr>
+          <w:rFonts w:ascii="Segoe UI" w:eastAsia="Times New Roman" w:hAnsi="Segoe UI" w:cs="Segoe UI"/>
+          <w:color w:val="0F1115"/>
+          <w:sz w:val="19"/>
+          <w:szCs w:val="19"/>
+        </w:rPr>
+      </w:pPr>
+      <w:r>
+        <w:rPr>
+          <w:rFonts w:ascii="Segoe UI" w:eastAsia="Times New Roman" w:hAnsi="Segoe UI" w:cs="Segoe UI"/>
+          <w:b/>
+          <w:bCs/>
+          <w:color w:val="0F1115"/>
+          <w:sz w:val="19"/>
+        </w:rPr>
+        <w:t>Create UI components showcase</w:t>
+      </w:r>
+      <w:r>
+        <w:rPr>
+          <w:rFonts w:ascii="Segoe UI" w:eastAsia="Times New Roman" w:hAnsi="Segoe UI" w:cs="Segoe UI"/>
+          <w:color w:val="0F1115"/>
+          <w:sz w:val="19"/>
+          <w:szCs w:val="19"/>
+        </w:rPr>
+        <w:t> (critical for ThemeForest)</w:t>
+      </w:r>
+    </w:p>
+    <w:p>
+      <w:pPr>
+        <w:numPr>
+          <w:ilvl w:val="0"/>
+          <w:numId w:val="7"/>
+        </w:numPr>
+        <w:shd w:val="clear" w:color="auto" w:fill="FFFFFF"/>
+        <w:spacing w:before="100" w:beforeAutospacing="1" w:after="0" w:line="336" w:lineRule="atLeast"/>
+        <w:ind w:left="528"/>
+        <w:rPr>
+          <w:rFonts w:ascii="Segoe UI" w:eastAsia="Times New Roman" w:hAnsi="Segoe UI" w:cs="Segoe UI"/>
+          <w:color w:val="0F1115"/>
+          <w:sz w:val="19"/>
+          <w:szCs w:val="19"/>
+        </w:rPr>
+      </w:pPr>
+      <w:r>
+        <w:rPr>
+          <w:rFonts w:ascii="Segoe UI" w:eastAsia="Times New Roman" w:hAnsi="Segoe UI" w:cs="Segoe UI"/>
+          <w:b/>
+          <w:bCs/>
+          <w:color w:val="0F1115"/>
+          <w:sz w:val="19"/>
+        </w:rPr>
+        <w:t>Mobile test on real devices</w:t>
+      </w:r>
+      <w:r>
+        <w:rPr>
+          <w:rFonts w:ascii="Segoe UI" w:eastAsia="Times New Roman" w:hAnsi="Segoe UI" w:cs="Segoe UI"/>
+          <w:color w:val="0F1115"/>
+          <w:sz w:val="19"/>
+          <w:szCs w:val="19"/>
+        </w:rPr>
+        <w:t> (borrow friends' phones)</w:t>
+      </w:r>
+    </w:p>
+    <w:p>
+      <w:pPr>
+        <w:numPr>
+          <w:ilvl w:val="0"/>
+          <w:numId w:val="7"/>
+        </w:numPr>
+        <w:shd w:val="clear" w:color="auto" w:fill="FFFFFF"/>
+        <w:spacing w:before="100" w:beforeAutospacing="1" w:after="0" w:line="336" w:lineRule="atLeast"/>
+        <w:ind w:left="528"/>
+        <w:rPr>
+          <w:rFonts w:ascii="Segoe UI" w:eastAsia="Times New Roman" w:hAnsi="Segoe UI" w:cs="Segoe UI"/>
+          <w:color w:val="0F1115"/>
+          <w:sz w:val="19"/>
+          <w:szCs w:val="19"/>
+        </w:rPr>
+      </w:pPr>
+      <w:r>
+        <w:rPr>
+          <w:rFonts w:ascii="Segoe UI" w:eastAsia="Times New Roman" w:hAnsi="Segoe UI" w:cs="Segoe UI"/>
+          <w:b/>
+          <w:bCs/>
+          <w:color w:val="0F1115"/>
+          <w:sz w:val="19"/>
+        </w:rPr>
+        <w:t>Get beta testers</w:t>
+      </w:r>
+      <w:r>
+        <w:rPr>
+          <w:rFonts w:ascii="Segoe UI" w:eastAsia="Times New Roman" w:hAnsi="Segoe UI" w:cs="Segoe UI"/>
+          <w:color w:val="0F1115"/>
+          <w:sz w:val="19"/>
+          <w:szCs w:val="19"/>
+        </w:rPr>
+        <w:t> (free feedback is gold)</w:t>
+      </w:r>
+    </w:p>
+    <w:p>
+      <w:pPr>
+        <w:numPr>
+          <w:ilvl w:val="0"/>
+          <w:numId w:val="7"/>
+        </w:numPr>
+        <w:shd w:val="clear" w:color="auto" w:fill="FFFFFF"/>
+        <w:spacing w:before="100" w:beforeAutospacing="1" w:after="0" w:line="336" w:lineRule="atLeast"/>
+        <w:ind w:left="528"/>
+        <w:rPr>
+          <w:rFonts w:ascii="Segoe UI" w:eastAsia="Times New Roman" w:hAnsi="Segoe UI" w:cs="Segoe UI"/>
+          <w:color w:val="0F1115"/>
+          <w:sz w:val="19"/>
+          <w:szCs w:val="19"/>
+        </w:rPr>
+      </w:pPr>
+      <w:r>
+        <w:rPr>
+          <w:rFonts w:ascii="Segoe UI" w:eastAsia="Times New Roman" w:hAnsi="Segoe UI" w:cs="Segoe UI"/>
+          <w:b/>
+          <w:bCs/>
+          <w:color w:val="0F1115"/>
+          <w:sz w:val="19"/>
+        </w:rPr>
+        <w:t>Don't add new features</w:t>
+      </w:r>
+      <w:r>
+        <w:rPr>
+          <w:rFonts w:ascii="Segoe UI" w:eastAsia="Times New Roman" w:hAnsi="Segoe UI" w:cs="Segoe UI"/>
+          <w:color w:val="0F1115"/>
+          <w:sz w:val="19"/>
+          <w:szCs w:val="19"/>
+        </w:rPr>
+        <w:t> until after launch</w:t>
+      </w:r>
+    </w:p>
+    <w:p>
+      <w:pPr>
+        <w:shd w:val="clear" w:color="auto" w:fill="FFFFFF"/>
+        <w:spacing w:before="192" w:after="100" w:afterAutospacing="1" w:line="336" w:lineRule="atLeast"/>
+        <w:rPr>
+          <w:rFonts w:ascii="Segoe UI" w:eastAsia="Times New Roman" w:hAnsi="Segoe UI" w:cs="Segoe UI"/>
+          <w:color w:val="0F1115"/>
+          <w:sz w:val="19"/>
+          <w:szCs w:val="19"/>
+        </w:rPr>
+      </w:pPr>
+      <w:r>
+        <w:rPr>
+          <w:rFonts w:ascii="Segoe UI" w:eastAsia="Times New Roman" w:hAnsi="Segoe UI" w:cs="Segoe UI"/>
+          <w:color w:val="0F1115"/>
+          <w:sz w:val="19"/>
+          <w:szCs w:val="19"/>
+        </w:rPr>
+        <w:t>You're closer than you think. A polished 100-page template beats a buggy 300-page template every single time.</w:t>
+      </w:r>
+    </w:p>
     <w:p/>
     <w:sectPr>
       <w:pgSz w:w="12240" w:h="15840"/>
@@ -25785,6 +32915,119 @@
 <file path=word/numbering.xml><?xml version="1.0" encoding="utf-8"?>
 <w:numbering xmlns:ve="http://schemas.openxmlformats.org/markup-compatibility/2006" xmlns:o="urn:schemas-microsoft-com:office:office" xmlns:r="http://schemas.openxmlformats.org/officeDocument/2006/relationships" xmlns:m="http://schemas.openxmlformats.org/officeDocument/2006/math" xmlns:v="urn:schemas-microsoft-com:vml" xmlns:wp="http://schemas.openxmlformats.org/drawingml/2006/wordprocessingDrawing" xmlns:w10="urn:schemas-microsoft-com:office:word" xmlns:w="http://schemas.openxmlformats.org/wordprocessingml/2006/main" xmlns:wne="http://schemas.microsoft.com/office/word/2006/wordml">
   <w:abstractNum w:abstractNumId="0">
+    <w:nsid w:val="06976F16"/>
+    <w:multiLevelType w:val="multilevel"/>
+    <w:tmpl w:val="FB8601AA"/>
+    <w:lvl w:ilvl="0">
+      <w:start w:val="1"/>
+      <w:numFmt w:val="decimal"/>
+      <w:lvlText w:val="%1."/>
+      <w:lvlJc w:val="left"/>
+      <w:pPr>
+        <w:tabs>
+          <w:tab w:val="num" w:pos="720"/>
+        </w:tabs>
+        <w:ind w:left="720" w:hanging="360"/>
+      </w:pPr>
+    </w:lvl>
+    <w:lvl w:ilvl="1" w:tentative="1">
+      <w:start w:val="1"/>
+      <w:numFmt w:val="decimal"/>
+      <w:lvlText w:val="%2."/>
+      <w:lvlJc w:val="left"/>
+      <w:pPr>
+        <w:tabs>
+          <w:tab w:val="num" w:pos="1440"/>
+        </w:tabs>
+        <w:ind w:left="1440" w:hanging="360"/>
+      </w:pPr>
+    </w:lvl>
+    <w:lvl w:ilvl="2" w:tentative="1">
+      <w:start w:val="1"/>
+      <w:numFmt w:val="decimal"/>
+      <w:lvlText w:val="%3."/>
+      <w:lvlJc w:val="left"/>
+      <w:pPr>
+        <w:tabs>
+          <w:tab w:val="num" w:pos="2160"/>
+        </w:tabs>
+        <w:ind w:left="2160" w:hanging="360"/>
+      </w:pPr>
+    </w:lvl>
+    <w:lvl w:ilvl="3" w:tentative="1">
+      <w:start w:val="1"/>
+      <w:numFmt w:val="decimal"/>
+      <w:lvlText w:val="%4."/>
+      <w:lvlJc w:val="left"/>
+      <w:pPr>
+        <w:tabs>
+          <w:tab w:val="num" w:pos="2880"/>
+        </w:tabs>
+        <w:ind w:left="2880" w:hanging="360"/>
+      </w:pPr>
+    </w:lvl>
+    <w:lvl w:ilvl="4" w:tentative="1">
+      <w:start w:val="1"/>
+      <w:numFmt w:val="decimal"/>
+      <w:lvlText w:val="%5."/>
+      <w:lvlJc w:val="left"/>
+      <w:pPr>
+        <w:tabs>
+          <w:tab w:val="num" w:pos="3600"/>
+        </w:tabs>
+        <w:ind w:left="3600" w:hanging="360"/>
+      </w:pPr>
+    </w:lvl>
+    <w:lvl w:ilvl="5" w:tentative="1">
+      <w:start w:val="1"/>
+      <w:numFmt w:val="decimal"/>
+      <w:lvlText w:val="%6."/>
+      <w:lvlJc w:val="left"/>
+      <w:pPr>
+        <w:tabs>
+          <w:tab w:val="num" w:pos="4320"/>
+        </w:tabs>
+        <w:ind w:left="4320" w:hanging="360"/>
+      </w:pPr>
+    </w:lvl>
+    <w:lvl w:ilvl="6" w:tentative="1">
+      <w:start w:val="1"/>
+      <w:numFmt w:val="decimal"/>
+      <w:lvlText w:val="%7."/>
+      <w:lvlJc w:val="left"/>
+      <w:pPr>
+        <w:tabs>
+          <w:tab w:val="num" w:pos="5040"/>
+        </w:tabs>
+        <w:ind w:left="5040" w:hanging="360"/>
+      </w:pPr>
+    </w:lvl>
+    <w:lvl w:ilvl="7" w:tentative="1">
+      <w:start w:val="1"/>
+      <w:numFmt w:val="decimal"/>
+      <w:lvlText w:val="%8."/>
+      <w:lvlJc w:val="left"/>
+      <w:pPr>
+        <w:tabs>
+          <w:tab w:val="num" w:pos="5760"/>
+        </w:tabs>
+        <w:ind w:left="5760" w:hanging="360"/>
+      </w:pPr>
+    </w:lvl>
+    <w:lvl w:ilvl="8" w:tentative="1">
+      <w:start w:val="1"/>
+      <w:numFmt w:val="decimal"/>
+      <w:lvlText w:val="%9."/>
+      <w:lvlJc w:val="left"/>
+      <w:pPr>
+        <w:tabs>
+          <w:tab w:val="num" w:pos="6480"/>
+        </w:tabs>
+        <w:ind w:left="6480" w:hanging="360"/>
+      </w:pPr>
+    </w:lvl>
+  </w:abstractNum>
+  <w:abstractNum w:abstractNumId="1">
     <w:nsid w:val="13FA03CB"/>
     <w:multiLevelType w:val="multilevel"/>
     <w:tmpl w:val="469E800E"/>
@@ -25897,7 +33140,156 @@
       </w:pPr>
     </w:lvl>
   </w:abstractNum>
-  <w:abstractNum w:abstractNumId="1">
+  <w:abstractNum w:abstractNumId="2">
+    <w:nsid w:val="1C30079A"/>
+    <w:multiLevelType w:val="multilevel"/>
+    <w:tmpl w:val="89D05FE6"/>
+    <w:lvl w:ilvl="0">
+      <w:start w:val="1"/>
+      <w:numFmt w:val="bullet"/>
+      <w:lvlText w:val=""/>
+      <w:lvlJc w:val="left"/>
+      <w:pPr>
+        <w:tabs>
+          <w:tab w:val="num" w:pos="720"/>
+        </w:tabs>
+        <w:ind w:left="720" w:hanging="360"/>
+      </w:pPr>
+      <w:rPr>
+        <w:rFonts w:ascii="Symbol" w:hAnsi="Symbol" w:hint="default"/>
+        <w:sz w:val="20"/>
+      </w:rPr>
+    </w:lvl>
+    <w:lvl w:ilvl="1" w:tentative="1">
+      <w:start w:val="1"/>
+      <w:numFmt w:val="bullet"/>
+      <w:lvlText w:val="o"/>
+      <w:lvlJc w:val="left"/>
+      <w:pPr>
+        <w:tabs>
+          <w:tab w:val="num" w:pos="1440"/>
+        </w:tabs>
+        <w:ind w:left="1440" w:hanging="360"/>
+      </w:pPr>
+      <w:rPr>
+        <w:rFonts w:ascii="Courier New" w:hAnsi="Courier New" w:hint="default"/>
+        <w:sz w:val="20"/>
+      </w:rPr>
+    </w:lvl>
+    <w:lvl w:ilvl="2" w:tentative="1">
+      <w:start w:val="1"/>
+      <w:numFmt w:val="bullet"/>
+      <w:lvlText w:val=""/>
+      <w:lvlJc w:val="left"/>
+      <w:pPr>
+        <w:tabs>
+          <w:tab w:val="num" w:pos="2160"/>
+        </w:tabs>
+        <w:ind w:left="2160" w:hanging="360"/>
+      </w:pPr>
+      <w:rPr>
+        <w:rFonts w:ascii="Wingdings" w:hAnsi="Wingdings" w:hint="default"/>
+        <w:sz w:val="20"/>
+      </w:rPr>
+    </w:lvl>
+    <w:lvl w:ilvl="3" w:tentative="1">
+      <w:start w:val="1"/>
+      <w:numFmt w:val="bullet"/>
+      <w:lvlText w:val=""/>
+      <w:lvlJc w:val="left"/>
+      <w:pPr>
+        <w:tabs>
+          <w:tab w:val="num" w:pos="2880"/>
+        </w:tabs>
+        <w:ind w:left="2880" w:hanging="360"/>
+      </w:pPr>
+      <w:rPr>
+        <w:rFonts w:ascii="Wingdings" w:hAnsi="Wingdings" w:hint="default"/>
+        <w:sz w:val="20"/>
+      </w:rPr>
+    </w:lvl>
+    <w:lvl w:ilvl="4" w:tentative="1">
+      <w:start w:val="1"/>
+      <w:numFmt w:val="bullet"/>
+      <w:lvlText w:val=""/>
+      <w:lvlJc w:val="left"/>
+      <w:pPr>
+        <w:tabs>
+          <w:tab w:val="num" w:pos="3600"/>
+        </w:tabs>
+        <w:ind w:left="3600" w:hanging="360"/>
+      </w:pPr>
+      <w:rPr>
+        <w:rFonts w:ascii="Wingdings" w:hAnsi="Wingdings" w:hint="default"/>
+        <w:sz w:val="20"/>
+      </w:rPr>
+    </w:lvl>
+    <w:lvl w:ilvl="5" w:tentative="1">
+      <w:start w:val="1"/>
+      <w:numFmt w:val="bullet"/>
+      <w:lvlText w:val=""/>
+      <w:lvlJc w:val="left"/>
+      <w:pPr>
+        <w:tabs>
+          <w:tab w:val="num" w:pos="4320"/>
+        </w:tabs>
+        <w:ind w:left="4320" w:hanging="360"/>
+      </w:pPr>
+      <w:rPr>
+        <w:rFonts w:ascii="Wingdings" w:hAnsi="Wingdings" w:hint="default"/>
+        <w:sz w:val="20"/>
+      </w:rPr>
+    </w:lvl>
+    <w:lvl w:ilvl="6" w:tentative="1">
+      <w:start w:val="1"/>
+      <w:numFmt w:val="bullet"/>
+      <w:lvlText w:val=""/>
+      <w:lvlJc w:val="left"/>
+      <w:pPr>
+        <w:tabs>
+          <w:tab w:val="num" w:pos="5040"/>
+        </w:tabs>
+        <w:ind w:left="5040" w:hanging="360"/>
+      </w:pPr>
+      <w:rPr>
+        <w:rFonts w:ascii="Wingdings" w:hAnsi="Wingdings" w:hint="default"/>
+        <w:sz w:val="20"/>
+      </w:rPr>
+    </w:lvl>
+    <w:lvl w:ilvl="7" w:tentative="1">
+      <w:start w:val="1"/>
+      <w:numFmt w:val="bullet"/>
+      <w:lvlText w:val=""/>
+      <w:lvlJc w:val="left"/>
+      <w:pPr>
+        <w:tabs>
+          <w:tab w:val="num" w:pos="5760"/>
+        </w:tabs>
+        <w:ind w:left="5760" w:hanging="360"/>
+      </w:pPr>
+      <w:rPr>
+        <w:rFonts w:ascii="Wingdings" w:hAnsi="Wingdings" w:hint="default"/>
+        <w:sz w:val="20"/>
+      </w:rPr>
+    </w:lvl>
+    <w:lvl w:ilvl="8" w:tentative="1">
+      <w:start w:val="1"/>
+      <w:numFmt w:val="bullet"/>
+      <w:lvlText w:val=""/>
+      <w:lvlJc w:val="left"/>
+      <w:pPr>
+        <w:tabs>
+          <w:tab w:val="num" w:pos="6480"/>
+        </w:tabs>
+        <w:ind w:left="6480" w:hanging="360"/>
+      </w:pPr>
+      <w:rPr>
+        <w:rFonts w:ascii="Wingdings" w:hAnsi="Wingdings" w:hint="default"/>
+        <w:sz w:val="20"/>
+      </w:rPr>
+    </w:lvl>
+  </w:abstractNum>
+  <w:abstractNum w:abstractNumId="3">
     <w:nsid w:val="1F2168A1"/>
     <w:multiLevelType w:val="multilevel"/>
     <w:tmpl w:val="7E82BD30"/>
@@ -26046,7 +33438,7 @@
       </w:rPr>
     </w:lvl>
   </w:abstractNum>
-  <w:abstractNum w:abstractNumId="2">
+  <w:abstractNum w:abstractNumId="4">
     <w:nsid w:val="2EA9475E"/>
     <w:multiLevelType w:val="multilevel"/>
     <w:tmpl w:val="4204245C"/>
@@ -26195,14 +33587,252 @@
       </w:rPr>
     </w:lvl>
   </w:abstractNum>
+  <w:abstractNum w:abstractNumId="5">
+    <w:nsid w:val="34EB5A47"/>
+    <w:multiLevelType w:val="multilevel"/>
+    <w:tmpl w:val="4690599A"/>
+    <w:lvl w:ilvl="0">
+      <w:start w:val="1"/>
+      <w:numFmt w:val="decimal"/>
+      <w:lvlText w:val="%1."/>
+      <w:lvlJc w:val="left"/>
+      <w:pPr>
+        <w:tabs>
+          <w:tab w:val="num" w:pos="720"/>
+        </w:tabs>
+        <w:ind w:left="720" w:hanging="360"/>
+      </w:pPr>
+    </w:lvl>
+    <w:lvl w:ilvl="1" w:tentative="1">
+      <w:start w:val="1"/>
+      <w:numFmt w:val="decimal"/>
+      <w:lvlText w:val="%2."/>
+      <w:lvlJc w:val="left"/>
+      <w:pPr>
+        <w:tabs>
+          <w:tab w:val="num" w:pos="1440"/>
+        </w:tabs>
+        <w:ind w:left="1440" w:hanging="360"/>
+      </w:pPr>
+    </w:lvl>
+    <w:lvl w:ilvl="2" w:tentative="1">
+      <w:start w:val="1"/>
+      <w:numFmt w:val="decimal"/>
+      <w:lvlText w:val="%3."/>
+      <w:lvlJc w:val="left"/>
+      <w:pPr>
+        <w:tabs>
+          <w:tab w:val="num" w:pos="2160"/>
+        </w:tabs>
+        <w:ind w:left="2160" w:hanging="360"/>
+      </w:pPr>
+    </w:lvl>
+    <w:lvl w:ilvl="3" w:tentative="1">
+      <w:start w:val="1"/>
+      <w:numFmt w:val="decimal"/>
+      <w:lvlText w:val="%4."/>
+      <w:lvlJc w:val="left"/>
+      <w:pPr>
+        <w:tabs>
+          <w:tab w:val="num" w:pos="2880"/>
+        </w:tabs>
+        <w:ind w:left="2880" w:hanging="360"/>
+      </w:pPr>
+    </w:lvl>
+    <w:lvl w:ilvl="4" w:tentative="1">
+      <w:start w:val="1"/>
+      <w:numFmt w:val="decimal"/>
+      <w:lvlText w:val="%5."/>
+      <w:lvlJc w:val="left"/>
+      <w:pPr>
+        <w:tabs>
+          <w:tab w:val="num" w:pos="3600"/>
+        </w:tabs>
+        <w:ind w:left="3600" w:hanging="360"/>
+      </w:pPr>
+    </w:lvl>
+    <w:lvl w:ilvl="5" w:tentative="1">
+      <w:start w:val="1"/>
+      <w:numFmt w:val="decimal"/>
+      <w:lvlText w:val="%6."/>
+      <w:lvlJc w:val="left"/>
+      <w:pPr>
+        <w:tabs>
+          <w:tab w:val="num" w:pos="4320"/>
+        </w:tabs>
+        <w:ind w:left="4320" w:hanging="360"/>
+      </w:pPr>
+    </w:lvl>
+    <w:lvl w:ilvl="6" w:tentative="1">
+      <w:start w:val="1"/>
+      <w:numFmt w:val="decimal"/>
+      <w:lvlText w:val="%7."/>
+      <w:lvlJc w:val="left"/>
+      <w:pPr>
+        <w:tabs>
+          <w:tab w:val="num" w:pos="5040"/>
+        </w:tabs>
+        <w:ind w:left="5040" w:hanging="360"/>
+      </w:pPr>
+    </w:lvl>
+    <w:lvl w:ilvl="7" w:tentative="1">
+      <w:start w:val="1"/>
+      <w:numFmt w:val="decimal"/>
+      <w:lvlText w:val="%8."/>
+      <w:lvlJc w:val="left"/>
+      <w:pPr>
+        <w:tabs>
+          <w:tab w:val="num" w:pos="5760"/>
+        </w:tabs>
+        <w:ind w:left="5760" w:hanging="360"/>
+      </w:pPr>
+    </w:lvl>
+    <w:lvl w:ilvl="8" w:tentative="1">
+      <w:start w:val="1"/>
+      <w:numFmt w:val="decimal"/>
+      <w:lvlText w:val="%9."/>
+      <w:lvlJc w:val="left"/>
+      <w:pPr>
+        <w:tabs>
+          <w:tab w:val="num" w:pos="6480"/>
+        </w:tabs>
+        <w:ind w:left="6480" w:hanging="360"/>
+      </w:pPr>
+    </w:lvl>
+  </w:abstractNum>
+  <w:abstractNum w:abstractNumId="6">
+    <w:nsid w:val="4F2F15DC"/>
+    <w:multiLevelType w:val="multilevel"/>
+    <w:tmpl w:val="B31017BC"/>
+    <w:lvl w:ilvl="0">
+      <w:start w:val="1"/>
+      <w:numFmt w:val="decimal"/>
+      <w:lvlText w:val="%1."/>
+      <w:lvlJc w:val="left"/>
+      <w:pPr>
+        <w:tabs>
+          <w:tab w:val="num" w:pos="720"/>
+        </w:tabs>
+        <w:ind w:left="720" w:hanging="360"/>
+      </w:pPr>
+    </w:lvl>
+    <w:lvl w:ilvl="1" w:tentative="1">
+      <w:start w:val="1"/>
+      <w:numFmt w:val="decimal"/>
+      <w:lvlText w:val="%2."/>
+      <w:lvlJc w:val="left"/>
+      <w:pPr>
+        <w:tabs>
+          <w:tab w:val="num" w:pos="1440"/>
+        </w:tabs>
+        <w:ind w:left="1440" w:hanging="360"/>
+      </w:pPr>
+    </w:lvl>
+    <w:lvl w:ilvl="2" w:tentative="1">
+      <w:start w:val="1"/>
+      <w:numFmt w:val="decimal"/>
+      <w:lvlText w:val="%3."/>
+      <w:lvlJc w:val="left"/>
+      <w:pPr>
+        <w:tabs>
+          <w:tab w:val="num" w:pos="2160"/>
+        </w:tabs>
+        <w:ind w:left="2160" w:hanging="360"/>
+      </w:pPr>
+    </w:lvl>
+    <w:lvl w:ilvl="3" w:tentative="1">
+      <w:start w:val="1"/>
+      <w:numFmt w:val="decimal"/>
+      <w:lvlText w:val="%4."/>
+      <w:lvlJc w:val="left"/>
+      <w:pPr>
+        <w:tabs>
+          <w:tab w:val="num" w:pos="2880"/>
+        </w:tabs>
+        <w:ind w:left="2880" w:hanging="360"/>
+      </w:pPr>
+    </w:lvl>
+    <w:lvl w:ilvl="4" w:tentative="1">
+      <w:start w:val="1"/>
+      <w:numFmt w:val="decimal"/>
+      <w:lvlText w:val="%5."/>
+      <w:lvlJc w:val="left"/>
+      <w:pPr>
+        <w:tabs>
+          <w:tab w:val="num" w:pos="3600"/>
+        </w:tabs>
+        <w:ind w:left="3600" w:hanging="360"/>
+      </w:pPr>
+    </w:lvl>
+    <w:lvl w:ilvl="5" w:tentative="1">
+      <w:start w:val="1"/>
+      <w:numFmt w:val="decimal"/>
+      <w:lvlText w:val="%6."/>
+      <w:lvlJc w:val="left"/>
+      <w:pPr>
+        <w:tabs>
+          <w:tab w:val="num" w:pos="4320"/>
+        </w:tabs>
+        <w:ind w:left="4320" w:hanging="360"/>
+      </w:pPr>
+    </w:lvl>
+    <w:lvl w:ilvl="6" w:tentative="1">
+      <w:start w:val="1"/>
+      <w:numFmt w:val="decimal"/>
+      <w:lvlText w:val="%7."/>
+      <w:lvlJc w:val="left"/>
+      <w:pPr>
+        <w:tabs>
+          <w:tab w:val="num" w:pos="5040"/>
+        </w:tabs>
+        <w:ind w:left="5040" w:hanging="360"/>
+      </w:pPr>
+    </w:lvl>
+    <w:lvl w:ilvl="7" w:tentative="1">
+      <w:start w:val="1"/>
+      <w:numFmt w:val="decimal"/>
+      <w:lvlText w:val="%8."/>
+      <w:lvlJc w:val="left"/>
+      <w:pPr>
+        <w:tabs>
+          <w:tab w:val="num" w:pos="5760"/>
+        </w:tabs>
+        <w:ind w:left="5760" w:hanging="360"/>
+      </w:pPr>
+    </w:lvl>
+    <w:lvl w:ilvl="8" w:tentative="1">
+      <w:start w:val="1"/>
+      <w:numFmt w:val="decimal"/>
+      <w:lvlText w:val="%9."/>
+      <w:lvlJc w:val="left"/>
+      <w:pPr>
+        <w:tabs>
+          <w:tab w:val="num" w:pos="6480"/>
+        </w:tabs>
+        <w:ind w:left="6480" w:hanging="360"/>
+      </w:pPr>
+    </w:lvl>
+  </w:abstractNum>
   <w:num w:numId="1">
+    <w:abstractNumId w:val="3"/>
+  </w:num>
+  <w:num w:numId="2">
+    <w:abstractNumId w:val="4"/>
+  </w:num>
+  <w:num w:numId="3">
     <w:abstractNumId w:val="1"/>
   </w:num>
-  <w:num w:numId="2">
+  <w:num w:numId="4">
+    <w:abstractNumId w:val="6"/>
+  </w:num>
+  <w:num w:numId="5">
+    <w:abstractNumId w:val="0"/>
+  </w:num>
+  <w:num w:numId="6">
     <w:abstractNumId w:val="2"/>
   </w:num>
-  <w:num w:numId="3">
-    <w:abstractNumId w:val="0"/>
+  <w:num w:numId="7">
+    <w:abstractNumId w:val="5"/>
   </w:num>
 </w:numbering>
 </file>
@@ -26485,6 +34115,64 @@
       <w:b/>
       <w:bCs/>
     </w:rPr>
+  </w:style>
+  <w:style w:type="character" w:customStyle="1" w:styleId="d813de27">
+    <w:name w:val="d813de27"/>
+    <w:basedOn w:val="DefaultParagraphFont"/>
+    <w:rsid w:val="0065318B"/>
+  </w:style>
+  <w:style w:type="paragraph" w:styleId="HTMLPreformatted">
+    <w:name w:val="HTML Preformatted"/>
+    <w:basedOn w:val="Normal"/>
+    <w:link w:val="HTMLPreformattedChar"/>
+    <w:uiPriority w:val="99"/>
+    <w:semiHidden/>
+    <w:unhideWhenUsed/>
+    <w:rsid w:val="0065318B"/>
+    <w:pPr>
+      <w:tabs>
+        <w:tab w:val="left" w:pos="916"/>
+        <w:tab w:val="left" w:pos="1832"/>
+        <w:tab w:val="left" w:pos="2748"/>
+        <w:tab w:val="left" w:pos="3664"/>
+        <w:tab w:val="left" w:pos="4580"/>
+        <w:tab w:val="left" w:pos="5496"/>
+        <w:tab w:val="left" w:pos="6412"/>
+        <w:tab w:val="left" w:pos="7328"/>
+        <w:tab w:val="left" w:pos="8244"/>
+        <w:tab w:val="left" w:pos="9160"/>
+        <w:tab w:val="left" w:pos="10076"/>
+        <w:tab w:val="left" w:pos="10992"/>
+        <w:tab w:val="left" w:pos="11908"/>
+        <w:tab w:val="left" w:pos="12824"/>
+        <w:tab w:val="left" w:pos="13740"/>
+        <w:tab w:val="left" w:pos="14656"/>
+      </w:tabs>
+      <w:spacing w:after="0" w:line="240" w:lineRule="auto"/>
+    </w:pPr>
+    <w:rPr>
+      <w:rFonts w:ascii="Courier New" w:eastAsia="Times New Roman" w:hAnsi="Courier New" w:cs="Courier New"/>
+      <w:sz w:val="20"/>
+      <w:szCs w:val="20"/>
+    </w:rPr>
+  </w:style>
+  <w:style w:type="character" w:customStyle="1" w:styleId="HTMLPreformattedChar">
+    <w:name w:val="HTML Preformatted Char"/>
+    <w:basedOn w:val="DefaultParagraphFont"/>
+    <w:link w:val="HTMLPreformatted"/>
+    <w:uiPriority w:val="99"/>
+    <w:semiHidden/>
+    <w:rsid w:val="0065318B"/>
+    <w:rPr>
+      <w:rFonts w:ascii="Courier New" w:eastAsia="Times New Roman" w:hAnsi="Courier New" w:cs="Courier New"/>
+      <w:sz w:val="20"/>
+      <w:szCs w:val="20"/>
+    </w:rPr>
+  </w:style>
+  <w:style w:type="character" w:customStyle="1" w:styleId="token">
+    <w:name w:val="token"/>
+    <w:basedOn w:val="DefaultParagraphFont"/>
+    <w:rsid w:val="0065318B"/>
   </w:style>
 </w:styles>
 </file>
